--- a/tcc/[TCC] - Simone Rossetti Nobre Naxara 15_04.docx
+++ b/tcc/[TCC] - Simone Rossetti Nobre Naxara 15_04.docx
@@ -689,6 +689,15 @@
           <w:b/>
         </w:rPr>
       </w:pPr>
+    </w:p>
+    <w:p>
+      <w:pPr>
+        <w:spacing w:line="240" w:lineRule="auto"/>
+        <w:jc w:val="left"/>
+        <w:rPr>
+          <w:b/>
+        </w:rPr>
+      </w:pPr>
       <w:r>
         <w:rPr>
           <w:b/>
@@ -715,35 +724,7 @@
         <w:rPr>
           <w:color w:val="000000"/>
         </w:rPr>
-        <w:t xml:space="preserve">Garantir qualidade em aplicativos bancários requer identificar proativamente falhas que surgem em produção, muitas vezes invisíveis aos testes tradicionais. Nas lojas de aplicativos, há um volume enorme de avaliações não estruturadas que representam uma fonte valiosa de feedback, mas que permanece subutilizada. Este trabalho desenvolveu uma abordagem de testes de qualidade “além da esteira”, usando “Knowledge Graph” e Inteligência Artificial para automatizar a extração de “issues”, correlacioná-las com capacidades de negócio (“Business </w:t>
-      </w:r>
-      <w:proofErr w:type="spellStart"/>
-      <w:r>
-        <w:rPr>
-          <w:color w:val="000000"/>
-        </w:rPr>
-        <w:t>Capability</w:t>
-      </w:r>
-      <w:proofErr w:type="spellEnd"/>
-      <w:r>
-        <w:rPr>
-          <w:color w:val="000000"/>
-        </w:rPr>
-        <w:t>”) e gerar documentos de priorização de backlog. A metodologia utilizou uma arquitetura híbrida com modelos “Transformer” (“BERTweet”) para análise de polaridade e “</w:t>
-      </w:r>
-      <w:proofErr w:type="spellStart"/>
-      <w:r>
-        <w:rPr>
-          <w:color w:val="000000"/>
-        </w:rPr>
-        <w:t>LLMs</w:t>
-      </w:r>
-      <w:proofErr w:type="spellEnd"/>
-      <w:r>
-        <w:rPr>
-          <w:color w:val="000000"/>
-        </w:rPr>
-        <w:t>” (“GPT-4o”) para extração de entidades, modeladas em um grafo temporal no “Neo4j”. Ao processar avaliações do aplicativo CAIXA, verificou-se alta cobertura na linkagem entre problemas técnicos e áreas de negócio, excluindo a categoria “Outras Funcionalidades”, reservada a itens que não se enquadraram nas demais capacidades. Cerca de um quarto das “issues” classificadas concentrou-se em “Performance e Estabilidade” (23,53% do total), o que reforça que o sistema traduz feedback textual em informação útil para priorizar correções junto a engenharia e qualidade. A modelagem por capacidade de negócio e versão prepara terreno para, em uso institucional, cruzar esses insumos com registros internos de defeito e apoiar decisões de escopo de teste (sem divulgar dados proprietários, portanto não quantificado neste trabalho).</w:t>
+        <w:t>Garantir qualidade em aplicativos bancários exigiu enxergar falhas que apareceram em produção e, muitas vezes, escaparam aos testes tradicionais. Nas lojas de aplicativos, houve grande volume de avaliações em texto. Na prática, esse material ainda foi pouco usado de forma estruturada. Este trabalho propôs e validou um fluxo de qualidade “além da esteira”, reunindo grafo de conhecimento (“Knowledge Graph”) e inteligência artificial para extrair problemas (“issues”), relacioná-los a capacidades de negócio (“BusinessCapabilities”) e apoiar a priorização de backlog. A solução combinou modelo “Transformer” (BERTweet) para polaridade dos comentários e GPT-4o para extração de entidades, com armazenamento em grafo temporal no Neo4j. Com avaliações públicas do aplicativo CAIXA, observou-se boa cobertura de ligação entre problemas técnicos e áreas de negócio, excluída a categoria “Outras Funcionalidades”. Cerca de um quarto das issues classificadas concentrou-se em Performance e Estabilidade (23,53%), indicando que o texto do usuário pode se tornar insumo objetivo para engenharia e qualidade. A modelagem por capacidade e por versão permitiu, em uso corporativo, cruzar esse retrato com registros internos de defeito e com decisões de escopo de teste. Números proprietários não foram quantificados neste trabalho.</w:t>
       </w:r>
     </w:p>
     <w:p>
@@ -853,23 +834,7 @@
           <w:color w:val="000000"/>
           <w:lang w:val="en-US"/>
         </w:rPr>
-        <w:t>Ensuring quality in banking applications requires identifying failures that emerge in production, often invisible to traditional testing. Public app stores contain large volumes of unstructured reviews that remain underused. This work presents a quality-testing approach that operates beyond the traditional deployment pipeline, combining a temporal Knowledge Graph and artificial intelligence to automate issue extraction, link problems to Business Capabilities, and produce backlog prioritization artifacts. The methodology uses a hybrid architecture: a Transformer model (BERTweet, XLM-</w:t>
-      </w:r>
-      <w:proofErr w:type="spellStart"/>
-      <w:r>
-        <w:rPr>
-          <w:color w:val="000000"/>
-          <w:lang w:val="en-US"/>
-        </w:rPr>
-        <w:t>RoBERTa</w:t>
-      </w:r>
-      <w:proofErr w:type="spellEnd"/>
-      <w:r>
-        <w:rPr>
-          <w:color w:val="000000"/>
-          <w:lang w:val="en-US"/>
-        </w:rPr>
-        <w:t>) for sentiment polarity and GPT-4o for entity extraction, with storage in Neo4j. Processing real reviews of the CAIXA app showed high linkage coverage between technical issues and business areas (excluding the “Other Features” bucket). About one quarter of classified issues fell under “Performance and Stability” (23.53%), showing that textual feedback can be turned into actionable prioritization input for engineering and quality teams. The business-capability and version structure is amenable, under corporate confidentiality, to future integration with internal defect records and risk-based test scoping (not empirically quantified here).</w:t>
+        <w:t>Ensuring quality in banking applications required identifying failures that emerged in production and often escaped traditional testing. Public app stores held large volumes of text reviews that tended to be underused. This work proposed and tested a quality workflow beyond the classic deployment pipeline, combining a temporal Knowledge Graph and artificial intelligence to extract issues, link them to BusinessCapabilities, and support backlog prioritization. The pipeline paired a Transformer model (BERTweet / XLM-RoBERTa) for comment polarity with GPT-4o for entity extraction, stored in Neo4j. Using real CAIXA app reviews, linkage between technical problems and business areas was strong when excluding the “Other Features” bucket. About one quarter of classified issues fell under Performance and Stability (23.53%), showing that user text can become actionable input for engineering and quality. Capability- and version-level modeling can later be crossed with internal defect data under corporate confidentiality. That step was not quantified here.</w:t>
       </w:r>
     </w:p>
     <w:p>
@@ -947,28 +912,32 @@
         <w:rPr>
           <w:color w:val="000000"/>
         </w:rPr>
-        <w:t xml:space="preserve">A transformação digital do setor financeiro consolidou os aplicativos móveis como principal canal de relacionamento bancário no Brasil. De acordo com a FEBRABAN (2025), o “mobile banking” responde por mais de 75% das transações realizadas no país. Com essa alta dependência tecnológica, garantir qualidade é essencial para a continuidade dos </w:t>
-      </w:r>
+        <w:t>A transformação digital do setor financeiro consolidou os aplicativos móveis como principal canal de relacionamento bancário no Brasil. De acordo com a FEBRABAN (2025), o "mobile banking" responde por mais de 75% das transações realizadas no país. Com essa alta dependência tecnológica, garantir qualidade é essencial para a continuidade dos negócios. Problemas técnicos podem resultar em perda de confiança dos usuários, abandono do aplicativo e impactos financeiros significativos (Anouze et al., 2019).</w:t>
+      </w:r>
+    </w:p>
+    <w:p>
+      <w:pPr>
+        <w:spacing w:line="360" w:lineRule="auto"/>
+        <w:ind w:firstLine="708"/>
+        <w:rPr>
+          <w:color w:val="000000"/>
+        </w:rPr>
+      </w:pPr>
+    </w:p>
+    <w:p>
+      <w:pPr>
+        <w:spacing w:line="360" w:lineRule="auto"/>
+        <w:ind w:firstLine="708"/>
+        <w:rPr>
+          <w:color w:val="000000"/>
+        </w:rPr>
+      </w:pPr>
       <w:r>
         <w:rPr>
           <w:color w:val="000000"/>
         </w:rPr>
         <w:lastRenderedPageBreak/>
-        <w:t>negócios. Problemas técnicos podem resultar em perda de confiança dos usuários, abandono do aplicativo e impactos financeiros significativos (</w:t>
-      </w:r>
-      <w:proofErr w:type="spellStart"/>
-      <w:r>
-        <w:rPr>
-          <w:color w:val="000000"/>
-        </w:rPr>
-        <w:t>Anouze</w:t>
-      </w:r>
-      <w:proofErr w:type="spellEnd"/>
-      <w:r>
-        <w:rPr>
-          <w:color w:val="000000"/>
-        </w:rPr>
-        <w:t xml:space="preserve"> et al., 2019).</w:t>
+        <w:t>Os testes de qualidade tradicionais, executados durante o ciclo de desenvolvimento conforme definido pelo ISTQB (testes unitários, integração, sistema e aceitação) (ISTQB, 2023), são fundamentais, mas não capturam todos os cenários de uso real. Em produção, problemas aparecem devido à diversidade de dispositivos, condições de rede variáveis e padrões de uso não previstos. Em contextos de "deploy" contínuo, múltiplas versões são lançadas com frequência e "bugs" introduzidos podem afetar milhões de usuários antes de serem detectados pelos processos tradicionais de monitoramento.</w:t>
       </w:r>
     </w:p>
     <w:p>
@@ -983,7 +952,7 @@
         <w:rPr>
           <w:color w:val="000000"/>
         </w:rPr>
-        <w:t>Os testes de qualidade tradicionais, executados durante o ciclo de desenvolvimento conforme definido pelo ISTQB (testes unitários, integração, sistema e aceitação) (ISTQB, 2023), são fundamentais, mas não capturam todos os cenários de uso real. Em produção, problemas aparecem devido à diversidade de dispositivos, condições de rede variáveis e padrões de uso não previstos. Em contextos de “deploy” contínuo, múltiplas versões são lançadas com frequência e “bugs” introduzidos podem afetar milhões de usuários antes de serem detectados pelos processos tradicionais de monitoramento.</w:t>
+        <w:t>As lojas de aplicativos funcionam como verdadeiros termômetros da experiência do usuário em produção. Google Play e Apple Store recebem diariamente milhares de avaliações textuais que, em sua maioria, permanecem como dados não estruturados. Para profissionais de qualidade e desenvolvimento, essas avaliações representam uma oportunidade única, pois funcionam como uma extensão natural do "User Acceptance Testing" (ISTQB, 2023), porém em ambiente real de produção. O desafio está em transformar esse volume massivo de texto em informações acionáveis. Monitorar apenas as notas de 1 a 5 estrelas não basta. Uma mesma avaliação negativa pode esconder problemas completamente distintos, como lentidão no login, falha em transferências Pix ou cobrança indevida de tarifas, cada um demandando intervenção de equipes diferentes.</w:t>
       </w:r>
     </w:p>
     <w:p>
@@ -998,35 +967,7 @@
         <w:rPr>
           <w:color w:val="000000"/>
         </w:rPr>
-        <w:t xml:space="preserve">As lojas de aplicativos funcionam como verdadeiros termômetros da experiência do usuário em produção. Google Play e Apple Store recebem diariamente milhares de avaliações textuais que, em sua maioria, permanecem como dados não estruturados. Para profissionais de qualidade e desenvolvimento, essas avaliações representam uma oportunidade única: elas funcionam como uma extensão natural do “User </w:t>
-      </w:r>
-      <w:proofErr w:type="spellStart"/>
-      <w:r>
-        <w:rPr>
-          <w:color w:val="000000"/>
-        </w:rPr>
-        <w:t>Acceptance</w:t>
-      </w:r>
-      <w:proofErr w:type="spellEnd"/>
-      <w:r>
-        <w:rPr>
-          <w:color w:val="000000"/>
-        </w:rPr>
-        <w:t xml:space="preserve"> </w:t>
-      </w:r>
-      <w:proofErr w:type="spellStart"/>
-      <w:r>
-        <w:rPr>
-          <w:color w:val="000000"/>
-        </w:rPr>
-        <w:t>Testing</w:t>
-      </w:r>
-      <w:proofErr w:type="spellEnd"/>
-      <w:r>
-        <w:rPr>
-          <w:color w:val="000000"/>
-        </w:rPr>
-        <w:t>” (ISTQB, 2023), porém em ambiente real de produção. O desafio está em transformar esse volume massivo de texto em informações acionáveis. Monitorar apenas as notas de 1 a 5 estrelas não basta. Uma mesma avaliação negativa pode esconder problemas completamente distintos: lentidão no login, falha em transferências Pix ou cobrança indevida de tarifas, cada um demandando intervenção de equipes diferentes.</w:t>
+        <w:t>No mundo financeiro, o texto das avaliações ainda costuma ser tratado quase só como “positivo, negativo ou neutro” (Liu, 2012; Gupta et al., 2020), sem ir muito além disso. Já em Engenharia de Software há bastante evidência de que comentários de loja ajudam a enxergar falhas técnicas e funcionais (Guzman &amp; Maalej, 2014; Pagano &amp; Maalej, 2013). No contexto nacional, encontram-se contribuições importantes sobre qualidade em métodos ágeis (Oliveira, 2014), práticas de teste adotadas por empresas brasileiras (Nascimento, 2005) e modelos específicos para priorização de backlog bancário (Lima &amp; Costa, 2024). Ainda assim, observa-se uma lacuna, pois poucas abordagens conseguem correlacionar problemas reportados com versões específicas do aplicativo e com as capacidades de negócio impactadas, muito menos gerar documentos estruturados de priorização a partir de dados reais de produção.</w:t>
       </w:r>
     </w:p>
     <w:p>
@@ -1041,35 +982,7 @@
         <w:rPr>
           <w:color w:val="000000"/>
         </w:rPr>
-        <w:t xml:space="preserve">No mundo financeiro, o texto das avaliações ainda costuma ser tratado quase só como “positivo, negativo ou neutro” (Liu, 2012; Gupta et al., 2020), sem ir muito além disso. Já em Engenharia de Software há bastante evidência de que comentários de loja ajudam a enxergar falhas técnicas e funcionais (Guzman &amp; </w:t>
-      </w:r>
-      <w:proofErr w:type="spellStart"/>
-      <w:r>
-        <w:rPr>
-          <w:color w:val="000000"/>
-        </w:rPr>
-        <w:t>Maalej</w:t>
-      </w:r>
-      <w:proofErr w:type="spellEnd"/>
-      <w:r>
-        <w:rPr>
-          <w:color w:val="000000"/>
-        </w:rPr>
-        <w:t xml:space="preserve">, 2014; Pagano &amp; </w:t>
-      </w:r>
-      <w:proofErr w:type="spellStart"/>
-      <w:r>
-        <w:rPr>
-          <w:color w:val="000000"/>
-        </w:rPr>
-        <w:t>Maalej</w:t>
-      </w:r>
-      <w:proofErr w:type="spellEnd"/>
-      <w:r>
-        <w:rPr>
-          <w:color w:val="000000"/>
-        </w:rPr>
-        <w:t>, 2013). No contexto nacional, encontram-se contribuições importantes sobre qualidade em métodos ágeis (Oliveira, 2014), práticas de teste adotadas por empresas brasileiras (Nascimento, 2005) e modelos específicos para priorização de backlog bancário (Lima &amp; Costa, 2024). Ainda assim, observa-se uma lacuna: poucas abordagens conseguem correlacionar problemas reportados com versões específicas do aplicativo e com as capacidades de negócio impactadas, muito menos gerar documentos estruturados de priorização a partir de dados reais de produção.</w:t>
+        <w:t>Na rotina de qualidade, ainda é frequente depender de leitura manual para extrair o problema do comentário, associá-lo à versão do aplicativo e à área de negócio, e decidir o que entra primeiro no backlog. Com entregas contínuas (“deploy” frequente), várias versões circulam em pouco tempo e um defeito pode atingir muitos usuários antes dos canais tradicionais de monitoramento reagirem.</w:t>
       </w:r>
     </w:p>
     <w:p>
@@ -1084,7 +997,14 @@
         <w:rPr>
           <w:color w:val="000000"/>
         </w:rPr>
-        <w:t>No cotidiano de testes, ainda falta bastante coisa automatizada: puxar o problema técnico do comentário, amarrar à versão do app e à área de negócio afetada, e ainda dar pistas claras para priorizar o backlog. Essa necessidade torna-se ainda mais urgente quando consideramos o ritmo acelerado de “deploy” contínuo, onde múltiplas versões são liberadas em intervalos curtos. Nesse contexto, falhas introduzidas podem se espalhar rapidamente, afetando grandes volumes de usuários antes que os mecanismos tradicionais de monitoramento as capturem.</w:t>
+        <w:t xml:space="preserve">O trabalho propõe testes além da esteira que combinam “Knowledge Graph” e processamento de linguagem natural (PLN) para transformar comentários em artefatos de priorização de backlog, conectando problemas à versão e à capacidade de negócio e </w:t>
+      </w:r>
+      <w:r>
+        <w:rPr>
+          <w:color w:val="000000"/>
+        </w:rPr>
+        <w:lastRenderedPageBreak/>
+        <w:t>alinhando qualidade, produto e desenvolvimento. A validação usou dados públicos do aplicativo da Caixa Econômica Federal, cenário típico de banco e replicável a outros apps do setor. Em organizações grandes, qualidade não se resume ao que é testado antes do “deploy”. Importa o que acontece em produção com o cliente, especialmente quando há pressão para priorizar correções. Métricas internas de defeito não são divulgadas (restrição de dados). O texto privilegia a leitura profissional da autora em gestão de qualidade e análise de dados, com foco em organizar a voz do usuário para dialogar com o restante do ecossistema de qualidade.</w:t>
       </w:r>
     </w:p>
     <w:p>
@@ -1099,8 +1019,7 @@
         <w:rPr>
           <w:color w:val="000000"/>
         </w:rPr>
-        <w:lastRenderedPageBreak/>
-        <w:t>Este trabalho propõe uma abordagem de testes além da esteira que combina “Knowledge Graph” e técnicas avançadas de Processamento de Linguagem Natural para converter feedback textual em documentos estruturados de priorização de backlog: identifica “bugs” por versão e capacidade de negócio e articula qualidade, produto e desenvolvimento. A validação usou dados reais do aplicativo móvel da Caixa Econômica Federal, viável no contexto bancário e aplicável a outros aplicativos do gênero. Em instituições grandes, qualidade não se reduz ao que se valida antes do “deploy”: conta o que ocorre em produção nas mãos do cliente, sobretudo quando a densidade de defeitos exige priorizar correções. Métricas internas de defeito não são divulgadas aqui (restrição de dados); a discussão ancora-se na vivência da autora entre ciência de dados e gestão de qualidade; estruturar a voz do usuário para dialogar com o restante do ecossistema de qualidade.</w:t>
+        <w:t>Além da polaridade (positivo, negativo, neutro), o fluxo extrai problemas concretos dos comentários (reconhecimento de entidades adaptado ao domínio) e registra relações em um grafo temporal. Grafos de conhecimento aplicados a feedback de usuário ainda evoluem na literatura, mas já aparecem como forma de revelar padrões difíceis de ver só com contagens simples (Zhang et al., 2020; Hogan et al., 2021). Por fim, métricas de análise de redes sociais (SNA) sobre o grafo ajudam a destacar ligações e pontos mais centrais na rede de problemas e capacidades (Pinheiro, 2011; Newman, 2010).</w:t>
       </w:r>
     </w:p>
     <w:p>
@@ -1115,64 +1034,7 @@
         <w:rPr>
           <w:color w:val="000000"/>
         </w:rPr>
-        <w:t>Diferentemente de abordagens que se limitam à análise de polaridade, esta proposta incorpora técnicas de “</w:t>
-      </w:r>
-      <w:proofErr w:type="spellStart"/>
-      <w:r>
-        <w:rPr>
-          <w:color w:val="000000"/>
-        </w:rPr>
-        <w:t>Named</w:t>
-      </w:r>
-      <w:proofErr w:type="spellEnd"/>
-      <w:r>
-        <w:rPr>
-          <w:color w:val="000000"/>
-        </w:rPr>
-        <w:t xml:space="preserve"> Entity </w:t>
-      </w:r>
-      <w:proofErr w:type="spellStart"/>
-      <w:r>
-        <w:rPr>
-          <w:color w:val="000000"/>
-        </w:rPr>
-        <w:t>Recognition</w:t>
-      </w:r>
-      <w:proofErr w:type="spellEnd"/>
-      <w:r>
-        <w:rPr>
-          <w:color w:val="000000"/>
-        </w:rPr>
-        <w:t xml:space="preserve">” para extrair problemas específicos dos comentários e utiliza uma modelagem própria de “Knowledge Graph” temporal que captura relacionamentos complexos entre entidades. A aplicação de “Knowledge </w:t>
-      </w:r>
-      <w:proofErr w:type="spellStart"/>
-      <w:r>
-        <w:rPr>
-          <w:color w:val="000000"/>
-        </w:rPr>
-        <w:t>Graphs</w:t>
-      </w:r>
-      <w:proofErr w:type="spellEnd"/>
-      <w:r>
-        <w:rPr>
-          <w:color w:val="000000"/>
-        </w:rPr>
-        <w:t>” na análise de feedback de usuários ainda é uma área em desenvolvimento, mas trabalhos recentes já demonstram sua eficácia em revelar padrões e correlações que não seriam evidentes só com análises tradicionais (Zhang et al., 2020; Hogan et al., 2021). Além disso, a aplicação de métricas de “Social Network Analysis” ao grafo permite identificar padrões estruturais e nós influentes na rede de problemas, seguindo metodologias consolidadas por Pinheiro (2011) e Newman (2010), adicionando uma dimensão analítica que enriquece a abordagem quantitativa convencional.</w:t>
-      </w:r>
-    </w:p>
-    <w:p>
-      <w:pPr>
-        <w:spacing w:line="360" w:lineRule="auto"/>
-        <w:ind w:firstLine="708"/>
-        <w:rPr>
-          <w:color w:val="000000"/>
-        </w:rPr>
-      </w:pPr>
-      <w:r>
-        <w:rPr>
-          <w:color w:val="000000"/>
-        </w:rPr>
-        <w:t>O foco da abordagem está na análise de dados recentes coletados diretamente em produção, permitindo que equipes de qualidade identifiquem problemas de forma proativa e produzam documentos de priorização que orientem tanto a correção de “bugs” quanto a melhoria contínua dos aplicativos. A capacidade de identificar “bugs” por versão através de consultas no grafo e gerar documentos estruturados automaticamente representa um avanço considerável quando comparada às abordagens tradicionais, que dependem de análise manual de “logs”, “tickets” e avaliações não estruturadas.</w:t>
+        <w:t>Em síntese, busca-se apoiar equipes de qualidade com dados recentes de produção, consultas por versão e documentos gerados a partir do grafo, reduzindo a dependência exclusiva de leitura manual de logs, chamados e avaliações soltas. O objetivo geral foi estruturar, implementar e validar esse pipeline com o aplicativo CAIXA, medindo a classificação de polaridade, o mapeamento de entidades para “BusinessCapabilities” e o uso conjunto de grafo temporal e SNA na priorização de backlog.</w:t>
       </w:r>
     </w:p>
     <w:p>
@@ -1235,7 +1097,7 @@
           <w:rFonts w:eastAsia="Times New Roman"/>
           <w:lang w:eastAsia="pt-BR"/>
         </w:rPr>
-        <w:t xml:space="preserve">Este trabalho é aplicado e trabalha bastante com números e evidências: a ideia é oferecer uma forma de testar qualidade além da esteira clássica de desenvolvimento. O foco está na identificação de “bugs” associados a versões específicas e na geração de documentos que orientem a priorização do backlog em produtos bancários móveis. A metodologia foi </w:t>
+        <w:t xml:space="preserve">Este trabalho é aplicado e ancora-se em evidências quantitativas. O objetivo é apoiar a qualidade além da esteira tradicional, usando comentários públicos das lojas de aplicativos como insumo. O foco prático é identificar problemas ligados a versões do app, traduzi-los em demandas priorizáveis e associá-los a capacidades de negócio, de modo a orientar o backlog em produtos bancários móveis. A metodologia foi organizada em seis etapas que se sucedem, com coleta dos dados, análise da polaridade dos comentários, extração das entidades relevantes, modelagem do "Knowledge Graph", aplicação de métricas de análise de redes sociais (SNA) e geração dos documentos de priorização. A leitura do problema dialoga com estudos sobre qualidade em métodos ágeis (Oliveira, 2014) e com práticas de teste em empresas brasileiras (Nascimento, 2005), aqui adaptadas ao contexto de aplicativos financeiros. As métricas de SNA (Pinheiro, 2011; Newman, 2010) complementam a contagem </w:t>
       </w:r>
       <w:r>
         <w:rPr>
@@ -1243,7 +1105,7 @@
           <w:lang w:eastAsia="pt-BR"/>
         </w:rPr>
         <w:lastRenderedPageBreak/>
-        <w:t>organizada em seis etapas principais que se sucedem: inicialmente coletam-se os dados, em seguida analisa-se a polarização dos comentários, extraem-se as entidades relevantes, modela-se o “Knowledge Graph”, aplicam-se métricas de “Social Network Analysis” e, por fim, geram-se os documentos de priorização. A abordagem dialoga com pesquisas sobre qualidade de software em contextos ágeis (Oliveira, 2014) e com práticas de teste observadas em empresas brasileiras (Nascimento, 2005), adaptando esses conceitos para o cenário específico de aplicativos bancários móveis. A incorporação de técnicas de “Social Network Analysis” (Pinheiro, 2011; Newman, 2010) permite uma análise estrutural do “Knowledge Graph” que vai além da contagem simples, revelando padrões e nós influentes na rede de problemas identificados.</w:t>
+        <w:t>simples de ocorrências, ao ajudar a enxergar conexões e pontos mais centrais na rede entre problemas e capacidades.</w:t>
       </w:r>
     </w:p>
     <w:p>
@@ -1266,17 +1128,13 @@
           <w:b/>
           <w:bCs/>
         </w:rPr>
-        <w:t>Arquitetura Híbrida de Modelagem</w:t>
+        <w:t>Arquitetura híbrida de modelagem</w:t>
       </w:r>
     </w:p>
     <w:p>
       <w:pPr>
         <w:spacing w:line="360" w:lineRule="auto"/>
         <w:ind w:firstLine="709"/>
-        <w:rPr>
-          <w:b/>
-          <w:bCs/>
-        </w:rPr>
       </w:pPr>
     </w:p>
     <w:p>
@@ -1299,6 +1157,16 @@
     <w:p>
       <w:pPr>
         <w:spacing w:line="360" w:lineRule="auto"/>
+        <w:ind w:firstLine="709"/>
+        <w:rPr>
+          <w:rFonts w:eastAsia="Times New Roman"/>
+          <w:lang w:eastAsia="pt-BR"/>
+        </w:rPr>
+      </w:pPr>
+    </w:p>
+    <w:p>
+      <w:pPr>
+        <w:spacing w:line="360" w:lineRule="auto"/>
         <w:rPr>
           <w:b/>
           <w:bCs/>
@@ -1308,13 +1176,12 @@
         <w:rPr>
           <w:b/>
           <w:bCs/>
-          <w:noProof/>
         </w:rPr>
         <w:drawing>
-          <wp:inline distT="0" distB="0" distL="0" distR="0" wp14:anchorId="0BA3493E" wp14:editId="604C8D08">
-            <wp:extent cx="5759450" cy="1838960"/>
-            <wp:effectExtent l="0" t="0" r="0" b="8890"/>
-            <wp:docPr id="1981068946" name="Imagem 8"/>
+          <wp:inline distT="0" distB="0" distL="0" distR="0" wp14:anchorId="1E538B23" wp14:editId="607F2554">
+            <wp:extent cx="5759924" cy="2046566"/>
+            <wp:effectExtent l="0" t="0" r="0" b="0"/>
+            <wp:docPr id="1199935431" name="Imagem 1"/>
             <wp:cNvGraphicFramePr>
               <a:graphicFrameLocks xmlns:a="http://schemas.openxmlformats.org/drawingml/2006/main" noChangeAspect="1"/>
             </wp:cNvGraphicFramePr>
@@ -1322,17 +1189,11 @@
               <a:graphicData uri="http://schemas.openxmlformats.org/drawingml/2006/picture">
                 <pic:pic xmlns:pic="http://schemas.openxmlformats.org/drawingml/2006/picture">
                   <pic:nvPicPr>
-                    <pic:cNvPr id="1981068946" name="Imagem 1981068946"/>
+                    <pic:cNvPr id="1199935431" name=""/>
                     <pic:cNvPicPr/>
                   </pic:nvPicPr>
                   <pic:blipFill>
-                    <a:blip r:embed="rId11">
-                      <a:extLst>
-                        <a:ext uri="{28A0092B-C50C-407E-A947-70E740481C1C}">
-                          <a14:useLocalDpi xmlns:a14="http://schemas.microsoft.com/office/drawing/2010/main" val="0"/>
-                        </a:ext>
-                      </a:extLst>
-                    </a:blip>
+                    <a:blip r:embed="rId11"/>
                     <a:stretch>
                       <a:fillRect/>
                     </a:stretch>
@@ -1340,7 +1201,7 @@
                   <pic:spPr>
                     <a:xfrm>
                       <a:off x="0" y="0"/>
-                      <a:ext cx="5759450" cy="1838960"/>
+                      <a:ext cx="5815441" cy="2066292"/>
                     </a:xfrm>
                     <a:prstGeom prst="rect">
                       <a:avLst/>
@@ -1366,71 +1227,29 @@
           <w:rFonts w:eastAsia="Times New Roman"/>
           <w:lang w:eastAsia="pt-BR"/>
         </w:rPr>
-        <w:t xml:space="preserve">Figura 1. </w:t>
+        <w:t>F</w:t>
       </w:r>
       <w:r>
         <w:rPr>
           <w:rFonts w:eastAsia="Times New Roman"/>
           <w:lang w:eastAsia="pt-BR"/>
         </w:rPr>
-        <w:t>“</w:t>
-      </w:r>
-      <w:r>
+        <w:t>igura 1. "Pipeline" de processamento de avaliações, desde a coleta até a geração de documentos de priorização</w:t>
+      </w:r>
+    </w:p>
+    <w:p>
+      <w:pPr>
+        <w:spacing w:line="240" w:lineRule="auto"/>
         <w:rPr>
           <w:rFonts w:eastAsia="Times New Roman"/>
           <w:lang w:eastAsia="pt-BR"/>
         </w:rPr>
-        <w:t>Pipeline</w:t>
-      </w:r>
+      </w:pPr>
       <w:r>
         <w:rPr>
           <w:rFonts w:eastAsia="Times New Roman"/>
           <w:lang w:eastAsia="pt-BR"/>
         </w:rPr>
-        <w:t>”</w:t>
-      </w:r>
-      <w:r>
-        <w:rPr>
-          <w:rFonts w:eastAsia="Times New Roman"/>
-          <w:lang w:eastAsia="pt-BR"/>
-        </w:rPr>
-        <w:t xml:space="preserve"> da arquitetura híbrida para priorização de </w:t>
-      </w:r>
-      <w:r>
-        <w:rPr>
-          <w:rFonts w:eastAsia="Times New Roman"/>
-          <w:lang w:eastAsia="pt-BR"/>
-        </w:rPr>
-        <w:t>“</w:t>
-      </w:r>
-      <w:r>
-        <w:rPr>
-          <w:rFonts w:eastAsia="Times New Roman"/>
-          <w:lang w:eastAsia="pt-BR"/>
-        </w:rPr>
-        <w:t>backlog</w:t>
-      </w:r>
-      <w:r>
-        <w:rPr>
-          <w:rFonts w:eastAsia="Times New Roman"/>
-          <w:lang w:eastAsia="pt-BR"/>
-        </w:rPr>
-        <w:t>”</w:t>
-      </w:r>
-    </w:p>
-    <w:p>
-      <w:pPr>
-        <w:spacing w:line="240" w:lineRule="auto"/>
-        <w:rPr>
-          <w:rFonts w:eastAsia="Times New Roman"/>
-          <w:lang w:eastAsia="pt-BR"/>
-        </w:rPr>
-      </w:pPr>
-      <w:r>
-        <w:rPr>
-          <w:rFonts w:eastAsia="Times New Roman"/>
-          <w:lang w:eastAsia="pt-BR"/>
-        </w:rPr>
         <w:t>Fonte: Elaboração própria (2026)</w:t>
       </w:r>
     </w:p>
@@ -1446,7 +1265,7 @@
         <w:ind w:firstLine="709"/>
       </w:pPr>
       <w:r>
-        <w:t>Diferente de um “RAG” que guarda trechos como se o contexto nunca mudasse, aqui o conhecimento é modelado em um grafo que envelhece junto com o produto: o que era verdade numa versão pode deixar de ser na seguinte (Fan et al., 2024). Essa perspectiva temporal possibilita acompanhar como os problemas reportados mudam entre diferentes versões do aplicativo, o que facilita tanto a identificação de regressões quanto a observação de padrões que se desenvolvem temporalmente.</w:t>
+        <w:t>Em muitas soluções de IA, o contexto vem de trechos de texto armazenados de forma estática (ideia próxima ao RAG). Neste trabalho, adota-se uma abordagem distinta, centrada no registro de fatos em grafo que acompanha o ciclo de vida do produto. Um problema típico em determinada versão pode deixar de ocorrer na seguinte (Fan et al., 2024), o que permite identificar regressões e mudanças ao longo do tempo.</w:t>
       </w:r>
     </w:p>
     <w:p>
@@ -1455,79 +1274,234 @@
         <w:ind w:firstLine="709"/>
       </w:pPr>
       <w:r>
-        <w:t xml:space="preserve">A divisão em dois estágios segue uma lógica de otimização: o primeiro utiliza modelos “Transformer” </w:t>
-      </w:r>
-      <w:proofErr w:type="spellStart"/>
-      <w:r>
-        <w:t>pré</w:t>
-      </w:r>
-      <w:proofErr w:type="spellEnd"/>
-      <w:r>
-        <w:t xml:space="preserve">-treinados para classificar a polarização dos comentários, enquanto o segundo recorre a “Large </w:t>
-      </w:r>
-      <w:proofErr w:type="spellStart"/>
-      <w:r>
-        <w:t>Language</w:t>
-      </w:r>
-      <w:proofErr w:type="spellEnd"/>
-      <w:r>
-        <w:t xml:space="preserve"> Models” para realizar a extração estruturada de entidades </w:t>
-      </w:r>
+        <w:t>A divisão em dois estágios foi estruturada com base em uma lógica de otimização, na qual o primeiro utiliza modelos "Transformer" pré-treinados para classificar a polarização dos comentários, enquanto o segundo recorre a "Large Language Models" para realizar a extração estruturada de entidades e construir o "Knowledge Graph". Essa estratégia reduz custos computacionais ao processar apenas comentários negativos identificados no primeiro estágio com os modelos mais dispendiosos no segundo estágio. Além disso, a especialização de cada modelo em sua função específica contribui para maior precisão nos resultados.</w:t>
+      </w:r>
+    </w:p>
+    <w:p>
+      <w:pPr>
+        <w:spacing w:line="360" w:lineRule="auto"/>
+        <w:ind w:firstLine="709"/>
+      </w:pPr>
+    </w:p>
+    <w:p>
+      <w:pPr>
+        <w:spacing w:line="360" w:lineRule="auto"/>
+        <w:ind w:firstLine="709"/>
+        <w:rPr>
+          <w:b/>
+          <w:bCs/>
+        </w:rPr>
+      </w:pPr>
+      <w:r>
+        <w:rPr>
+          <w:b/>
+          <w:bCs/>
+        </w:rPr>
+        <w:t>Coleta e definição do "dataset"</w:t>
+      </w:r>
+    </w:p>
+    <w:p>
+      <w:pPr>
+        <w:spacing w:line="360" w:lineRule="auto"/>
+        <w:ind w:firstLine="709"/>
+      </w:pPr>
+    </w:p>
+    <w:p>
+      <w:pPr>
+        <w:spacing w:line="360" w:lineRule="auto"/>
+        <w:ind w:firstLine="708"/>
+      </w:pPr>
+      <w:r>
+        <w:t>O conjunto de dados deste estudo vem de avaliações públicas do aplicativo CAIXA (Caixa Econômica Federal) na Google Play Store. A extração foi automatizada em Python com a biblioteca `google-play-scraper` e o pacote `br.com.gabba.Caixa`. O arquivo usado nas etapas seguintes reúne 2.451 comentários com data entre 5 e 18 de janeiro de 2026. Para cada registro foram armazenados o texto, a nota de 1 a 5 estrelas, a data e a versão do app informada pelo usuário. A nota entra apenas no cálculo de severidade quando se prioriza demanda. Ela não substitui o rótulo de polaridade usado na validação do classificador, descrito adiante em Validação e "ground truth".</w:t>
+      </w:r>
+    </w:p>
+    <w:p>
+      <w:pPr>
+        <w:spacing w:line="360" w:lineRule="auto"/>
+        <w:ind w:firstLine="708"/>
+      </w:pPr>
+      <w:r>
+        <w:t>Esse recorte indica, em média, cerca de 188 avaliações por dia (total dividido pelo intervalo de datas no arquivo). Extrapolações rápidas sugerem da ordem de 1,3 mil comentários em sete dias e 5,6 mil em trinta, conforme calendário e picos de uso. Antes dos modelos, retiraram-se linhas vazias e comentários com menos de três palavras. Com uma ou duas palavras, o texto costuma ser fraco para polaridade estável e para extrair problema de negócio, e o modelo tende a produzir classificação imprecisa (Liu, 2012; Guzman &amp; Maalej, 2014). O limite de três palavras separa ruído óbvio (“ruim”) de fragmentos ainda úteis, sem inflar a base com registros que não sustentam a cadeia sentimento → issue → capacidade.</w:t>
+      </w:r>
+    </w:p>
+    <w:p>
+      <w:pPr>
+        <w:spacing w:line="360" w:lineRule="auto"/>
+        <w:ind w:firstLine="708"/>
+      </w:pPr>
+      <w:r>
+        <w:t>Em seguida, todo o conjunto passou pelo "BERTweet" para classificar polaridade (positivo, negativo ou neutro). Depois da triagem, que descartou comentários negativos genéricos demais (por exemplo, apenas xingamentos sem descrição da falha), selecionaram-se 100 negativos representativos para o estágio custoso, com extração de entidades e montagem do grafo com GPT-4o.</w:t>
+      </w:r>
+    </w:p>
+    <w:p>
+      <w:pPr>
+        <w:spacing w:line="360" w:lineRule="auto"/>
+        <w:ind w:firstLine="708"/>
+      </w:pPr>
+    </w:p>
+    <w:p>
+      <w:pPr>
+        <w:spacing w:line="360" w:lineRule="auto"/>
+        <w:ind w:firstLine="708"/>
+        <w:rPr>
+          <w:b/>
+          <w:bCs/>
+        </w:rPr>
+      </w:pPr>
+      <w:r>
+        <w:rPr>
+          <w:b/>
+          <w:bCs/>
+        </w:rPr>
+        <w:t>Validação e "ground truth"</w:t>
+      </w:r>
+    </w:p>
+    <w:p>
+      <w:pPr>
+        <w:spacing w:line="360" w:lineRule="auto"/>
+        <w:ind w:firstLine="708"/>
+      </w:pPr>
+    </w:p>
+    <w:p>
+      <w:pPr>
+        <w:spacing w:line="360" w:lineRule="auto"/>
+        <w:ind w:firstLine="708"/>
+      </w:pPr>
+      <w:r>
+        <w:t>A nota de estrelas entra na severidade, mas não foi usada como “rótulo oficial” para treinar o classificador. Montou-se, então, uma base de referência (“ground truth”) com dupla marcação independente e sem os anotadores verem a resposta um do outro. O nível de concordância entre os anotadores foi mensurado através do coeficiente Kappa de Cohen (Fávero &amp; Belfiore, 2024). A escolha da arquitetura "Transformer" resultou de um estudo comparativo empírico que contrastou duas famílias de modelos, o "DistilBERT" multilíngue, proposto como versão destilada do BERT para reduzir custo computacional mantendo desempenho (Sanh et al., 2019), e o "BERTweet", baseado em "XLM-RoBERTa" e pré-treinado com foco em texto curto de redes sociais (Nguyen et al., 2020). A avaliação utilizou 1.000 avaliações previamente validadas manualmente.</w:t>
+      </w:r>
+    </w:p>
+    <w:p>
+      <w:pPr>
+        <w:spacing w:line="360" w:lineRule="auto"/>
+        <w:ind w:firstLine="708"/>
+      </w:pPr>
+    </w:p>
+    <w:p>
+      <w:pPr>
+        <w:spacing w:line="360" w:lineRule="auto"/>
+        <w:ind w:firstLine="708"/>
+      </w:pPr>
       <w:r>
         <w:lastRenderedPageBreak/>
-        <w:t>e construir o “Knowledge Graph”. Essa estratégia reduz custos computacionais ao processar apenas comentários negativos (identificados no primeiro estágio) com os modelos mais dispendiosos no segundo estágio. Além disso, a especialização de cada modelo em sua função específica contribui para maior precisão nos resultados.</w:t>
-      </w:r>
-    </w:p>
-    <w:p>
-      <w:pPr>
-        <w:spacing w:line="360" w:lineRule="auto"/>
-        <w:ind w:firstLine="709"/>
-      </w:pPr>
-    </w:p>
-    <w:p>
-      <w:pPr>
-        <w:spacing w:line="360" w:lineRule="auto"/>
-        <w:ind w:firstLine="709"/>
+        <w:t>Uma decisão importante no pré-processamento foi preservar a estrutura sintática original dos comentários, contrariando práticas tradicionais que removem massivamente stop words. Essa escolha fundamenta-se no fato de que modelos "Transformer" dependem de mecanismos de atenção para interpretar o contexto completo. Como destacam Devlin et al. (2019), a remoção excessiva de palavras pode eliminar nuances importantes, particularmente em construções com negações. Portanto, o pré-processamento limitou-se à remoção de caracteres não textuais e à anonimização de dados pessoais, seguindo as diretrizes da LGPD.</w:t>
+      </w:r>
+    </w:p>
+    <w:p>
+      <w:pPr>
+        <w:spacing w:line="360" w:lineRule="auto"/>
+        <w:ind w:firstLine="708"/>
+      </w:pPr>
+      <w:r>
+        <w:t>No primeiro estágio, cada comentário é classificado pelo modelo "XLM-RoBERTa" ("cardiffnlp/twitter-xlm-roberta-base-sentiment"), que foi pré-treinado com 198 milhões de "tweets" e apresenta otimização específica para lidar com linguagem informal típica de avaliações brasileiras (Liu, 2012). Na implementação, utilizou-se o "pipeline" de classificação da biblioteca "Hugging Face", com inferência em lotes de 16 comentários por vez para equilibrar uso de memória e tempo. Trata-se de classificação por "softmax" sobre rótulos fixos, sem temperatura de amostragem (o parâmetro "temperature" é próprio de modelos generativos). O modelo atribui a cada comentário uma classificação em três categorias, positivo, negativo ou neutro. Essa etapa funciona como um filtro inicial, direcionando apenas os comentários classificados como negativos para o processamento mais complexo do segundo estágio. Antes mesmo da classificação, um sistema de triagem automática elimina comentários genéricos que não trazem informações úteis, como simplesmente "Péssimo" ou "Horrível", contribuindo para melhorar a qualidade final do grafo e reduzir custos de processamento.</w:t>
+      </w:r>
+    </w:p>
+    <w:p>
+      <w:pPr>
+        <w:spacing w:line="360" w:lineRule="auto"/>
+        <w:ind w:firstLine="708"/>
+      </w:pPr>
+      <w:r>
+        <w:t>No segundo estágio, apenas os comentários negativos seguem para o GPT-4o, que extrai entidades (reconhecimento de entidades adaptado ao domínio). Para respostas mais estáveis, usou-se temperatura 0,1 e saída em JSON, na primeira passagem e na reflexão. Exemplos no prompt (“few-shot”) orientam o modelo na tarefa (Fulford &amp; Ng, 2023). O fluxo, em ordem, inclui extração inicial, reflexão para recuperar o que faltou na primeira leitura (por exemplo, menções implícitas), filtragem de entidades genéricas, mapeamento para BusinessCapabilities com regras híbridas e gravação no grafo temporal no Neo4j.</w:t>
+      </w:r>
+    </w:p>
+    <w:p>
+      <w:pPr>
+        <w:spacing w:line="360" w:lineRule="auto"/>
+        <w:ind w:firstLine="708"/>
+      </w:pPr>
+      <w:r>
+        <w:t>Na reflexão, o modelo recebe o texto original do comentário e a lista "JSON" já extraída na primeira passagem e responde apenas com novas entidades. O "prompt" instrui explicitamente a buscar entidades implícitas, referidas por pronomes, de fundo assumido ou mencionadas indiretamente. Todas devem manter o rótulo "Issue", e a saída segue o mesmo esquema "JSON" da extração inicial. O sistema combina as duas listas e remove duplicatas por nome, preservando o diferencial da arquitetura híbrida, com uma segunda leitura orientada à completude e não uma substituição arbitrária do primeiro resultado.</w:t>
+      </w:r>
+    </w:p>
+    <w:p>
+      <w:pPr>
+        <w:spacing w:line="360" w:lineRule="auto"/>
+        <w:ind w:firstLine="708"/>
+      </w:pPr>
+    </w:p>
+    <w:p>
+      <w:pPr>
+        <w:spacing w:line="360" w:lineRule="auto"/>
+        <w:ind w:firstLine="708"/>
+      </w:pPr>
+      <w:r>
+        <w:lastRenderedPageBreak/>
+        <w:t>As entidades seguem cinco tipos, Issue (problema técnico ou funcional), App, Version, Service e Device. O desenho trata o conhecimento como fato que muda no tempo, diferente de bases estáticas só de recuperação de texto (Fan et al., 2024). Em termos práticos, há três blocos no grafo, (i) episódios, com o texto bruto do comentário e identificação por hash MD5, (ii) camada semântica, com entidades e relações anotadas no tempo, permitindo histórico e análise de regressão, (iii) agrupamentos de entidades muito conectadas (Label Propagation). O Neo4j foi usado por ser adequado a relacionamentos e consultas sobre grafos (Robinson et al., 2015).</w:t>
+      </w:r>
+    </w:p>
+    <w:p>
+      <w:pPr>
+        <w:spacing w:line="360" w:lineRule="auto"/>
+        <w:ind w:firstLine="708"/>
         <w:rPr>
           <w:b/>
           <w:bCs/>
-        </w:rPr>
-      </w:pPr>
-      <w:r>
+          <w:color w:val="000000"/>
+        </w:rPr>
+      </w:pPr>
+    </w:p>
+    <w:p>
+      <w:pPr>
+        <w:spacing w:line="360" w:lineRule="auto"/>
+        <w:ind w:firstLine="708"/>
         <w:rPr>
           <w:b/>
           <w:bCs/>
-        </w:rPr>
-        <w:t>Coleta e definição do "dataset"</w:t>
-      </w:r>
-    </w:p>
-    <w:p>
-      <w:pPr>
-        <w:spacing w:line="360" w:lineRule="auto"/>
-        <w:ind w:firstLine="709"/>
-      </w:pPr>
+          <w:color w:val="000000"/>
+        </w:rPr>
+      </w:pPr>
+      <w:r>
+        <w:rPr>
+          <w:b/>
+          <w:bCs/>
+          <w:color w:val="000000"/>
+        </w:rPr>
+        <w:t xml:space="preserve">BusinessCapability e </w:t>
+      </w:r>
+      <w:r>
+        <w:rPr>
+          <w:b/>
+          <w:bCs/>
+          <w:color w:val="000000"/>
+        </w:rPr>
+        <w:t>m</w:t>
+      </w:r>
+      <w:r>
+        <w:rPr>
+          <w:b/>
+          <w:bCs/>
+          <w:color w:val="000000"/>
+        </w:rPr>
+        <w:t xml:space="preserve">odelagem de </w:t>
+      </w:r>
+      <w:r>
+        <w:rPr>
+          <w:b/>
+          <w:bCs/>
+          <w:color w:val="000000"/>
+        </w:rPr>
+        <w:t>d</w:t>
+      </w:r>
+      <w:r>
+        <w:rPr>
+          <w:b/>
+          <w:bCs/>
+          <w:color w:val="000000"/>
+        </w:rPr>
+        <w:t>omínio</w:t>
+      </w:r>
     </w:p>
     <w:p>
       <w:pPr>
         <w:spacing w:line="360" w:lineRule="auto"/>
         <w:ind w:firstLine="708"/>
-      </w:pPr>
-      <w:r>
-        <w:t xml:space="preserve">O conjunto de dados deste estudo vem de avaliações públicas do aplicativo CAIXA (Caixa Econômica Federal) na Google Play Store. A extração foi automatizada em “Python” com a biblioteca google-play-scraper e o pacote </w:t>
-      </w:r>
-      <w:proofErr w:type="spellStart"/>
-      <w:proofErr w:type="gramStart"/>
-      <w:r>
-        <w:t>br.com.gabba</w:t>
-      </w:r>
-      <w:proofErr w:type="gramEnd"/>
-      <w:r>
-        <w:t>.Caixa</w:t>
-      </w:r>
-      <w:proofErr w:type="spellEnd"/>
-      <w:r>
-        <w:t>. O arquivo trabalhado nas etapas seguintes reúne 2.451 comentários com data entre 5 e 18 de janeiro de 2026; para cada um guardaram-se o texto, a nota de 1 a 5 estrelas, a data e a versão do app informada pelo usuário. A nota entra apenas no cálculo de severidade quando se prioriza demanda (ela não substitui o rótulo de polaridade) usado na validação do classificador, descrito adiante em Validação e “ground truth”.</w:t>
-      </w:r>
+        <w:rPr>
+          <w:b/>
+          <w:bCs/>
+          <w:color w:val="000000"/>
+        </w:rPr>
+      </w:pPr>
     </w:p>
     <w:p>
       <w:pPr>
@@ -1535,23 +1509,7 @@
         <w:ind w:firstLine="708"/>
       </w:pPr>
       <w:r>
-        <w:t xml:space="preserve">Esse recorte mostra uma média da ordem de 188 avaliações por dia (ao dividir o total pela amplitude entre a data mais antiga e a mais recente no arquivo). Só para dar escala, extrapolações grosseiras sugerem algo em torno de 1,3 mil comentários em sete dias e 5,6 mil em trinta, valores que mudam com feriados, campanhas e picos de atualização do aplicativo. Antes de rodar os modelos, removeu-se o que era claramente ruído: linhas sem texto e comentários com menos de três palavras. Esse corte não é arbitrário: com uma ou duas palavras, o sinal linguístico costuma ser insuficiente para classificação de polaridade estável e para extração de entidades de domínio; o modelo tende a “adivinhar” a partir de carga lexical mínima, aumentando variância e reduzindo a qualidade do que entra no grafo (Liu, 2012; Guzman &amp; </w:t>
-      </w:r>
-      <w:proofErr w:type="spellStart"/>
-      <w:r>
-        <w:t>Maalej</w:t>
-      </w:r>
-      <w:proofErr w:type="spellEnd"/>
-      <w:r>
-        <w:t xml:space="preserve">, 2014). </w:t>
-      </w:r>
-      <w:proofErr w:type="gramStart"/>
-      <w:r>
-        <w:t>Três palavras funciona</w:t>
-      </w:r>
-      <w:proofErr w:type="gramEnd"/>
-      <w:r>
-        <w:t xml:space="preserve"> como limiar pragmático entre ruído evidente (“ruim”, “péssimo”) e fragmentos ainda anotáveis, preservando o conjunto útil para estimativas de volume (da ordem de 2.451 avaliações no arquivo bruto até extrapolações de escala em 7 e 30 dias) sem inflar artificialmente a base com registros que não sustentariam a cadeia sentimento → “issue” → capacidade de negócio.</w:t>
+        <w:t>As "BusinessCapabilities" representam capacidades de negócio organizadas hierarquicamente em três níveis, agrupando funcionalidades relacionadas conforme o modelo estabelecido por Ulrich e Rosen (2011) em "The Business Capability Map". Cada capacidade é caracterizada por quatro dimensões principais, seu nível hierárquico (1 para capacidades "Core", 2 para Específicas, 3 para Detalhadas), seu tipo segundo a classificação "TOGAF" ("Core", "Supporting" ou "Strategic"), seu nível de maturidade conforme o modelo "CMMI" ("Initial", "Managed", "Defined" ou "Optimized"), e seu valor de negócio ("High", "Medium" ou "Low"), determinado pelo impacto direto na experiência do usuário e na receita.</w:t>
       </w:r>
     </w:p>
     <w:p>
@@ -1560,7 +1518,7 @@
         <w:ind w:firstLine="708"/>
       </w:pPr>
       <w:r>
-        <w:t>Em seguida, todo o conjunto passou pelo “BERTweet” para classificar polaridade (positivo, negativo ou neutro). Depois da triagem, que descartou comentários negativos genéricos demais (por exemplo, só xingamento sem dizer o que falhou), escolheram-se 100 negativos representativos para o estágio custoso: extração de entidades e montagem do grafo com GPT-4o. Os números dessa “pipeline” e as métricas associadas estão em Resultados e Discussões.</w:t>
+        <w:t>A partir de uma análise detalhada do domínio e das funcionalidades típicas de aplicativos bancários móveis, foram identificadas e mapeadas 15 capacidades distintas. Entre as capacidades de nível 1 encontram-se Autenticação e Acesso, Performance e Estabilidade, Interface e Experiência do Usuário, e Segurança e Proteção. No nível 2, destacam-se Transferências PIX, Empréstimos e Crédito, Pagamentos e Boletos, Consulta de Saldo e Extrato, Atendimento ao Cliente, Gestão de Cadastro e Conta, Investimentos, Notificações e Alertas, Gestão de Tarifas e Acesso Geográfico. Por fim, no nível 3, foi incluída a categoria Outras Funcionalidades para capturar itens que não se enquadram adequadamente nas demais capacidades. Essa estrutura foi projetada para ser aplicável a qualquer aplicativo bancário móvel, não se limitando ao caso específico estudado.</w:t>
       </w:r>
     </w:p>
     <w:p>
@@ -1568,11 +1526,30 @@
         <w:spacing w:line="360" w:lineRule="auto"/>
         <w:ind w:firstLine="708"/>
       </w:pPr>
+      <w:r>
+        <w:t>Ao modelar "BusinessCapabilities" como entidades no grafo, cria-se uma ponte semântica que conecta o feedback textual dos usuários à estrutura organizacional do desenvolvimento. Quando uma "issue" é associada a uma "BusinessCapability", o sistema vai além da simples identificação do problema técnico</w:t>
+      </w:r>
+      <w:r>
+        <w:t xml:space="preserve">, </w:t>
+      </w:r>
+      <w:r>
+        <w:t xml:space="preserve">sinaliza qual capacidade de negócio foi impactada. Essa conexão facilita significativamente a comunicação entre equipes de produto, desenvolvimento e negócio, pois traduz problemas técnicos em termos que fazem sentido para diferentes "stakeholders". A abordagem encontra ressonância nos princípios de </w:t>
+      </w:r>
+      <w:r>
+        <w:lastRenderedPageBreak/>
+        <w:t>"Domain-Driven Design" (Evans, 2003), onde o modelo de domínio deve espelhar a estrutura real do negócio.</w:t>
+      </w:r>
     </w:p>
     <w:p>
       <w:pPr>
         <w:spacing w:line="360" w:lineRule="auto"/>
         <w:ind w:firstLine="708"/>
+      </w:pPr>
+    </w:p>
+    <w:p>
+      <w:pPr>
+        <w:spacing w:line="360" w:lineRule="auto"/>
+        <w:ind w:firstLine="708"/>
         <w:rPr>
           <w:b/>
           <w:bCs/>
@@ -1583,8 +1560,7 @@
           <w:b/>
           <w:bCs/>
         </w:rPr>
-        <w:lastRenderedPageBreak/>
-        <w:t>Validação e "ground truth"</w:t>
+        <w:t>Arquitetura do grafo e análise de redes sociais</w:t>
       </w:r>
     </w:p>
     <w:p>
@@ -1599,15 +1575,7 @@
         <w:ind w:firstLine="708"/>
       </w:pPr>
       <w:r>
-        <w:t>A nota de estrelas entra na severidade, mas não foi usada como “rótulo oficial” para treinar o classificador. Montou-se, então, uma base de referência (“ground truth”) com dupla marcação independente e sem os anotadores verem a resposta um do outro. O nível de concordância entre os anotadores foi mensurado através do coeficiente Kappa de Cohen (Fávero &amp; Belfiore, 2024). A escolha da arquitetura “Transformer” resultou de um estudo comparativo empírico que avaliou o “DistilBERT” Multilíngue e o “BERTweet” (“XLM-</w:t>
-      </w:r>
-      <w:proofErr w:type="spellStart"/>
-      <w:r>
-        <w:t>RoBERTa</w:t>
-      </w:r>
-      <w:proofErr w:type="spellEnd"/>
-      <w:r>
-        <w:t>”), utilizando um conjunto de 1.000 avaliações previamente validadas manualmente. Os resultados dessa comparação encontram-se detalhados na seção Resultados e Discussões.</w:t>
+        <w:t>A estrutura do grafo foi cuidadosamente projetada com dois objetivos principais, garantir a unicidade das entidades e facilitar a identificação de bugs associados a versões específicas. Essa modelagem segue princípios estabelecidos para análise de software com grafos e aprendizado de máquina (Bryan &amp; Moriano, 2023). A escolha por um "Knowledge Graph" abre a possibilidade de aplicar técnicas de análise de redes sociais, que permitem identificar padrões estruturais, nós influentes e comunidades de problemas relacionados, seguindo metodologias consolidadas por Pinheiro (2011) e Newman (2010). A Figura 2 apresenta, de forma visual, as entidades e o fluxo de relacionamentos do "Knowledge Graph" temporal implementado.</w:t>
       </w:r>
     </w:p>
     <w:p>
@@ -1615,438 +1583,6 @@
         <w:spacing w:line="360" w:lineRule="auto"/>
         <w:ind w:firstLine="708"/>
       </w:pPr>
-      <w:r>
-        <w:t xml:space="preserve">Uma decisão importante no pré-processamento foi preservar a estrutura sintática original dos comentários, contrariando práticas tradicionais que removem massivamente stop words. Essa escolha fundamenta-se no fato de que modelos “Transformer” dependem de mecanismos de atenção para interpretar o contexto completo. Como destacam </w:t>
-      </w:r>
-      <w:proofErr w:type="spellStart"/>
-      <w:r>
-        <w:t>Devlin</w:t>
-      </w:r>
-      <w:proofErr w:type="spellEnd"/>
-      <w:r>
-        <w:t xml:space="preserve"> et al. (2019), a remoção excessiva de palavras pode eliminar nuances importantes, particularmente em construções com negações. Portanto, o pré-processamento limitou-se à remoção de caracteres não textuais e à anonimização de dados pessoais, seguindo as diretrizes da LGPD.</w:t>
-      </w:r>
-    </w:p>
-    <w:p>
-      <w:pPr>
-        <w:spacing w:line="360" w:lineRule="auto"/>
-        <w:ind w:firstLine="708"/>
-      </w:pPr>
-      <w:r>
-        <w:t>No primeiro estágio, cada comentário é classificado pelo modelo “XLM-</w:t>
-      </w:r>
-      <w:proofErr w:type="spellStart"/>
-      <w:r>
-        <w:t>RoBERTa</w:t>
-      </w:r>
-      <w:proofErr w:type="spellEnd"/>
-      <w:r>
-        <w:t>” (“</w:t>
-      </w:r>
-      <w:proofErr w:type="spellStart"/>
-      <w:r>
-        <w:t>cardiffnlp</w:t>
-      </w:r>
-      <w:proofErr w:type="spellEnd"/>
-      <w:r>
-        <w:t>/</w:t>
-      </w:r>
-      <w:proofErr w:type="spellStart"/>
-      <w:r>
-        <w:t>twitter</w:t>
-      </w:r>
-      <w:proofErr w:type="spellEnd"/>
-      <w:r>
-        <w:t>-</w:t>
-      </w:r>
-      <w:proofErr w:type="spellStart"/>
-      <w:r>
-        <w:t>xlm</w:t>
-      </w:r>
-      <w:proofErr w:type="spellEnd"/>
-      <w:r>
-        <w:t>-</w:t>
-      </w:r>
-      <w:proofErr w:type="spellStart"/>
-      <w:r>
-        <w:t>roberta</w:t>
-      </w:r>
-      <w:proofErr w:type="spellEnd"/>
-      <w:r>
-        <w:t>-base-</w:t>
-      </w:r>
-      <w:proofErr w:type="spellStart"/>
-      <w:r>
-        <w:t>sentiment</w:t>
-      </w:r>
-      <w:proofErr w:type="spellEnd"/>
-      <w:r>
-        <w:t xml:space="preserve">”), que foi </w:t>
-      </w:r>
-      <w:proofErr w:type="spellStart"/>
-      <w:r>
-        <w:t>pré</w:t>
-      </w:r>
-      <w:proofErr w:type="spellEnd"/>
-      <w:r>
-        <w:t>-treinado com 198 milhões de “tweets” e apresenta otimização específica para lidar com linguagem informal típica de avaliações brasileiras (Liu, 2012). Na implementação, utilizou-se o “pipeline” de classificação da biblioteca “</w:t>
-      </w:r>
-      <w:proofErr w:type="spellStart"/>
-      <w:r>
-        <w:t>Hugging</w:t>
-      </w:r>
-      <w:proofErr w:type="spellEnd"/>
-      <w:r>
-        <w:t xml:space="preserve"> Face”, com inferência em lotes de 16 comentários por vez para equilibrar uso de memória e tempo; trata-se de classificação por “</w:t>
-      </w:r>
-      <w:proofErr w:type="spellStart"/>
-      <w:r>
-        <w:t>softmax</w:t>
-      </w:r>
-      <w:proofErr w:type="spellEnd"/>
-      <w:r>
-        <w:t>” sobre rótulos fixos, sem temperatura de amostragem (o parâmetro “</w:t>
-      </w:r>
-      <w:proofErr w:type="spellStart"/>
-      <w:r>
-        <w:t>temperature</w:t>
-      </w:r>
-      <w:proofErr w:type="spellEnd"/>
-      <w:r>
-        <w:t>” é próprio de modelos generativos). O modelo atribui a cada comentário uma classificação em três categorias: positivo, negativo ou neutro. Essa etapa funciona como um filtro inicial, direcionando apenas os comentários classificados como negativos para o processamento mais complexo do segundo estágio. Antes mesmo da classificação, um sistema de triagem automática elimina comentários genéricos que não trazem informações úteis (como simplesmente “Péssimo” ou “Horrível”) contribuindo para melhorar a qualidade final do grafo e reduzir custos de processamento.</w:t>
-      </w:r>
-    </w:p>
-    <w:p>
-      <w:pPr>
-        <w:spacing w:line="360" w:lineRule="auto"/>
-        <w:ind w:firstLine="708"/>
-      </w:pPr>
-      <w:r>
-        <w:t>O segundo estágio concentra-se exclusivamente nos comentários negativos identificados anteriormente, utilizando o “GPT-4o” para realizar a extração de entidades através de técnicas de “</w:t>
-      </w:r>
-      <w:proofErr w:type="spellStart"/>
-      <w:r>
-        <w:t>Named</w:t>
-      </w:r>
-      <w:proofErr w:type="spellEnd"/>
-      <w:r>
-        <w:t xml:space="preserve"> Entity </w:t>
-      </w:r>
-      <w:proofErr w:type="spellStart"/>
-      <w:r>
-        <w:t>Recognition</w:t>
-      </w:r>
-      <w:proofErr w:type="spellEnd"/>
-      <w:r>
-        <w:t xml:space="preserve">” adaptadas ao domínio específico. Para reduzir aleatoriedade nas respostas geradas, adotou-se </w:t>
-      </w:r>
-      <w:proofErr w:type="spellStart"/>
-      <w:r>
-        <w:t>temperature</w:t>
-      </w:r>
-      <w:proofErr w:type="spellEnd"/>
-      <w:r>
-        <w:t xml:space="preserve"> = 0,1 e saída estruturada </w:t>
-      </w:r>
-      <w:r>
-        <w:lastRenderedPageBreak/>
-        <w:t xml:space="preserve">em “JSON” (“response </w:t>
-      </w:r>
-      <w:proofErr w:type="spellStart"/>
-      <w:r>
-        <w:t>format</w:t>
-      </w:r>
-      <w:proofErr w:type="spellEnd"/>
-      <w:r>
-        <w:t>”), tanto na primeira passagem quanto na etapa de reflexão. A estratégia de “</w:t>
-      </w:r>
-      <w:proofErr w:type="spellStart"/>
-      <w:r>
-        <w:t>Few</w:t>
-      </w:r>
-      <w:proofErr w:type="spellEnd"/>
-      <w:r>
-        <w:t>-Shot Learning” oferece ao modelo exemplos estruturados que o auxiliam na tarefa, superando abordagens tradicionais de “Topic Modeling” ao demonstrar capacidade de compreender ambiguidades semânticas e capturar contexto implícito sem necessidade de treinamento extensivo (</w:t>
-      </w:r>
-      <w:proofErr w:type="spellStart"/>
-      <w:r>
-        <w:t>Fulford</w:t>
-      </w:r>
-      <w:proofErr w:type="spellEnd"/>
-      <w:r>
-        <w:t xml:space="preserve"> &amp; </w:t>
-      </w:r>
-      <w:proofErr w:type="spellStart"/>
-      <w:r>
-        <w:t>Ng</w:t>
-      </w:r>
-      <w:proofErr w:type="spellEnd"/>
-      <w:r>
-        <w:t>, 2023). O processo completo envolve cinco etapas principais: primeiro, realiza-se a extração inicial das entidades; em seguida, uma etapa de reflexão recupera entidades que foram perdidas na primeira passada, especialmente aquelas implícitas ou mencionadas através de pronomes; depois, aplica-se uma filtragem que remove entidades genéricas ou não relacionadas ao aplicativo; na sequência, ocorre o mapeamento para “BusinessCapabilities” através de um algoritmo híbrido; e finalmente, realiza-se a modelagem temporal no “Knowledge Graph”, com armazenamento no “Neo4j”. A eficácia da etapa de reflexão em recuperar entidades adicionais é tratada na seção Resultados e Discussões.</w:t>
-      </w:r>
-    </w:p>
-    <w:p>
-      <w:pPr>
-        <w:spacing w:line="360" w:lineRule="auto"/>
-        <w:ind w:firstLine="708"/>
-      </w:pPr>
-      <w:r>
-        <w:t>Na reflexão, o modelo recebe o texto original do comentário e a lista “JSON” já extraída na primeira passagem e responde apenas com novas entidades. O “prompt” instrui explicitamente a buscar entidades implícitas, referidas por pronomes, de fundo assumido ou mencionadas indiretamente; todas devem manter o rótulo “Issue”; a saída segue o mesmo esquema “JSON” da extração inicial. O sistema combina as duas listas e remove duplicatas por nome, preservando o diferencial da arquitetura híbrida: uma segunda leitura orientada a completude, e não substituição arbitrária do primeiro resultado.</w:t>
-      </w:r>
-    </w:p>
-    <w:p>
-      <w:pPr>
-        <w:spacing w:line="360" w:lineRule="auto"/>
-        <w:ind w:firstLine="708"/>
-      </w:pPr>
-      <w:r>
-        <w:t>As entidades identificadas são organizadas em cinco tipos predefinidos: “Issue” (para problemas técnicos ou funcionais), “App”, “</w:t>
-      </w:r>
-      <w:proofErr w:type="spellStart"/>
-      <w:r>
-        <w:t>Version</w:t>
-      </w:r>
-      <w:proofErr w:type="spellEnd"/>
-      <w:r>
-        <w:t xml:space="preserve">”, “Service” e “Device”. A arquitetura implementada compreende o conhecimento como fatos que se transformam ao longo do tempo, diferenciando-se de sistemas “RAG” convencionais que tratam a informação de forma estática (Fan et al., 2024). A estrutura é composta por três </w:t>
-      </w:r>
-      <w:proofErr w:type="spellStart"/>
-      <w:r>
-        <w:t>subgrafos</w:t>
-      </w:r>
-      <w:proofErr w:type="spellEnd"/>
-      <w:r>
-        <w:t xml:space="preserve"> que se interconectam: o </w:t>
-      </w:r>
-      <w:proofErr w:type="spellStart"/>
-      <w:r>
-        <w:t>Subgrafo</w:t>
-      </w:r>
-      <w:proofErr w:type="spellEnd"/>
-      <w:r>
-        <w:t xml:space="preserve"> Episódico mantém o conteúdo original bruto dos comentários, funcionando como uma espécie de memória episódica que preserva o contexto completo, com unicidade garantida através de </w:t>
-      </w:r>
-      <w:proofErr w:type="spellStart"/>
-      <w:r>
-        <w:t>hash</w:t>
-      </w:r>
-      <w:proofErr w:type="spellEnd"/>
-      <w:r>
-        <w:t xml:space="preserve"> “MD5”; o </w:t>
-      </w:r>
-      <w:proofErr w:type="spellStart"/>
-      <w:r>
-        <w:t>Subgrafo</w:t>
-      </w:r>
-      <w:proofErr w:type="spellEnd"/>
-      <w:r>
-        <w:t xml:space="preserve"> Semântico armazena as entidades conectadas por fatos que possuem metadados </w:t>
-      </w:r>
-      <w:proofErr w:type="spellStart"/>
-      <w:r>
-        <w:t>bi-temporais</w:t>
-      </w:r>
-      <w:proofErr w:type="spellEnd"/>
-      <w:r>
-        <w:t xml:space="preserve">, registrando quando cada fato era válido no mundo real, o que possibilita consultas históricas e a identificação de regressões; e o </w:t>
-      </w:r>
-      <w:proofErr w:type="spellStart"/>
-      <w:r>
-        <w:t>Subgrafo</w:t>
-      </w:r>
-      <w:proofErr w:type="spellEnd"/>
-      <w:r>
-        <w:t xml:space="preserve"> de Comunidade agrupa entidades que apresentam conexões fortes através de técnicas de “</w:t>
-      </w:r>
-      <w:proofErr w:type="spellStart"/>
-      <w:r>
-        <w:t>Label</w:t>
-      </w:r>
-      <w:proofErr w:type="spellEnd"/>
-      <w:r>
-        <w:t xml:space="preserve"> </w:t>
-      </w:r>
-      <w:proofErr w:type="spellStart"/>
-      <w:r>
-        <w:t>Propagation</w:t>
-      </w:r>
-      <w:proofErr w:type="spellEnd"/>
-      <w:r>
-        <w:t>”. A escolha do “Neo4j” como banco de dados fundamentou-se em sua capacidade nativa de modelar relacionamentos complexos e em sua eficiência ao executar consultas sofisticadas em grafos (Robinson et al., 2015).</w:t>
-      </w:r>
-    </w:p>
-    <w:p>
-      <w:pPr>
-        <w:spacing w:line="360" w:lineRule="auto"/>
-        <w:ind w:firstLine="708"/>
-        <w:rPr>
-          <w:b/>
-          <w:bCs/>
-          <w:color w:val="000000"/>
-        </w:rPr>
-      </w:pPr>
-    </w:p>
-    <w:p>
-      <w:pPr>
-        <w:spacing w:line="360" w:lineRule="auto"/>
-        <w:ind w:firstLine="708"/>
-        <w:rPr>
-          <w:b/>
-          <w:bCs/>
-          <w:color w:val="000000"/>
-        </w:rPr>
-      </w:pPr>
-      <w:r>
-        <w:rPr>
-          <w:b/>
-          <w:bCs/>
-          <w:color w:val="000000"/>
-        </w:rPr>
-        <w:t xml:space="preserve">BusinessCapability e </w:t>
-      </w:r>
-      <w:r>
-        <w:rPr>
-          <w:b/>
-          <w:bCs/>
-          <w:color w:val="000000"/>
-        </w:rPr>
-        <w:t>m</w:t>
-      </w:r>
-      <w:r>
-        <w:rPr>
-          <w:b/>
-          <w:bCs/>
-          <w:color w:val="000000"/>
-        </w:rPr>
-        <w:t xml:space="preserve">odelagem de </w:t>
-      </w:r>
-      <w:r>
-        <w:rPr>
-          <w:b/>
-          <w:bCs/>
-          <w:color w:val="000000"/>
-        </w:rPr>
-        <w:t>d</w:t>
-      </w:r>
-      <w:r>
-        <w:rPr>
-          <w:b/>
-          <w:bCs/>
-          <w:color w:val="000000"/>
-        </w:rPr>
-        <w:t>omínio</w:t>
-      </w:r>
-    </w:p>
-    <w:p>
-      <w:pPr>
-        <w:spacing w:line="360" w:lineRule="auto"/>
-        <w:ind w:firstLine="708"/>
-        <w:rPr>
-          <w:b/>
-          <w:bCs/>
-          <w:color w:val="000000"/>
-        </w:rPr>
-      </w:pPr>
-    </w:p>
-    <w:p>
-      <w:pPr>
-        <w:spacing w:line="360" w:lineRule="auto"/>
-        <w:ind w:firstLine="708"/>
-      </w:pPr>
-      <w:r>
-        <w:t xml:space="preserve">As “BusinessCapabilities” representam capacidades de negócio organizadas hierarquicamente em três níveis, agrupando funcionalidades relacionadas conforme o modelo estabelecido por Ulrich e Rosen (2011) em “The Business </w:t>
-      </w:r>
-      <w:proofErr w:type="spellStart"/>
-      <w:r>
-        <w:t>Capability</w:t>
-      </w:r>
-      <w:proofErr w:type="spellEnd"/>
-      <w:r>
-        <w:t xml:space="preserve"> Map”. Cada capacidade é caracterizada por quatro dimensões principais: seu nível hierárquico (1 para capacidades “Core”, 2 para Específicas, 3 para Detalhadas), seu tipo segundo a classificação “TOGAF” (“Core”, “Supporting” ou “Strategic”), seu nível de maturidade conforme o modelo “CMMI” (“Initial”, “Managed”, “Defined” ou “Optimized”), e seu valor de negócio (“High”, “Medium” ou “Low”), determinado pelo impacto direto na experiência do usuário e na receita.</w:t>
-      </w:r>
-    </w:p>
-    <w:p>
-      <w:pPr>
-        <w:spacing w:line="360" w:lineRule="auto"/>
-        <w:ind w:firstLine="708"/>
-      </w:pPr>
-      <w:r>
-        <w:t>A partir de uma análise detalhada do domínio e das funcionalidades típicas de aplicativos bancários móveis, foram identificadas e mapeadas 15 capacidades distintas. Entre as capacidades de nível 1 encontram-se Autenticação e Acesso, Performance e Estabilidade, Interface e Experiência do Usuário, e Segurança e Proteção. No nível 2, destacam-se Transferências PIX, Empréstimos e Crédito, Pagamentos e Boletos, Consulta de Saldo e Extrato, Atendimento ao Cliente, Gestão de Cadastro e Conta, Investimentos, Notificações e Alertas, Gestão de Tarifas e Acesso Geográfico. Por fim, no nível 3, foi incluída a categoria Outras Funcionalidades para capturar itens que não se enquadram adequadamente nas demais capacidades. Essa estrutura foi projetada para ser aplicável a qualquer aplicativo bancário móvel, não se limitando ao caso específico estudado.</w:t>
-      </w:r>
-    </w:p>
-    <w:p>
-      <w:pPr>
-        <w:spacing w:line="360" w:lineRule="auto"/>
-        <w:ind w:firstLine="708"/>
-      </w:pPr>
-      <w:r>
-        <w:t>Ao modelar “BusinessCapabilities” como entidades no grafo, cria-se uma ponte semântica que conecta o feedback textual dos usuários à estrutura organizacional do desenvolvimento. Quando uma “issue” é associada a uma “BusinessCapability”, o sistema vai além da simples identificação do problema técnico, pois ele também sinaliza qual capacidade de negócio foi impactada. Essa conexão facilita significativamente a comunicação entre equipes de produto, desenvolvimento e negócio, pois traduz problemas técnicos em termos que fazem sentido para diferentes “stakeholders”. A abordagem encontra ressonância nos princípios de “Domain-Driven Design” (Evans, 2003), onde o modelo de domínio deve espelhar a estrutura real do negócio.</w:t>
-      </w:r>
-    </w:p>
-    <w:p>
-      <w:pPr>
-        <w:spacing w:line="360" w:lineRule="auto"/>
-        <w:ind w:firstLine="708"/>
-        <w:rPr>
-          <w:b/>
-          <w:bCs/>
-          <w:color w:val="000000"/>
-        </w:rPr>
-      </w:pPr>
-    </w:p>
-    <w:p>
-      <w:pPr>
-        <w:spacing w:line="360" w:lineRule="auto"/>
-        <w:ind w:firstLine="708"/>
-        <w:rPr>
-          <w:b/>
-          <w:bCs/>
-          <w:color w:val="000000"/>
-        </w:rPr>
-      </w:pPr>
-      <w:r>
-        <w:rPr>
-          <w:b/>
-          <w:bCs/>
-          <w:color w:val="000000"/>
-        </w:rPr>
-        <w:t>Arquitetura do grafo e análise de redes sociais</w:t>
-      </w:r>
-    </w:p>
-    <w:p>
-      <w:pPr>
-        <w:spacing w:line="360" w:lineRule="auto"/>
-        <w:rPr>
-          <w:color w:val="000000"/>
-        </w:rPr>
-      </w:pPr>
-    </w:p>
-    <w:p>
-      <w:pPr>
-        <w:spacing w:line="360" w:lineRule="auto"/>
-        <w:rPr>
-          <w:color w:val="000000"/>
-        </w:rPr>
-      </w:pPr>
-      <w:r>
-        <w:rPr>
-          <w:color w:val="000000"/>
-        </w:rPr>
-        <w:tab/>
-      </w:r>
-      <w:r>
-        <w:rPr>
-          <w:color w:val="000000"/>
-        </w:rPr>
-        <w:t xml:space="preserve">A estrutura do grafo foi cuidadosamente projetada com dois objetivos principais: garantir a unicidade das entidades e facilitar a identificação de bugs associados a versões específicas. Essa modelagem segue princípios estabelecidos para análise de software com grafos e aprendizado de máquina (Bryan &amp; Moriano, 2023). A escolha por um “Knowledge Graph” abre a possibilidade de aplicar técnicas de “Social Network Analysis”, que permitem </w:t>
-      </w:r>
-      <w:r>
-        <w:rPr>
-          <w:color w:val="000000"/>
-        </w:rPr>
-        <w:lastRenderedPageBreak/>
-        <w:t>identificar padrões estruturais, nós influentes e comunidades de problemas relacionados, seguindo metodologias consolidadas por Pinheiro (2011) e Newman (2010). A Figura 2 apresenta, de forma visual, as entidades e o fluxo de relacionamentos do “Knowledge Graph” temporal implementado.</w:t>
-      </w:r>
     </w:p>
     <w:p>
       <w:pPr>
@@ -2058,13 +1594,12 @@
       <w:r>
         <w:rPr>
           <w:noProof/>
-          <w:color w:val="000000"/>
         </w:rPr>
         <w:drawing>
-          <wp:inline distT="0" distB="0" distL="0" distR="0" wp14:anchorId="461E88A8" wp14:editId="13B13566">
-            <wp:extent cx="4114801" cy="2828925"/>
+          <wp:inline distT="0" distB="0" distL="0" distR="0" wp14:anchorId="0D0DA721" wp14:editId="33E34306">
+            <wp:extent cx="5759450" cy="1681480"/>
             <wp:effectExtent l="0" t="0" r="0" b="0"/>
-            <wp:docPr id="1944406778" name="Imagem 7"/>
+            <wp:docPr id="1426697386" name="Imagem 1"/>
             <wp:cNvGraphicFramePr>
               <a:graphicFrameLocks xmlns:a="http://schemas.openxmlformats.org/drawingml/2006/main" noChangeAspect="1"/>
             </wp:cNvGraphicFramePr>
@@ -2072,17 +1607,11 @@
               <a:graphicData uri="http://schemas.openxmlformats.org/drawingml/2006/picture">
                 <pic:pic xmlns:pic="http://schemas.openxmlformats.org/drawingml/2006/picture">
                   <pic:nvPicPr>
-                    <pic:cNvPr id="1944406778" name="Imagem 1944406778"/>
+                    <pic:cNvPr id="1426697386" name=""/>
                     <pic:cNvPicPr/>
                   </pic:nvPicPr>
                   <pic:blipFill>
-                    <a:blip r:embed="rId12">
-                      <a:extLst>
-                        <a:ext uri="{28A0092B-C50C-407E-A947-70E740481C1C}">
-                          <a14:useLocalDpi xmlns:a14="http://schemas.microsoft.com/office/drawing/2010/main" val="0"/>
-                        </a:ext>
-                      </a:extLst>
-                    </a:blip>
+                    <a:blip r:embed="rId12"/>
                     <a:stretch>
                       <a:fillRect/>
                     </a:stretch>
@@ -2090,7 +1619,7 @@
                   <pic:spPr>
                     <a:xfrm>
                       <a:off x="0" y="0"/>
-                      <a:ext cx="4131411" cy="2840344"/>
+                      <a:ext cx="5759450" cy="1681480"/>
                     </a:xfrm>
                     <a:prstGeom prst="rect">
                       <a:avLst/>
@@ -2114,7 +1643,7 @@
         <w:rPr>
           <w:color w:val="000000"/>
         </w:rPr>
-        <w:t>Figura 2. Estrutura conceitual do “Knowledge Graph” temporal: aplicativo, versão, episódio (comentário), “issue” e capacidade de negócio, com os principais tipos de relacionamento</w:t>
+        <w:t>Figura 2. Subgrafo episódico exportado do Neo4j Browser, mostrando App, Version, Episode, Issue e BusinessCapability, com os relacionamentos `BELONGS_TO`, `HAS_VERSION`, `HAS_APP`, `CONTAINS_ENTITY`, `RELATED_TO_VERSION` (com propriedade `count`) e `RELATES_TO_CAPABILITY`</w:t>
       </w:r>
     </w:p>
     <w:p>
@@ -2128,16 +1657,645 @@
         <w:rPr>
           <w:color w:val="000000"/>
         </w:rPr>
+        <w:t>Fonte: Elaboração própria a partir de exportação do Neo4j Browser (2026)</w:t>
+      </w:r>
+    </w:p>
+    <w:p>
+      <w:pPr>
+        <w:spacing w:line="360" w:lineRule="auto"/>
+        <w:rPr>
+          <w:color w:val="000000"/>
+        </w:rPr>
+      </w:pPr>
+    </w:p>
+    <w:p>
+      <w:pPr>
+        <w:spacing w:line="360" w:lineRule="auto"/>
+        <w:rPr>
+          <w:color w:val="000000"/>
+        </w:rPr>
+      </w:pPr>
+      <w:r>
+        <w:rPr>
+          <w:color w:val="000000"/>
+        </w:rPr>
+        <w:tab/>
+      </w:r>
+      <w:r>
+        <w:rPr>
+          <w:color w:val="000000"/>
+        </w:rPr>
+        <w:t xml:space="preserve">A estrutura apresenta cinco características principais que merecem destaque. Primeiro, o aplicativo é representado por uma única entidade, evitando duplicações e mantendo a integridade referencial. Segundo, cada versão do aplicativo constitui uma entidade separada que agrupa episódios relacionados, o que possibilita identificar problemas específicos de determinadas versões. Terceiro, o episódio permanece preservado com o texto original e se vincula tanto à versão (`HAS_VERSION`) quanto ao aplicativo (`HAS_APP`), favorecendo rastreabilidade. Quarto, o relacionamento `RELATED\_TO\_VERSION` incorpora a propriedade `count`, que agrega ocorrências por issue-versão e permite leitura proporcional das versões mais afetadas. Por fim, o sistema permite que entidades sejam relacionadas a múltiplas "BusinessCapabilities" quando isso faz sentido, por exemplo, </w:t>
+      </w:r>
+      <w:r>
+        <w:rPr>
+          <w:color w:val="000000"/>
+        </w:rPr>
+        <w:lastRenderedPageBreak/>
+        <w:t>"Mudança de Senha" pode estar associada tanto a Autenticação e Acesso quanto a Segurança e Proteção.</w:t>
+      </w:r>
+    </w:p>
+    <w:p>
+      <w:pPr>
+        <w:spacing w:line="360" w:lineRule="auto"/>
+        <w:rPr>
+          <w:color w:val="000000"/>
+        </w:rPr>
+      </w:pPr>
+    </w:p>
+    <w:p>
+      <w:pPr>
+        <w:spacing w:line="360" w:lineRule="auto"/>
+        <w:rPr>
+          <w:b/>
+          <w:bCs/>
+          <w:color w:val="000000"/>
+        </w:rPr>
+      </w:pPr>
+      <w:r>
+        <w:rPr>
+          <w:b/>
+          <w:bCs/>
+          <w:color w:val="000000"/>
+        </w:rPr>
+        <w:tab/>
+      </w:r>
+      <w:r>
+        <w:rPr>
+          <w:b/>
+          <w:bCs/>
+          <w:color w:val="000000"/>
+        </w:rPr>
+        <w:t xml:space="preserve">Mapeamento </w:t>
+      </w:r>
+      <w:r>
+        <w:rPr>
+          <w:b/>
+          <w:bCs/>
+          <w:color w:val="000000"/>
+        </w:rPr>
+        <w:t>e</w:t>
+      </w:r>
+      <w:r>
+        <w:rPr>
+          <w:b/>
+          <w:bCs/>
+          <w:color w:val="000000"/>
+        </w:rPr>
+        <w:t xml:space="preserve">ntidade </w:t>
+      </w:r>
+      <w:r>
+        <w:rPr>
+          <w:b/>
+          <w:bCs/>
+          <w:color w:val="000000"/>
+        </w:rPr>
+        <w:t>-</w:t>
+      </w:r>
+      <w:r>
+        <w:rPr>
+          <w:b/>
+          <w:bCs/>
+          <w:color w:val="000000"/>
+        </w:rPr>
+        <w:t xml:space="preserve"> BusinessCapability</w:t>
+      </w:r>
+    </w:p>
+    <w:p>
+      <w:pPr>
+        <w:spacing w:line="360" w:lineRule="auto"/>
+        <w:rPr>
+          <w:b/>
+          <w:bCs/>
+          <w:color w:val="000000"/>
+        </w:rPr>
+      </w:pPr>
+    </w:p>
+    <w:p>
+      <w:pPr>
+        <w:spacing w:line="360" w:lineRule="auto"/>
+        <w:rPr>
+          <w:color w:val="000000"/>
+        </w:rPr>
+      </w:pPr>
+      <w:r>
+        <w:rPr>
+          <w:b/>
+          <w:bCs/>
+          <w:color w:val="000000"/>
+        </w:rPr>
+        <w:tab/>
+      </w:r>
+      <w:r>
+        <w:rPr>
+          <w:color w:val="000000"/>
+        </w:rPr>
+        <w:t>O mapeamento de entidades para "BusinessCapabilities" ocorre através de um algoritmo híbrido que combina regras baseadas em conhecimento de domínio com inferência semântica. O processo inicia com um mapeamento direto que utiliza um dicionário extenso contendo mais de 200 palavras-chave, construído a partir de análise de domínio e validação manual. Esse dicionário foi projetado para priorizar correspondências mais específicas, por exemplo, "não reconhece biometria" tem precedência sobre simplesmente "biometria". O sistema também suporta mapeamento "multi-capability", permitindo que algumas entidades sejam associadas a múltiplas "BusinessCapabilities" quando isso reflete a realidade do problema, como no caso de "Mudança de Senha" que pode estar relacionada tanto a Autenticação e Acesso quanto a Segurança e Proteção.</w:t>
+      </w:r>
+    </w:p>
+    <w:p>
+      <w:pPr>
+        <w:spacing w:line="360" w:lineRule="auto"/>
+        <w:ind w:firstLine="708"/>
+        <w:rPr>
+          <w:color w:val="000000"/>
+        </w:rPr>
+      </w:pPr>
+      <w:r>
+        <w:rPr>
+          <w:color w:val="000000"/>
+        </w:rPr>
+        <w:t>Para lidar com ambiguidades, o algoritmo realiza uma análise de contexto que considera o conteúdo completo do comentário. Isso permite distinguir casos como "Problemas de Abertura", que podem referir-se a performance do aplicativo ou a questões de cadastro de conta bancária, dependendo do contexto. Como mecanismo de "fallback", o sistema verifica palavras-chave específicas antes de recorrer a uma categoria padrão, dando prioridade a áreas como Interface/Usabilidade, Empréstimos/Crédito, Atendimento e Segurança. Por fim, uma validação pré-criação garante que entidades só sejam inseridas no grafo se puderem ser mapeadas para pelo menos uma "BusinessCapability", o que assegura alta cobertura de "linkagem", excluindo apenas a categoria "Outras Funcionalidades", que serve como receptáculo para itens que não se enquadram adequadamente nas demais capacidades.</w:t>
+      </w:r>
+    </w:p>
+    <w:p>
+      <w:pPr>
+        <w:spacing w:line="360" w:lineRule="auto"/>
+        <w:ind w:firstLine="708"/>
+        <w:rPr>
+          <w:color w:val="000000"/>
+        </w:rPr>
+      </w:pPr>
+      <w:r>
+        <w:rPr>
+          <w:color w:val="000000"/>
+        </w:rPr>
+        <w:t>Regras de domínio e inferência sobre o texto trabalham juntas, em linha com discussões sobre acordo entre fontes em tarefas de PLN (Hovy et al., 2013). O algoritmo foi refinado com conferência manual de 22 mapeamentos entidade–BusinessCapability, em ciclos curtos de ajuste, no espírito de melhoria contínua da qualidade (Brogini, 2018).</w:t>
+      </w:r>
+    </w:p>
+    <w:p>
+      <w:pPr>
+        <w:spacing w:line="360" w:lineRule="auto"/>
+        <w:ind w:firstLine="708"/>
+        <w:rPr>
+          <w:color w:val="000000"/>
+        </w:rPr>
+      </w:pPr>
+      <w:r>
+        <w:rPr>
+          <w:color w:val="000000"/>
+        </w:rPr>
+        <w:t>Na fase de seleção do modelo, foram avaliados quatro modelos "GPT" diferentes para a tarefa de extração de entidades e mapeamento para "BusinessCapabilities", utilizando o mesmo conjunto de 22 mapeamentos validados manualmente.</w:t>
+      </w:r>
+    </w:p>
+    <w:p>
+      <w:pPr>
+        <w:spacing w:line="360" w:lineRule="auto"/>
+        <w:ind w:firstLine="708"/>
+        <w:rPr>
+          <w:b/>
+          <w:bCs/>
+          <w:color w:val="000000"/>
+        </w:rPr>
+      </w:pPr>
+    </w:p>
+    <w:p>
+      <w:pPr>
+        <w:spacing w:line="360" w:lineRule="auto"/>
+        <w:ind w:firstLine="708"/>
+        <w:rPr>
+          <w:b/>
+          <w:bCs/>
+          <w:color w:val="000000"/>
+        </w:rPr>
+      </w:pPr>
+      <w:r>
+        <w:rPr>
+          <w:b/>
+          <w:bCs/>
+          <w:color w:val="000000"/>
+        </w:rPr>
+        <w:t>Métricas de "Social Network Analysis" ("SNA")</w:t>
+      </w:r>
+    </w:p>
+    <w:p>
+      <w:pPr>
+        <w:spacing w:line="360" w:lineRule="auto"/>
+        <w:rPr>
+          <w:color w:val="000000"/>
+        </w:rPr>
+      </w:pPr>
+    </w:p>
+    <w:p>
+      <w:pPr>
+        <w:spacing w:line="360" w:lineRule="auto"/>
+        <w:ind w:firstLine="708"/>
+        <w:rPr>
+          <w:color w:val="000000"/>
+        </w:rPr>
+      </w:pPr>
+      <w:r>
+        <w:rPr>
+          <w:color w:val="000000"/>
+        </w:rPr>
+        <w:lastRenderedPageBreak/>
+        <w:t>Com o grafo montado, aplicou-se análise de redes sociais (SNA) para ir além da contagem de issues por capacidade, enxergam-se as ligações entre nós e quais elementos aparecem como “pontes” na rede (Pinheiro, 2011; Newman, 2010). As métricas foram obtidas com consultas Cypher no Neo4j. Foram calculadas quatro métricas principais, centralidade de grau (*Degree Centrality*), centralidade de intermediação (*Betweenness Centrality*), centralidade de proximidade (*Closeness Centrality*) e coeficiente de agrupamento (*Clustering Coefficient*). Em termos práticos, essas métricas permitem medir, respectivamente, o volume de conexões diretas, o papel de ponte entre partes da rede, a distância média em relação aos demais nós e a coesão local entre vizinhos, variando de 0 a 1 no caso do coeficiente de agrupamento (Newman, 2010).</w:t>
+      </w:r>
+    </w:p>
+    <w:p>
+      <w:pPr>
+        <w:spacing w:line="360" w:lineRule="auto"/>
+        <w:ind w:firstLine="708"/>
+        <w:rPr>
+          <w:color w:val="000000"/>
+        </w:rPr>
+      </w:pPr>
+    </w:p>
+    <w:p>
+      <w:pPr>
+        <w:spacing w:line="360" w:lineRule="auto"/>
+        <w:ind w:firstLine="708"/>
+        <w:rPr>
+          <w:b/>
+          <w:bCs/>
+          <w:color w:val="000000"/>
+        </w:rPr>
+      </w:pPr>
+      <w:r>
+        <w:rPr>
+          <w:b/>
+          <w:bCs/>
+          <w:color w:val="000000"/>
+        </w:rPr>
+        <w:t xml:space="preserve">Métricas e </w:t>
+      </w:r>
+      <w:r>
+        <w:rPr>
+          <w:b/>
+          <w:bCs/>
+          <w:color w:val="000000"/>
+        </w:rPr>
+        <w:t>v</w:t>
+      </w:r>
+      <w:r>
+        <w:rPr>
+          <w:b/>
+          <w:bCs/>
+          <w:color w:val="000000"/>
+        </w:rPr>
+        <w:t xml:space="preserve">alidação do </w:t>
+      </w:r>
+      <w:r>
+        <w:rPr>
+          <w:b/>
+          <w:bCs/>
+          <w:color w:val="000000"/>
+        </w:rPr>
+        <w:t>m</w:t>
+      </w:r>
+      <w:r>
+        <w:rPr>
+          <w:b/>
+          <w:bCs/>
+          <w:color w:val="000000"/>
+        </w:rPr>
+        <w:t>odelo</w:t>
+      </w:r>
+    </w:p>
+    <w:p>
+      <w:pPr>
+        <w:spacing w:line="360" w:lineRule="auto"/>
+        <w:ind w:firstLine="708"/>
+        <w:rPr>
+          <w:color w:val="000000"/>
+        </w:rPr>
+      </w:pPr>
+    </w:p>
+    <w:p>
+      <w:pPr>
+        <w:spacing w:line="360" w:lineRule="auto"/>
+        <w:ind w:firstLine="708"/>
+        <w:rPr>
+          <w:color w:val="000000"/>
+        </w:rPr>
+      </w:pPr>
+      <w:r>
+        <w:rPr>
+          <w:color w:val="000000"/>
+        </w:rPr>
+        <w:t xml:space="preserve">A </w:t>
+      </w:r>
+      <w:r>
+        <w:rPr>
+          <w:color w:val="000000"/>
+        </w:rPr>
+        <w:t>validação do classificador de polaridade seguiu referências de modelos de classificação (Fávero &amp; Belfiore, 2024) e práticas de garantia de software (Nascimento, 2005; Matos, 2014). Parte dos comentários foi anotada manualmente e usada como referência (“ground truth”). Em termos simples, acurácia é a taxa global de acerto. A precisão mede, entre o que o modelo atribuiu a uma classe, quanto disso era realmente daquela classe (menos falso alarme). O *recall* mede, entre os casos reais da classe, quantos foram encontrados (menos problema ignorado). O F1 equilibra precisão e *recall* quando as classes têm tamanhos diferentes. O ROC AUC resume a capacidade de separar classes (1 seria perfeito; 0,5 seria aleatório). Essas métricas referem-se à polaridade. O mapeamento entidade–BusinessCapability tem validação própria nas seções correspondentes.</w:t>
+      </w:r>
+    </w:p>
+    <w:p>
+      <w:pPr>
+        <w:spacing w:line="360" w:lineRule="auto"/>
+        <w:ind w:firstLine="708"/>
+        <w:rPr>
+          <w:color w:val="000000"/>
+        </w:rPr>
+      </w:pPr>
+      <w:r>
+        <w:rPr>
+          <w:color w:val="000000"/>
+        </w:rPr>
+        <w:t xml:space="preserve">Para validar especificamente a extração de entidades e a modelagem em grafo, estabeleceram-se três métricas adicionais. A cobertura de linkagem mensura o percentual de entidades que foram conectadas com sucesso a pelo menos uma BusinessCapability. A taxa de identificação de "bugs" por versão avalia a capacidade do sistema em identificar versões problemáticas através de consultas no grafo. Por fim, a precisão do mapeamento entidade </w:t>
+      </w:r>
+      <w:r>
+        <w:rPr>
+          <w:color w:val="000000"/>
+        </w:rPr>
+        <w:t>para</w:t>
+      </w:r>
+      <w:r>
+        <w:rPr>
+          <w:color w:val="000000"/>
+        </w:rPr>
+        <w:t xml:space="preserve"> "BusinessCapability" foi validada através de avaliação realizada por especialistas de domínio.</w:t>
+      </w:r>
+    </w:p>
+    <w:p>
+      <w:pPr>
+        <w:spacing w:line="360" w:lineRule="auto"/>
+        <w:ind w:firstLine="708"/>
+        <w:rPr>
+          <w:color w:val="000000"/>
+        </w:rPr>
+      </w:pPr>
+    </w:p>
+    <w:p>
+      <w:pPr>
+        <w:spacing w:line="360" w:lineRule="auto"/>
+        <w:ind w:firstLine="708"/>
+        <w:rPr>
+          <w:b/>
+          <w:bCs/>
+          <w:color w:val="000000"/>
+        </w:rPr>
+      </w:pPr>
+      <w:r>
+        <w:rPr>
+          <w:b/>
+          <w:bCs/>
+          <w:color w:val="000000"/>
+        </w:rPr>
+        <w:t>Metodologia de testes de qualidade além da esteira</w:t>
+      </w:r>
+    </w:p>
+    <w:p>
+      <w:pPr>
+        <w:spacing w:line="360" w:lineRule="auto"/>
+        <w:ind w:firstLine="708"/>
+        <w:rPr>
+          <w:b/>
+          <w:bCs/>
+          <w:color w:val="000000"/>
+        </w:rPr>
+      </w:pPr>
+    </w:p>
+    <w:p>
+      <w:pPr>
+        <w:spacing w:line="360" w:lineRule="auto"/>
+        <w:ind w:firstLine="708"/>
+        <w:rPr>
+          <w:color w:val="000000"/>
+        </w:rPr>
+      </w:pPr>
+      <w:r>
+        <w:rPr>
+          <w:color w:val="000000"/>
+        </w:rPr>
+        <w:t xml:space="preserve">O trabalho posiciona-se como complemento aos testes de ciclo de vida (unitário, integração, sistema e aceitação, no sentido do ISTQB Foundation Level) (ISTQB, 2023), em linha com a ideia de testar com base no que ocorre em produção (Kaplan &amp; Bailey, 2016) e </w:t>
+      </w:r>
+      <w:r>
+        <w:rPr>
+          <w:color w:val="000000"/>
+        </w:rPr>
+        <w:lastRenderedPageBreak/>
+        <w:t>com práticas ágeis (ISTQB, 2023). Não substitui QA tradicional. Captura sinais que laboratório costuma não reproduzir (diversidade de aparelho e rede, uso imprevisível, combinações de função, regressões por versão em “deploy” contínuo).</w:t>
+      </w:r>
+    </w:p>
+    <w:p>
+      <w:pPr>
+        <w:spacing w:line="360" w:lineRule="auto"/>
+        <w:ind w:firstLine="708"/>
+        <w:rPr>
+          <w:color w:val="000000"/>
+        </w:rPr>
+      </w:pPr>
+      <w:r>
+        <w:rPr>
+          <w:color w:val="000000"/>
+        </w:rPr>
+        <w:t>A partir do grafo, geram-se artefatos de priorização, como lista de issues em produção ordenada por criticidade (frequência × severidade), ligação issue–versão, issue–BusinessCapability, distribuição por capacidade e versões mais problemáticas. Isso apoia alinhamento entre qualidade, produto e desenvolvimento, em sintonia com literatura sobre priorização de dívida técnica (Lenarduzzi et al., 2019) e com modelos de backlog em contexto bancário (Lima &amp; Costa, 2024).</w:t>
+      </w:r>
+    </w:p>
+    <w:p>
+      <w:pPr>
+        <w:spacing w:line="360" w:lineRule="auto"/>
+        <w:ind w:firstLine="708"/>
+        <w:rPr>
+          <w:color w:val="000000"/>
+        </w:rPr>
+      </w:pPr>
+      <w:r>
+        <w:rPr>
+          <w:color w:val="000000"/>
+        </w:rPr>
+        <w:t>Em ambiente corporativo, o passo seguinte natural é cruzar o retrato do grafo com defeitos internos, sem expor números neste texto. Conceitualmente, isso inclui priorizar onde loja e registro interno coincidem, ampliar testes nas capacidades mais “quentes”, acompanhar se</w:t>
+      </w:r>
+      <w:r>
+        <w:rPr>
+          <w:color w:val="000000"/>
+        </w:rPr>
+        <w:t xml:space="preserve"> as</w:t>
+      </w:r>
+      <w:r>
+        <w:rPr>
+          <w:color w:val="000000"/>
+        </w:rPr>
+        <w:t xml:space="preserve"> melhorias reduzem defeitos ao longo das releases e, antes de um “deploy”, focalizar regressão no que o grafo indica como tocado, em vez de sempre rodar o pacote completo. Esse uso institucional não foi medido aqui. A decisão cabe à governança de dados da empresa.</w:t>
+      </w:r>
+    </w:p>
+    <w:p>
+      <w:pPr>
+        <w:spacing w:line="360" w:lineRule="auto"/>
+        <w:ind w:firstLine="708"/>
+        <w:rPr>
+          <w:color w:val="000000"/>
+        </w:rPr>
+      </w:pPr>
+    </w:p>
+    <w:p>
+      <w:pPr>
+        <w:spacing w:line="360" w:lineRule="auto"/>
+        <w:ind w:firstLine="708"/>
+        <w:rPr>
+          <w:b/>
+          <w:bCs/>
+          <w:color w:val="000000"/>
+        </w:rPr>
+      </w:pPr>
+      <w:r>
+        <w:rPr>
+          <w:b/>
+          <w:bCs/>
+          <w:color w:val="000000"/>
+        </w:rPr>
+        <w:t>Documento de priorização de backlog (saída do pipeline e rodada piloto)</w:t>
+      </w:r>
+    </w:p>
+    <w:p>
+      <w:pPr>
+        <w:spacing w:line="360" w:lineRule="auto"/>
+        <w:ind w:firstLine="708"/>
+        <w:rPr>
+          <w:color w:val="000000"/>
+        </w:rPr>
+      </w:pPr>
+    </w:p>
+    <w:p>
+      <w:pPr>
+        <w:spacing w:line="360" w:lineRule="auto"/>
+        <w:ind w:firstLine="708"/>
+        <w:rPr>
+          <w:color w:val="000000"/>
+        </w:rPr>
+      </w:pPr>
+      <w:r>
+        <w:rPr>
+          <w:color w:val="000000"/>
+        </w:rPr>
+        <w:t>A sexta etapa do pipeline consolida um artefato de apoio ao comitê de backlog, com problemas ordenados por criticidade e conectados à versão do aplicativo e às BusinessCapabilities afetadas. Na visualização executiva, o resultado aparece em formato de painel, com ranking por categoria, impacto em frequência, severidade, nível de prioridade e sprint sugerida para execução, mantendo a rastreabilidade até o comentário original no grafo.</w:t>
+      </w:r>
+    </w:p>
+    <w:p>
+      <w:pPr>
+        <w:spacing w:line="360" w:lineRule="auto"/>
+        <w:rPr>
+          <w:color w:val="000000"/>
+        </w:rPr>
+      </w:pPr>
+      <w:r>
+        <w:rPr>
+          <w:color w:val="000000"/>
+        </w:rPr>
+        <w:t xml:space="preserve">Na rodada piloto, foi gerado o relatório em Markdown `Documentos/backlog_priorizado.md`, com **200** avaliações negativas processadas em **02/12/2025** e modelo **GPT-4o**. A Figura 3 apresenta esse modelo de report executivo em leitura compacta, priorizando a tomada de decisão rápida no comitê de backlog. As análises quantitativas desta pesquisa permanecem baseadas no recorte principal de 100 comentários negativos do </w:t>
+      </w:r>
+      <w:r>
+        <w:rPr>
+          <w:color w:val="000000"/>
+        </w:rPr>
+        <w:t>aplicativo</w:t>
+      </w:r>
+      <w:r>
+        <w:rPr>
+          <w:color w:val="000000"/>
+        </w:rPr>
+        <w:t xml:space="preserve"> CAIXA</w:t>
+      </w:r>
+      <w:r>
+        <w:rPr>
+          <w:color w:val="000000"/>
+        </w:rPr>
+        <w:t>.</w:t>
+      </w:r>
+    </w:p>
+    <w:p>
+      <w:pPr>
+        <w:spacing w:line="240" w:lineRule="auto"/>
+        <w:rPr>
+          <w:color w:val="000000"/>
+        </w:rPr>
+      </w:pPr>
+      <w:r>
+        <w:rPr>
+          <w:color w:val="000000"/>
+        </w:rPr>
+        <w:lastRenderedPageBreak/>
+        <w:drawing>
+          <wp:inline distT="0" distB="0" distL="0" distR="0" wp14:anchorId="5BB2BFB9" wp14:editId="5E81F77F">
+            <wp:extent cx="5759450" cy="2575560"/>
+            <wp:effectExtent l="0" t="0" r="0" b="0"/>
+            <wp:docPr id="14791787" name="Imagem 1"/>
+            <wp:cNvGraphicFramePr>
+              <a:graphicFrameLocks xmlns:a="http://schemas.openxmlformats.org/drawingml/2006/main" noChangeAspect="1"/>
+            </wp:cNvGraphicFramePr>
+            <a:graphic xmlns:a="http://schemas.openxmlformats.org/drawingml/2006/main">
+              <a:graphicData uri="http://schemas.openxmlformats.org/drawingml/2006/picture">
+                <pic:pic xmlns:pic="http://schemas.openxmlformats.org/drawingml/2006/picture">
+                  <pic:nvPicPr>
+                    <pic:cNvPr id="14791787" name=""/>
+                    <pic:cNvPicPr/>
+                  </pic:nvPicPr>
+                  <pic:blipFill>
+                    <a:blip r:embed="rId13"/>
+                    <a:stretch>
+                      <a:fillRect/>
+                    </a:stretch>
+                  </pic:blipFill>
+                  <pic:spPr>
+                    <a:xfrm>
+                      <a:off x="0" y="0"/>
+                      <a:ext cx="5759450" cy="2575560"/>
+                    </a:xfrm>
+                    <a:prstGeom prst="rect">
+                      <a:avLst/>
+                    </a:prstGeom>
+                  </pic:spPr>
+                </pic:pic>
+              </a:graphicData>
+            </a:graphic>
+          </wp:inline>
+        </w:drawing>
+      </w:r>
+    </w:p>
+    <w:p>
+      <w:pPr>
+        <w:spacing w:line="240" w:lineRule="auto"/>
+        <w:rPr>
+          <w:color w:val="000000"/>
+        </w:rPr>
+      </w:pPr>
+      <w:r>
+        <w:rPr>
+          <w:color w:val="000000"/>
+        </w:rPr>
+        <w:t>Figura 3. Modelo de report executivo para priorização de backlog, com ranking por categoria, impacto, severidade, prioridade e sprint sugerida, a partir da rodada piloto (`backlog_priorizado.md`, 200 avaliações negativas, GPT-4o)</w:t>
+      </w:r>
+    </w:p>
+    <w:p>
+      <w:pPr>
+        <w:spacing w:line="240" w:lineRule="auto"/>
+        <w:rPr>
+          <w:color w:val="000000"/>
+        </w:rPr>
+      </w:pPr>
+      <w:r>
+        <w:rPr>
+          <w:color w:val="000000"/>
+        </w:rPr>
         <w:t>Fonte: Elaboração própria (2026)</w:t>
       </w:r>
     </w:p>
     <w:p>
       <w:pPr>
-        <w:spacing w:line="360" w:lineRule="auto"/>
-        <w:rPr>
-          <w:color w:val="000000"/>
-        </w:rPr>
-      </w:pPr>
+        <w:spacing w:line="240" w:lineRule="auto"/>
+        <w:rPr>
+          <w:color w:val="000000"/>
+        </w:rPr>
+      </w:pPr>
+    </w:p>
+    <w:p>
+      <w:pPr>
+        <w:spacing w:line="360" w:lineRule="auto"/>
+        <w:rPr>
+          <w:color w:val="000000"/>
+        </w:rPr>
+      </w:pPr>
+      <w:r>
+        <w:rPr>
+          <w:b/>
+          <w:bCs/>
+          <w:color w:val="000000"/>
+        </w:rPr>
+        <w:t>Resultados e Discussões</w:t>
+      </w:r>
     </w:p>
     <w:p>
       <w:pPr>
@@ -2152,76 +2310,6 @@
         </w:rPr>
         <w:tab/>
       </w:r>
-      <w:r>
-        <w:rPr>
-          <w:color w:val="000000"/>
-        </w:rPr>
-        <w:t xml:space="preserve">A estrutura apresenta cinco características principais que merecem destaque. Primeiro, o aplicativo é representado por uma única entidade, evitando duplicações e mantendo a integridade referencial. </w:t>
-      </w:r>
-      <w:proofErr w:type="gramStart"/>
-      <w:r>
-        <w:rPr>
-          <w:color w:val="000000"/>
-        </w:rPr>
-        <w:t>Segundo, cada</w:t>
-      </w:r>
-      <w:proofErr w:type="gramEnd"/>
-      <w:r>
-        <w:rPr>
-          <w:color w:val="000000"/>
-        </w:rPr>
-        <w:t xml:space="preserve"> versão do aplicativo constitui uma entidade separada que agrupa episódios relacionados, o que possibilita identificar problemas específicos de determinadas versões. Terceiro, entidades que compartilham o mesmo nome são automaticamente agrupadas, seguindo o princípio de “Entity </w:t>
-      </w:r>
-      <w:proofErr w:type="spellStart"/>
-      <w:r>
-        <w:rPr>
-          <w:color w:val="000000"/>
-        </w:rPr>
-        <w:t>Resolution</w:t>
-      </w:r>
-      <w:proofErr w:type="spellEnd"/>
-      <w:r>
-        <w:rPr>
-          <w:color w:val="000000"/>
-        </w:rPr>
-        <w:t>” (</w:t>
-      </w:r>
-      <w:proofErr w:type="spellStart"/>
-      <w:r>
-        <w:rPr>
-          <w:color w:val="000000"/>
-        </w:rPr>
-        <w:t>Christen</w:t>
-      </w:r>
-      <w:proofErr w:type="spellEnd"/>
-      <w:r>
-        <w:rPr>
-          <w:color w:val="000000"/>
-        </w:rPr>
-        <w:t xml:space="preserve">, 2012). Quarto, o relacionamento RELATED\_TO\_VERSION incorpora uma propriedade </w:t>
-      </w:r>
-      <w:proofErr w:type="spellStart"/>
-      <w:r>
-        <w:rPr>
-          <w:color w:val="000000"/>
-        </w:rPr>
-        <w:t>count</w:t>
-      </w:r>
-      <w:proofErr w:type="spellEnd"/>
-      <w:r>
-        <w:rPr>
-          <w:color w:val="000000"/>
-        </w:rPr>
-        <w:t xml:space="preserve"> que se incrementa a cada nova ocorrência, permitindo visualização proporcional e identificação rápida de versões que apresentam mais problemas. Por fim, o sistema permite que entidades sejam relacionadas a múltiplas “BusinessCapabilities” quando isso faz sentido (por exemplo, “Mudança de Senha” pode estar associada tanto a Login/Autenticação quanto a Segurança.</w:t>
-      </w:r>
-    </w:p>
-    <w:p>
-      <w:pPr>
-        <w:spacing w:line="360" w:lineRule="auto"/>
-        <w:rPr>
-          <w:color w:val="000000"/>
-        </w:rPr>
-      </w:pPr>
     </w:p>
     <w:p>
       <w:pPr>
@@ -2234,875 +2322,113 @@
       </w:pPr>
       <w:r>
         <w:rPr>
+          <w:color w:val="000000"/>
+        </w:rPr>
+        <w:tab/>
+      </w:r>
+      <w:r>
+        <w:rPr>
           <w:b/>
           <w:bCs/>
           <w:color w:val="000000"/>
         </w:rPr>
+        <w:t>Amostra processada</w:t>
+      </w:r>
+    </w:p>
+    <w:p>
+      <w:pPr>
+        <w:spacing w:line="360" w:lineRule="auto"/>
+        <w:rPr>
+          <w:b/>
+          <w:bCs/>
+          <w:color w:val="000000"/>
+        </w:rPr>
+      </w:pPr>
+      <w:r>
+        <w:rPr>
+          <w:b/>
+          <w:bCs/>
+          <w:color w:val="000000"/>
+        </w:rPr>
         <w:tab/>
       </w:r>
-      <w:r>
+    </w:p>
+    <w:p>
+      <w:pPr>
+        <w:spacing w:line="360" w:lineRule="auto"/>
+        <w:ind w:firstLine="708"/>
+        <w:rPr>
+          <w:color w:val="000000"/>
+        </w:rPr>
+      </w:pPr>
+      <w:r>
+        <w:rPr>
+          <w:color w:val="000000"/>
+        </w:rPr>
+        <w:t>Na fase de coleta analisada, foram obtidas 2.451 avaliações entre os dias 5 e 18 de janeiro de 2026. O modelo "BERTweet" classificou 878 dessas avaliações como negativas, representando 35,82% do total. Em seguida, aplicou-se um filtro automático que eliminou 115 comentários genéricos sem informação útil, correspondentes a cerca de 13,1% dos comentários negativos, resultando em 763 comentários válidos. Para esta análise inicial, selecionaram-se 100 comentários negativos considerados representativos, que foram processados integralmente com o modelo "GPT-4o".</w:t>
+      </w:r>
+    </w:p>
+    <w:p>
+      <w:pPr>
+        <w:spacing w:line="360" w:lineRule="auto"/>
+        <w:ind w:firstLine="708"/>
+        <w:rPr>
+          <w:color w:val="000000"/>
+        </w:rPr>
+      </w:pPr>
+    </w:p>
+    <w:p>
+      <w:pPr>
+        <w:spacing w:line="360" w:lineRule="auto"/>
+        <w:ind w:firstLine="708"/>
         <w:rPr>
           <w:b/>
           <w:bCs/>
           <w:color w:val="000000"/>
         </w:rPr>
-        <w:t xml:space="preserve">Mapeamento Entidade </w:t>
-      </w:r>
+      </w:pPr>
       <w:r>
         <w:rPr>
           <w:b/>
           <w:bCs/>
           <w:color w:val="000000"/>
         </w:rPr>
-        <w:t>-</w:t>
-      </w:r>
-      <w:r>
-        <w:rPr>
-          <w:b/>
-          <w:bCs/>
-          <w:color w:val="000000"/>
-        </w:rPr>
-        <w:t xml:space="preserve"> </w:t>
-      </w:r>
-      <w:r>
-        <w:rPr>
-          <w:b/>
-          <w:bCs/>
-          <w:color w:val="000000"/>
-        </w:rPr>
-        <w:t>“</w:t>
-      </w:r>
-      <w:r>
-        <w:rPr>
-          <w:b/>
-          <w:bCs/>
-          <w:color w:val="000000"/>
-        </w:rPr>
-        <w:t>BusinessCapability</w:t>
-      </w:r>
-      <w:r>
-        <w:rPr>
-          <w:b/>
-          <w:bCs/>
-          <w:color w:val="000000"/>
-        </w:rPr>
-        <w:t>”</w:t>
-      </w:r>
-    </w:p>
-    <w:p>
-      <w:pPr>
-        <w:spacing w:line="360" w:lineRule="auto"/>
-        <w:rPr>
-          <w:b/>
-          <w:bCs/>
-          <w:color w:val="000000"/>
-        </w:rPr>
-      </w:pPr>
-    </w:p>
-    <w:p>
-      <w:pPr>
-        <w:spacing w:line="360" w:lineRule="auto"/>
-        <w:rPr>
-          <w:color w:val="000000"/>
-        </w:rPr>
-      </w:pPr>
-      <w:r>
-        <w:rPr>
-          <w:b/>
-          <w:bCs/>
-          <w:color w:val="000000"/>
-        </w:rPr>
-        <w:tab/>
-      </w:r>
-      <w:r>
-        <w:rPr>
-          <w:color w:val="000000"/>
-        </w:rPr>
-        <w:t xml:space="preserve">O mapeamento de entidades para “BusinessCapabilities” ocorre através de um algoritmo híbrido que combina regras baseadas em conhecimento de domínio com inferência semântica. O processo inicia com um mapeamento direto que utiliza um dicionário extenso </w:t>
+        <w:t>Comparação de modelos “GPT” para extração de entidades</w:t>
+      </w:r>
+    </w:p>
+    <w:p>
+      <w:pPr>
+        <w:spacing w:line="360" w:lineRule="auto"/>
+        <w:ind w:firstLine="708"/>
+        <w:rPr>
+          <w:color w:val="000000"/>
+        </w:rPr>
+      </w:pPr>
+    </w:p>
+    <w:p>
+      <w:pPr>
+        <w:spacing w:line="360" w:lineRule="auto"/>
+        <w:rPr>
+          <w:color w:val="000000"/>
+        </w:rPr>
+      </w:pPr>
+      <w:r>
+        <w:rPr>
+          <w:color w:val="000000"/>
+        </w:rPr>
+        <w:t xml:space="preserve">Para a tarefa de extração de entidades e mapeamento para "BusinessCapabilities", foram avaliados quatro modelos "GPT" diferentes utilizando 22 mapeamentos validados manualmente (22 comentários com checagem entre entidade e capacidade de negócio). A Figura 4 apresenta a comparação de acurácia, e a Figura 5 apresenta a distribuição de </w:t>
       </w:r>
       <w:r>
         <w:rPr>
           <w:color w:val="000000"/>
         </w:rPr>
         <w:lastRenderedPageBreak/>
-        <w:t>contendo mais de 200 palavras-chave, construído a partir de análise de domínio e validação manual. Esse dicionário foi projetado para priorizar correspondências mais específicas (por exemplo, “não reconhece biometria” tem precedência sobre simplesmente “biometria”. O sistema também suporta mapeamento “</w:t>
-      </w:r>
-      <w:proofErr w:type="spellStart"/>
-      <w:r>
-        <w:rPr>
-          <w:color w:val="000000"/>
-        </w:rPr>
-        <w:t>multi-capability</w:t>
-      </w:r>
-      <w:proofErr w:type="spellEnd"/>
-      <w:r>
-        <w:rPr>
-          <w:color w:val="000000"/>
-        </w:rPr>
-        <w:t>”, permitindo que algumas entidades sejam associadas a múltiplas “BusinessCapabilities” quando isso reflete a realidade do problema, como no caso de “Mudança de Senha” que pode estar relacionada tanto a Login/Autenticação quanto a Segurança.</w:t>
-      </w:r>
-    </w:p>
-    <w:p>
-      <w:pPr>
-        <w:spacing w:line="360" w:lineRule="auto"/>
-        <w:ind w:firstLine="708"/>
-        <w:rPr>
-          <w:color w:val="000000"/>
-        </w:rPr>
-      </w:pPr>
-      <w:r>
-        <w:rPr>
-          <w:color w:val="000000"/>
-        </w:rPr>
-        <w:t>Para lidar com ambiguidades, o algoritmo realiza uma análise de contexto que considera o conteúdo completo do comentário. Isso permite distinguir casos como “Problemas de Abertura”, que podem referir-se a performance do aplicativo ou a questões de cadastro de conta bancária, dependendo do contexto. Como mecanismo de “</w:t>
-      </w:r>
-      <w:proofErr w:type="spellStart"/>
-      <w:r>
-        <w:rPr>
-          <w:color w:val="000000"/>
-        </w:rPr>
-        <w:t>fallback</w:t>
-      </w:r>
-      <w:proofErr w:type="spellEnd"/>
-      <w:r>
-        <w:rPr>
-          <w:color w:val="000000"/>
-        </w:rPr>
-        <w:t>”, o sistema verifica palavras-chave específicas antes de recorrer a uma categoria padrão, dando prioridade a áreas como Interface/Usabilidade, Empréstimos/Crédito, Atendimento e Segurança. Por fim, uma validação pré-criação garante que entidades só sejam inseridas no grafo se puderem ser mapeadas para pelo menos uma “BusinessCapability”, o que assegura alta cobertura de “linkagem” (excluindo apenas a categoria “Outras Funcionalidades”, que serve como receptáculo para itens que não se enquadram adequadamente nas demais capacidades.</w:t>
-      </w:r>
-    </w:p>
-    <w:p>
-      <w:pPr>
-        <w:spacing w:line="360" w:lineRule="auto"/>
-        <w:ind w:firstLine="708"/>
-        <w:rPr>
-          <w:color w:val="000000"/>
-        </w:rPr>
-      </w:pPr>
-      <w:r>
-        <w:rPr>
-          <w:color w:val="000000"/>
-        </w:rPr>
-        <w:t>A combinação entre regras baseadas em conhecimento e inferência semântica oferece tanto eficiência quanto flexibilidade, em linha com literatura sobre julgamentos de múltiplas fontes e confiabilidade em tarefas de PLN (</w:t>
-      </w:r>
-      <w:proofErr w:type="spellStart"/>
-      <w:r>
-        <w:rPr>
-          <w:color w:val="000000"/>
-        </w:rPr>
-        <w:t>Hovy</w:t>
-      </w:r>
-      <w:proofErr w:type="spellEnd"/>
-      <w:r>
-        <w:rPr>
-          <w:color w:val="000000"/>
-        </w:rPr>
-        <w:t xml:space="preserve"> et al., 2013). O processo de refinamento do algoritmo envolveu validação manual de 20 comentários, seguindo uma abordagem de refinamento iterativo fundamentada em validação manual que encontra respaldo em práticas de melhoria contínua de processos de qualidade (</w:t>
-      </w:r>
-      <w:proofErr w:type="spellStart"/>
-      <w:r>
-        <w:rPr>
-          <w:color w:val="000000"/>
-        </w:rPr>
-        <w:t>Brogini</w:t>
-      </w:r>
-      <w:proofErr w:type="spellEnd"/>
-      <w:r>
-        <w:rPr>
-          <w:color w:val="000000"/>
-        </w:rPr>
-        <w:t>, 2018), onde ajustes incrementais são essenciais para a evolução constante do processo.</w:t>
-      </w:r>
-    </w:p>
-    <w:p>
-      <w:pPr>
-        <w:spacing w:line="360" w:lineRule="auto"/>
-        <w:ind w:firstLine="708"/>
-        <w:rPr>
-          <w:color w:val="000000"/>
-        </w:rPr>
-      </w:pPr>
-      <w:r>
-        <w:rPr>
-          <w:color w:val="000000"/>
-        </w:rPr>
-        <w:t>Na fase de seleção do modelo, foram avaliados quatro modelos “GPT” diferentes para a tarefa de extração de entidades e mapeamento para “BusinessCapabilities”, utilizando um conjunto de 20 comentários validados manualmente. Os resultados dessa comparação são apresentados na seção Resultados e Discussões.</w:t>
-      </w:r>
-    </w:p>
-    <w:p>
-      <w:pPr>
-        <w:spacing w:line="360" w:lineRule="auto"/>
-        <w:rPr>
-          <w:b/>
-          <w:bCs/>
-          <w:color w:val="000000"/>
-        </w:rPr>
-      </w:pPr>
-    </w:p>
-    <w:p>
-      <w:pPr>
-        <w:spacing w:line="360" w:lineRule="auto"/>
-        <w:ind w:firstLine="708"/>
-        <w:rPr>
-          <w:b/>
-          <w:bCs/>
-          <w:color w:val="000000"/>
-        </w:rPr>
-      </w:pPr>
-      <w:r>
-        <w:rPr>
-          <w:b/>
-          <w:bCs/>
-          <w:color w:val="000000"/>
-        </w:rPr>
-        <w:t>Métricas de "Social Network Analysis" ("SNA")</w:t>
-      </w:r>
-    </w:p>
-    <w:p>
-      <w:pPr>
-        <w:spacing w:line="360" w:lineRule="auto"/>
-        <w:ind w:firstLine="708"/>
-        <w:rPr>
-          <w:color w:val="000000"/>
-        </w:rPr>
-      </w:pPr>
-    </w:p>
-    <w:p>
-      <w:pPr>
-        <w:spacing w:line="360" w:lineRule="auto"/>
-        <w:ind w:firstLine="708"/>
-        <w:rPr>
-          <w:color w:val="000000"/>
-        </w:rPr>
-      </w:pPr>
-      <w:r>
-        <w:rPr>
-          <w:color w:val="000000"/>
-        </w:rPr>
-        <w:t>A estrutura do “Knowledge Graph” possibilita a aplicação de métricas de “Social Network Analysis” que revelam padrões estruturais e identificam nós influentes na rede formada por “issues” e “BusinessCapabilities” (Pinheiro, 2011; Newman, 2010). Quatro métricas principais foram calculadas através de “queries” “Cypher” executadas no “Neo4j”: “</w:t>
-      </w:r>
-      <w:proofErr w:type="spellStart"/>
-      <w:r>
-        <w:rPr>
-          <w:color w:val="000000"/>
-        </w:rPr>
-        <w:t>Degree</w:t>
-      </w:r>
-      <w:proofErr w:type="spellEnd"/>
-      <w:r>
-        <w:rPr>
-          <w:color w:val="000000"/>
-        </w:rPr>
-        <w:t xml:space="preserve"> </w:t>
-      </w:r>
-      <w:proofErr w:type="spellStart"/>
-      <w:r>
-        <w:rPr>
-          <w:color w:val="000000"/>
-        </w:rPr>
-        <w:t>Centrality</w:t>
-      </w:r>
-      <w:proofErr w:type="spellEnd"/>
-      <w:r>
-        <w:rPr>
-          <w:color w:val="000000"/>
-        </w:rPr>
-        <w:t>”, que conta o número de conexões diretas de cada nó; “</w:t>
-      </w:r>
-      <w:proofErr w:type="spellStart"/>
-      <w:r>
-        <w:rPr>
-          <w:color w:val="000000"/>
-        </w:rPr>
-        <w:t>Betweenness</w:t>
-      </w:r>
-      <w:proofErr w:type="spellEnd"/>
-      <w:r>
-        <w:rPr>
-          <w:color w:val="000000"/>
-        </w:rPr>
-        <w:t xml:space="preserve"> </w:t>
-      </w:r>
-      <w:proofErr w:type="spellStart"/>
-      <w:r>
-        <w:rPr>
-          <w:color w:val="000000"/>
-        </w:rPr>
-        <w:lastRenderedPageBreak/>
-        <w:t>Centrality</w:t>
-      </w:r>
-      <w:proofErr w:type="spellEnd"/>
-      <w:r>
-        <w:rPr>
-          <w:color w:val="000000"/>
-        </w:rPr>
-        <w:t>”, que identifica nós que funcionam como “pontes” conectando diferentes partes da rede; “</w:t>
-      </w:r>
-      <w:proofErr w:type="spellStart"/>
-      <w:r>
-        <w:rPr>
-          <w:color w:val="000000"/>
-        </w:rPr>
-        <w:t>Closeness</w:t>
-      </w:r>
-      <w:proofErr w:type="spellEnd"/>
-      <w:r>
-        <w:rPr>
-          <w:color w:val="000000"/>
-        </w:rPr>
-        <w:t xml:space="preserve"> </w:t>
-      </w:r>
-      <w:proofErr w:type="spellStart"/>
-      <w:r>
-        <w:rPr>
-          <w:color w:val="000000"/>
-        </w:rPr>
-        <w:t>Centrality</w:t>
-      </w:r>
-      <w:proofErr w:type="spellEnd"/>
-      <w:r>
-        <w:rPr>
-          <w:color w:val="000000"/>
-        </w:rPr>
-        <w:t xml:space="preserve">”, que mede a proximidade média de um nó em relação aos demais; e “Clustering </w:t>
-      </w:r>
-      <w:proofErr w:type="spellStart"/>
-      <w:r>
-        <w:rPr>
-          <w:color w:val="000000"/>
-        </w:rPr>
-        <w:t>Coefficient</w:t>
-      </w:r>
-      <w:proofErr w:type="spellEnd"/>
-      <w:r>
-        <w:rPr>
-          <w:color w:val="000000"/>
-        </w:rPr>
-        <w:t>”, que calcula a proporção de conexões existentes entre vizinhos de um nó em relação ao número máximo possível de conexões, variando de 0 a 1 conforme a definição de Newman (2010). Os resultados da aplicação dessas métricas são apresentados e discutidos na seção Resultados e Discussões.</w:t>
-      </w:r>
-    </w:p>
-    <w:p>
-      <w:pPr>
-        <w:spacing w:line="360" w:lineRule="auto"/>
-        <w:ind w:firstLine="708"/>
-        <w:rPr>
-          <w:color w:val="000000"/>
-        </w:rPr>
-      </w:pPr>
-    </w:p>
-    <w:p>
-      <w:pPr>
-        <w:spacing w:line="360" w:lineRule="auto"/>
-        <w:ind w:firstLine="708"/>
-        <w:rPr>
-          <w:b/>
-          <w:bCs/>
-          <w:color w:val="000000"/>
-        </w:rPr>
-      </w:pPr>
-      <w:r>
-        <w:rPr>
-          <w:b/>
-          <w:bCs/>
-          <w:color w:val="000000"/>
-        </w:rPr>
-        <w:t xml:space="preserve">Métricas e </w:t>
-      </w:r>
-      <w:r>
-        <w:rPr>
-          <w:b/>
-          <w:bCs/>
-          <w:color w:val="000000"/>
-        </w:rPr>
-        <w:t>v</w:t>
-      </w:r>
-      <w:r>
-        <w:rPr>
-          <w:b/>
-          <w:bCs/>
-          <w:color w:val="000000"/>
-        </w:rPr>
-        <w:t xml:space="preserve">alidação do </w:t>
-      </w:r>
-      <w:r>
-        <w:rPr>
-          <w:b/>
-          <w:bCs/>
-          <w:color w:val="000000"/>
-        </w:rPr>
-        <w:t>m</w:t>
-      </w:r>
-      <w:r>
-        <w:rPr>
-          <w:b/>
-          <w:bCs/>
-          <w:color w:val="000000"/>
-        </w:rPr>
-        <w:t>odelo</w:t>
-      </w:r>
-    </w:p>
-    <w:p>
-      <w:pPr>
-        <w:spacing w:line="360" w:lineRule="auto"/>
-        <w:ind w:firstLine="708"/>
-        <w:rPr>
-          <w:color w:val="000000"/>
-        </w:rPr>
-      </w:pPr>
-    </w:p>
-    <w:p>
-      <w:pPr>
-        <w:spacing w:line="360" w:lineRule="auto"/>
-        <w:ind w:firstLine="708"/>
-        <w:rPr>
-          <w:color w:val="000000"/>
-        </w:rPr>
-      </w:pPr>
-      <w:r>
-        <w:rPr>
-          <w:color w:val="000000"/>
-        </w:rPr>
-        <w:t>A validação do modelo seguiu as recomendações estatísticas estabelecidas por Fávero e Belfiore (2024) para modelos de classificação. Parte dos dados foi marcada na mão por especialistas e serviu de padrão-ouro para comparar o que o modelo dizia. O desempenho foi avaliado através de cinco métricas principais, seguindo práticas consolidadas em estudos sobre garantia de qualidade de software (Nascimento, 2005; Matos, 2014).</w:t>
-      </w:r>
-    </w:p>
-    <w:p>
-      <w:pPr>
-        <w:spacing w:line="360" w:lineRule="auto"/>
-        <w:ind w:firstLine="708"/>
-        <w:rPr>
-          <w:color w:val="000000"/>
-        </w:rPr>
-      </w:pPr>
-      <w:r>
-        <w:rPr>
-          <w:color w:val="000000"/>
-        </w:rPr>
-        <w:t xml:space="preserve">A acurácia representa o percentual global de acertos do modelo, calculado dividindo-se o número de predições corretas pelo total de predições realizadas. No contexto deste trabalho, essa métrica reflete a capacidade do modelo em classificar corretamente a polarização dos comentários ou em mapear entidades para “BusinessCapabilities”. A precisão, por sua vez, mede a proporção de predições positivas que realmente correspondem à realidade. Quando a precisão é alta, há maior confiança de que as classificações ou mapeamentos estão corretos, minimizando “falsos positivos”. O “recall” (ou revocação) avalia a proporção de casos positivos reais que foram corretamente identificados pelo modelo. Um “recall” alto indica que o modelo não está deixando passar muitos casos importantes, aspecto especialmente relevante quando o objetivo é identificar problemas críticos em produção sem gerar “falsos negativos”. O “F1-Score” funciona como uma média harmônica entre precisão e “recall”, equilibrando ambas as métricas e sendo particularmente útil para validar o desempenho em categorias desbalanceadas, como quando há muitas reclamações sobre </w:t>
-      </w:r>
-      <w:proofErr w:type="gramStart"/>
-      <w:r>
-        <w:rPr>
-          <w:color w:val="000000"/>
-        </w:rPr>
-        <w:t>“Login”</w:t>
-      </w:r>
-      <w:proofErr w:type="gramEnd"/>
-      <w:r>
-        <w:rPr>
-          <w:color w:val="000000"/>
-        </w:rPr>
-        <w:t xml:space="preserve"> mas poucas sobre “Investimentos”. Por fim, o “ROC AUC” (“Area </w:t>
-      </w:r>
-      <w:proofErr w:type="spellStart"/>
-      <w:r>
-        <w:rPr>
-          <w:color w:val="000000"/>
-        </w:rPr>
-        <w:t>Under</w:t>
-      </w:r>
-      <w:proofErr w:type="spellEnd"/>
-      <w:r>
-        <w:rPr>
-          <w:color w:val="000000"/>
-        </w:rPr>
-        <w:t xml:space="preserve"> </w:t>
-      </w:r>
-      <w:proofErr w:type="spellStart"/>
-      <w:r>
-        <w:rPr>
-          <w:color w:val="000000"/>
-        </w:rPr>
-        <w:t>the</w:t>
-      </w:r>
-      <w:proofErr w:type="spellEnd"/>
-      <w:r>
-        <w:rPr>
-          <w:color w:val="000000"/>
-        </w:rPr>
-        <w:t xml:space="preserve"> ROC Curve”) mede a capacidade geral do modelo em distinguir entre diferentes classes, variando de 0 a 1, onde 1 representa classificação perfeita e 0,5 equivale ao desempenho de um classificador aleatório.</w:t>
-      </w:r>
-    </w:p>
-    <w:p>
-      <w:pPr>
-        <w:spacing w:line="360" w:lineRule="auto"/>
-        <w:ind w:firstLine="708"/>
-        <w:rPr>
-          <w:color w:val="000000"/>
-        </w:rPr>
-      </w:pPr>
-      <w:r>
-        <w:rPr>
-          <w:color w:val="000000"/>
-        </w:rPr>
-        <w:t xml:space="preserve">Para validar especificamente a extração de entidades e a modelagem em grafo, estabeleceram-se três métricas adicionais. A cobertura de linkagem mensura o percentual de entidades que foram conectadas com sucesso a pelo menos uma BusinessCapability. A taxa de identificação de “bugs” por versão avalia a capacidade do sistema em identificar versões </w:t>
-      </w:r>
-      <w:r>
-        <w:rPr>
-          <w:color w:val="000000"/>
-        </w:rPr>
-        <w:lastRenderedPageBreak/>
-        <w:t>problemáticas através de consultas no grafo. Por fim, a precisão do mapeamento entidade → “BusinessCapability” foi validada através de avaliação realizada por especialistas de domínio.</w:t>
-      </w:r>
-    </w:p>
-    <w:p>
-      <w:pPr>
-        <w:spacing w:line="360" w:lineRule="auto"/>
-        <w:ind w:firstLine="708"/>
-        <w:rPr>
-          <w:color w:val="000000"/>
-        </w:rPr>
-      </w:pPr>
-    </w:p>
-    <w:p>
-      <w:pPr>
-        <w:spacing w:line="360" w:lineRule="auto"/>
-        <w:ind w:firstLine="708"/>
-        <w:rPr>
-          <w:b/>
-          <w:bCs/>
-          <w:color w:val="000000"/>
-        </w:rPr>
-      </w:pPr>
-      <w:r>
-        <w:rPr>
-          <w:b/>
-          <w:bCs/>
-          <w:color w:val="000000"/>
-        </w:rPr>
-        <w:t>Metodologia de testes de qualidade além da esteira</w:t>
-      </w:r>
-    </w:p>
-    <w:p>
-      <w:pPr>
-        <w:spacing w:line="360" w:lineRule="auto"/>
-        <w:ind w:firstLine="708"/>
-        <w:rPr>
-          <w:b/>
-          <w:bCs/>
-          <w:color w:val="000000"/>
-        </w:rPr>
-      </w:pPr>
-    </w:p>
-    <w:p>
-      <w:pPr>
-        <w:spacing w:line="360" w:lineRule="auto"/>
-        <w:ind w:firstLine="708"/>
-        <w:rPr>
-          <w:color w:val="000000"/>
-        </w:rPr>
-      </w:pPr>
-      <w:r>
-        <w:rPr>
-          <w:color w:val="000000"/>
-        </w:rPr>
-        <w:t xml:space="preserve">A abordagem proposta situa-se no contexto de testes de qualidade que operam além do final da esteira tradicional de desenvolvimento, funcionando como complemento aos testes executados durante o ciclo de desenvolvimento: testes unitários, de integração, de sistema e de aceitação, conforme definido pelo “ISTQB Foundation </w:t>
-      </w:r>
-      <w:proofErr w:type="spellStart"/>
-      <w:r>
-        <w:rPr>
-          <w:color w:val="000000"/>
-        </w:rPr>
-        <w:t>Level</w:t>
-      </w:r>
-      <w:proofErr w:type="spellEnd"/>
-      <w:r>
-        <w:rPr>
-          <w:color w:val="000000"/>
-        </w:rPr>
-        <w:t>” (ISTQB, 2023). Essa metodologia encontra ressonância no conceito de “</w:t>
-      </w:r>
-      <w:proofErr w:type="spellStart"/>
-      <w:r>
-        <w:rPr>
-          <w:color w:val="000000"/>
-        </w:rPr>
-        <w:t>Testing</w:t>
-      </w:r>
-      <w:proofErr w:type="spellEnd"/>
-      <w:r>
-        <w:rPr>
-          <w:color w:val="000000"/>
-        </w:rPr>
-        <w:t xml:space="preserve"> in </w:t>
-      </w:r>
-      <w:proofErr w:type="spellStart"/>
-      <w:r>
-        <w:rPr>
-          <w:color w:val="000000"/>
-        </w:rPr>
-        <w:t>Production</w:t>
-      </w:r>
-      <w:proofErr w:type="spellEnd"/>
-      <w:r>
-        <w:rPr>
-          <w:color w:val="000000"/>
-        </w:rPr>
-        <w:t xml:space="preserve">” (Kaplan &amp; </w:t>
-      </w:r>
-      <w:proofErr w:type="spellStart"/>
-      <w:r>
-        <w:rPr>
-          <w:color w:val="000000"/>
-        </w:rPr>
-        <w:t>Bailey</w:t>
-      </w:r>
-      <w:proofErr w:type="spellEnd"/>
-      <w:r>
-        <w:rPr>
-          <w:color w:val="000000"/>
-        </w:rPr>
-        <w:t>, 2016) e nas práticas de testes ágeis (ISTQB, 2023), onde o feedback do usuário final coletado em ambiente de produção real é aproveitado como uma forma complementar de validação de qualidade.</w:t>
-      </w:r>
-    </w:p>
-    <w:p>
-      <w:pPr>
-        <w:spacing w:line="360" w:lineRule="auto"/>
-        <w:ind w:firstLine="708"/>
-        <w:rPr>
-          <w:color w:val="000000"/>
-        </w:rPr>
-      </w:pPr>
-      <w:r>
-        <w:rPr>
-          <w:color w:val="000000"/>
-        </w:rPr>
-        <w:t>A integração com processos de “QA” tradicionais segue uma lógica de complementaridade: a abordagem proposta não substitui os testes tradicionais, mas os complementa ao capturar problemas que emergem em produção devido a fatores que não são reproduzíveis em ambientes controlados. Entre esses fatores destacam-se a diversidade de dispositivos e versões de sistema operacional, condições de rede variáveis (“3G”, “4G”, “5G”, “Wi-Fi”), padrões de uso não previstos pelos casos de teste, interações complexas entre funcionalidades que não foram testadas em conjunto, e problemas específicos de versão que são introduzidos em contextos de “deploy” contínuo.</w:t>
-      </w:r>
-    </w:p>
-    <w:p>
-      <w:pPr>
-        <w:spacing w:line="360" w:lineRule="auto"/>
-        <w:ind w:firstLine="708"/>
-        <w:rPr>
-          <w:color w:val="000000"/>
-        </w:rPr>
-      </w:pPr>
-      <w:r>
-        <w:rPr>
-          <w:color w:val="000000"/>
-        </w:rPr>
-        <w:t>A geração de documentos de priorização de backlog aproveita a estrutura do “Knowledge Graph” construído para produzir documentos estruturados que incluem uma lista de “issues” identificadas em produção, ordenadas por criticidade (calculada como frequência multiplicada por severidade), correlação entre “issues” e versões específicas do aplicativo, mapeamento de “issues” para “BusinessCapabilities” afetadas, distribuição de problemas por capacidade de negócio, e identificação de versões problemáticas que requerem atenção imediata.</w:t>
-      </w:r>
-    </w:p>
-    <w:p>
-      <w:pPr>
-        <w:spacing w:line="360" w:lineRule="auto"/>
-        <w:ind w:firstLine="708"/>
-        <w:rPr>
-          <w:color w:val="000000"/>
-        </w:rPr>
-      </w:pPr>
-      <w:r>
-        <w:rPr>
-          <w:color w:val="000000"/>
-        </w:rPr>
-        <w:t xml:space="preserve">Esta metodologia facilita a comunicação entre equipes de qualidade, produto e desenvolvimento, fornecendo dados estruturados que orientam a priorização de correções e melhorias baseada em feedback real de usuários em produção, conforme revisado por </w:t>
-      </w:r>
-      <w:proofErr w:type="spellStart"/>
-      <w:r>
-        <w:rPr>
-          <w:color w:val="000000"/>
-        </w:rPr>
-        <w:t>Lenarduzzi</w:t>
-      </w:r>
-      <w:proofErr w:type="spellEnd"/>
-      <w:r>
-        <w:rPr>
-          <w:color w:val="000000"/>
-        </w:rPr>
-        <w:t xml:space="preserve"> et al. (2019) sobre priorização de dívida técnica e problemas de qualidade. A abordagem de priorização de backlog proposta alinha-se com modelos desenvolvidos especificamente para o setor bancário (Lima &amp; Costa, 2024), adaptando técnicas de priorização para o contexto de aplicativos móveis financeiros.</w:t>
-      </w:r>
-    </w:p>
-    <w:p>
-      <w:pPr>
-        <w:spacing w:line="360" w:lineRule="auto"/>
-        <w:ind w:firstLine="708"/>
-        <w:rPr>
-          <w:color w:val="000000"/>
-        </w:rPr>
-      </w:pPr>
-      <w:r>
-        <w:rPr>
-          <w:color w:val="000000"/>
-        </w:rPr>
-        <w:lastRenderedPageBreak/>
-        <w:t xml:space="preserve">Uma extensão natural, e alinhada ao dia a dia de quem gerencia qualidade em banco, é combinar o que o grafo revela sobre “issue”, versão e capacidade de negócio com o registro interno de defeitos em produção, sem necessidade de expor números proprietários no texto acadêmico. Conceitualmente, o cruzamento permite: direcionar correções onde o sintoma na loja e o defeito registrado convergem; ampliar o escopo de testes nas áreas que o grafo mostra mais sensíveis; e acompanhar, ao longo do tempo, se a densidade de defeitos por sistema ou por funcionalidade responde às melhorias. Em mudanças pontuais de funcionalidade, a visão por capacidade ajuda a argumentar o que precisa de validação antes do próximo “deploy”, em muitos casos, não o pacote inteiro de regressão, mas o subconjunto que o grafo indica como impactado, o que reduz custo e tempo sem </w:t>
-      </w:r>
-      <w:proofErr w:type="gramStart"/>
-      <w:r>
-        <w:rPr>
-          <w:color w:val="000000"/>
-        </w:rPr>
-        <w:t>abrir mão de</w:t>
-      </w:r>
-      <w:proofErr w:type="gramEnd"/>
-      <w:r>
-        <w:rPr>
-          <w:color w:val="000000"/>
-        </w:rPr>
-        <w:t xml:space="preserve"> critério. Trata-se de um desenho de uso, não de resultado medido neste TCC; os números ficam para ambiente corporativo, sob governança de dados.</w:t>
-      </w:r>
-    </w:p>
-    <w:p>
-      <w:pPr>
-        <w:spacing w:line="360" w:lineRule="auto"/>
-        <w:ind w:firstLine="708"/>
-        <w:rPr>
-          <w:color w:val="000000"/>
-        </w:rPr>
-      </w:pPr>
-    </w:p>
-    <w:p>
-      <w:pPr>
-        <w:spacing w:line="360" w:lineRule="auto"/>
-        <w:rPr>
-          <w:color w:val="000000"/>
-        </w:rPr>
-      </w:pPr>
-      <w:r>
-        <w:rPr>
-          <w:b/>
-          <w:bCs/>
-          <w:color w:val="000000"/>
-        </w:rPr>
-        <w:t>Resultados e Discussões</w:t>
-      </w:r>
-    </w:p>
-    <w:p>
-      <w:pPr>
-        <w:spacing w:line="360" w:lineRule="auto"/>
-        <w:rPr>
-          <w:color w:val="000000"/>
-        </w:rPr>
-      </w:pPr>
-      <w:r>
-        <w:rPr>
-          <w:color w:val="000000"/>
-        </w:rPr>
-        <w:tab/>
-      </w:r>
-    </w:p>
-    <w:p>
-      <w:pPr>
-        <w:spacing w:line="360" w:lineRule="auto"/>
-        <w:rPr>
-          <w:b/>
-          <w:bCs/>
-          <w:color w:val="000000"/>
-        </w:rPr>
-      </w:pPr>
-      <w:r>
-        <w:rPr>
-          <w:color w:val="000000"/>
-        </w:rPr>
-        <w:tab/>
-      </w:r>
-      <w:r>
-        <w:rPr>
-          <w:b/>
-          <w:bCs/>
-          <w:color w:val="000000"/>
-        </w:rPr>
-        <w:t>Amostra processada</w:t>
-      </w:r>
-    </w:p>
-    <w:p>
-      <w:pPr>
-        <w:spacing w:line="360" w:lineRule="auto"/>
-        <w:rPr>
-          <w:b/>
-          <w:bCs/>
-          <w:color w:val="000000"/>
-        </w:rPr>
-      </w:pPr>
-      <w:r>
-        <w:rPr>
-          <w:b/>
-          <w:bCs/>
-          <w:color w:val="000000"/>
-        </w:rPr>
-        <w:tab/>
-      </w:r>
-    </w:p>
-    <w:p>
-      <w:pPr>
-        <w:spacing w:line="360" w:lineRule="auto"/>
-        <w:ind w:firstLine="708"/>
-        <w:rPr>
-          <w:color w:val="000000"/>
-        </w:rPr>
-      </w:pPr>
-      <w:r>
-        <w:rPr>
-          <w:color w:val="000000"/>
-        </w:rPr>
-        <w:t>Na fase de coleta analisada, foram obtidas 2.451 avaliações entre os dias 5 e 18 de janeiro de 2026. O modelo “BERTweet” classificou 878 dessas avaliações como negativas, representando 35,82% do total. Em seguida, aplicou-se um filtro automático que eliminou 115 comentários genéricos sem informação útil (cerca de 13,1% dos comentários negativos), resultando em 763 comentários válidos. Para esta análise inicial, selecionaram-se 100 comentários negativos considerados representativos, que foram processados integralmente com o modelo “GPT-4o”.</w:t>
-      </w:r>
-    </w:p>
-    <w:p>
-      <w:pPr>
-        <w:spacing w:line="360" w:lineRule="auto"/>
-        <w:ind w:firstLine="708"/>
-        <w:rPr>
-          <w:color w:val="000000"/>
-        </w:rPr>
-      </w:pPr>
-    </w:p>
-    <w:p>
-      <w:pPr>
-        <w:spacing w:line="360" w:lineRule="auto"/>
-        <w:ind w:firstLine="708"/>
-        <w:rPr>
-          <w:b/>
-          <w:bCs/>
-          <w:color w:val="000000"/>
-        </w:rPr>
-      </w:pPr>
-      <w:r>
-        <w:rPr>
-          <w:b/>
-          <w:bCs/>
-          <w:color w:val="000000"/>
-        </w:rPr>
-        <w:t>Comparação de modelos “GPT” para extração de entidades</w:t>
-      </w:r>
-    </w:p>
-    <w:p>
-      <w:pPr>
-        <w:spacing w:line="360" w:lineRule="auto"/>
-        <w:ind w:firstLine="708"/>
-        <w:rPr>
-          <w:color w:val="000000"/>
-        </w:rPr>
-      </w:pPr>
-    </w:p>
-    <w:p>
-      <w:pPr>
-        <w:spacing w:line="360" w:lineRule="auto"/>
-        <w:ind w:firstLine="708"/>
-        <w:rPr>
-          <w:color w:val="000000"/>
-        </w:rPr>
-      </w:pPr>
-      <w:r>
-        <w:rPr>
-          <w:color w:val="000000"/>
-        </w:rPr>
-        <w:t>Para a tarefa de extração de entidades e mapeamento para “BusinessCapabilities”, foram avaliados quatro modelos “GPT” diferentes utilizando um conjunto de 22 comentários validados manualmente. A Figura 3 apresenta a comparação de acurácia entre os modelos avaliados, enquanto a Figura 4 exibe a distribuição de resultados (corretos e incorretos) obtida nessa avaliação.</w:t>
-      </w:r>
-    </w:p>
-    <w:p>
-      <w:pPr>
-        <w:spacing w:line="360" w:lineRule="auto"/>
-        <w:rPr>
-          <w:color w:val="000000"/>
-        </w:rPr>
-      </w:pPr>
+        <w:t>resultados (corretos, incorretos e não encontrados).</w:t>
+      </w:r>
       <w:r>
         <w:rPr>
           <w:noProof/>
         </w:rPr>
-        <w:lastRenderedPageBreak/>
         <w:drawing>
           <wp:inline distT="0" distB="0" distL="0" distR="0" wp14:anchorId="0BF91D9A" wp14:editId="13D778AF">
             <wp:extent cx="5753100" cy="3576251"/>
@@ -3119,7 +2445,7 @@
                     </pic:cNvPicPr>
                   </pic:nvPicPr>
                   <pic:blipFill>
-                    <a:blip r:embed="rId13"/>
+                    <a:blip r:embed="rId14"/>
                     <a:stretch>
                       <a:fillRect/>
                     </a:stretch>
@@ -3157,7 +2483,19 @@
         <w:rPr>
           <w:color w:val="000000"/>
         </w:rPr>
-        <w:t>Figura 3. Comparação de acurácia entre modelos “GPT” para extração de entidades e mapeamento para “BusinessCapability”</w:t>
+        <w:t xml:space="preserve">Figura </w:t>
+      </w:r>
+      <w:r>
+        <w:rPr>
+          <w:color w:val="000000"/>
+        </w:rPr>
+        <w:t>4</w:t>
+      </w:r>
+      <w:r>
+        <w:rPr>
+          <w:color w:val="000000"/>
+        </w:rPr>
+        <w:t>. Comparação de acurácia entre modelos “GPT” para extração de entidades e mapeamento para “BusinessCapability”</w:t>
       </w:r>
     </w:p>
     <w:p>
@@ -3215,7 +2553,7 @@
                     </pic:cNvPicPr>
                   </pic:nvPicPr>
                   <pic:blipFill>
-                    <a:blip r:embed="rId14"/>
+                    <a:blip r:embed="rId15"/>
                     <a:stretch>
                       <a:fillRect/>
                     </a:stretch>
@@ -3253,7 +2591,7 @@
         <w:rPr>
           <w:color w:val="000000"/>
         </w:rPr>
-        <w:t>Figura 4. Distribuição de resultados (corretos e incorretos) dos modelos “GPT” avaliados</w:t>
+        <w:t>Figura 5. Distribuição de resultados dos modelos "GPT" (corretos, incorretos e não encontrados)</w:t>
       </w:r>
     </w:p>
     <w:p>
@@ -3302,137 +2640,71 @@
         <w:rPr>
           <w:color w:val="000000"/>
         </w:rPr>
-        <w:t>A análise dos resultados apresentados nas Figuras 3 e 4 revela que o modelo “GPT</w:t>
-      </w:r>
-      <w:r>
-        <w:rPr>
-          <w:rFonts w:ascii="Cambria Math" w:hAnsi="Cambria Math" w:cs="Cambria Math"/>
-          <w:color w:val="000000"/>
-        </w:rPr>
-        <w:t>‑</w:t>
-      </w:r>
-      <w:r>
-        <w:rPr>
-          <w:color w:val="000000"/>
-        </w:rPr>
-        <w:t>4o</w:t>
-      </w:r>
-      <w:r>
-        <w:rPr>
-          <w:rFonts w:ascii="Cambria Math" w:hAnsi="Cambria Math" w:cs="Cambria Math"/>
-          <w:color w:val="000000"/>
-        </w:rPr>
-        <w:t>‑</w:t>
-      </w:r>
-      <w:r>
-        <w:rPr>
-          <w:color w:val="000000"/>
-        </w:rPr>
-        <w:t>2024</w:t>
-      </w:r>
-      <w:r>
-        <w:rPr>
-          <w:rFonts w:ascii="Cambria Math" w:hAnsi="Cambria Math" w:cs="Cambria Math"/>
-          <w:color w:val="000000"/>
-        </w:rPr>
-        <w:t>‑</w:t>
-      </w:r>
-      <w:r>
-        <w:rPr>
-          <w:color w:val="000000"/>
-        </w:rPr>
-        <w:t>08</w:t>
-      </w:r>
-      <w:r>
-        <w:rPr>
-          <w:rFonts w:ascii="Cambria Math" w:hAnsi="Cambria Math" w:cs="Cambria Math"/>
-          <w:color w:val="000000"/>
-        </w:rPr>
-        <w:t>‑</w:t>
-      </w:r>
-      <w:r>
-        <w:rPr>
-          <w:color w:val="000000"/>
-        </w:rPr>
-        <w:t>06” destacou</w:t>
-      </w:r>
-      <w:r>
-        <w:rPr>
-          <w:rFonts w:ascii="Cambria Math" w:hAnsi="Cambria Math" w:cs="Cambria Math"/>
-          <w:color w:val="000000"/>
-        </w:rPr>
-        <w:t>‑</w:t>
-      </w:r>
-      <w:r>
-        <w:rPr>
-          <w:color w:val="000000"/>
-        </w:rPr>
-        <w:t>se pela melhor relação custo</w:t>
-      </w:r>
-      <w:r>
-        <w:rPr>
-          <w:rFonts w:ascii="Cambria Math" w:hAnsi="Cambria Math" w:cs="Cambria Math"/>
-          <w:color w:val="000000"/>
-        </w:rPr>
-        <w:t>‑</w:t>
-      </w:r>
-      <w:r>
-        <w:rPr>
-          <w:color w:val="000000"/>
-        </w:rPr>
-        <w:t>benefício entre os modelos avaliados, alcançando 63,6% de acurácia (equivalente a 14 mapeamentos corretos em 22 tentativas) Esse desempenho foi observado após o refinamento do algoritmo de mapeamento, que resultou em uma melhoria significativa em relação à acurácia inicial de 54,5%. A distribuição de resultados mostrada na Figura 4 indica que, embora nenhum modelo tenha alcançado perfeição na tarefa, o “GPT</w:t>
-      </w:r>
-      <w:r>
-        <w:rPr>
-          <w:rFonts w:ascii="Cambria Math" w:hAnsi="Cambria Math" w:cs="Cambria Math"/>
-          <w:color w:val="000000"/>
-        </w:rPr>
-        <w:t>‑</w:t>
-      </w:r>
-      <w:r>
-        <w:rPr>
-          <w:color w:val="000000"/>
-        </w:rPr>
-        <w:t>4o</w:t>
-      </w:r>
-      <w:r>
-        <w:rPr>
-          <w:rFonts w:ascii="Cambria Math" w:hAnsi="Cambria Math" w:cs="Cambria Math"/>
-          <w:color w:val="000000"/>
-        </w:rPr>
-        <w:t>‑</w:t>
-      </w:r>
-      <w:r>
-        <w:rPr>
-          <w:color w:val="000000"/>
-        </w:rPr>
-        <w:t>2024</w:t>
-      </w:r>
-      <w:r>
-        <w:rPr>
-          <w:rFonts w:ascii="Cambria Math" w:hAnsi="Cambria Math" w:cs="Cambria Math"/>
-          <w:color w:val="000000"/>
-        </w:rPr>
-        <w:t>‑</w:t>
-      </w:r>
-      <w:r>
-        <w:rPr>
-          <w:color w:val="000000"/>
-        </w:rPr>
-        <w:t>08</w:t>
-      </w:r>
-      <w:r>
-        <w:rPr>
-          <w:rFonts w:ascii="Cambria Math" w:hAnsi="Cambria Math" w:cs="Cambria Math"/>
-          <w:color w:val="000000"/>
-        </w:rPr>
-        <w:t>‑</w:t>
-      </w:r>
-      <w:r>
-        <w:rPr>
-          <w:color w:val="000000"/>
-        </w:rPr>
-        <w:t>06” apresentou o melhor equilíbrio entre mapeamentos corretos e incorretos, com menor número de casos não encontrados. Esses resultados justificaram a escolha desse modelo como padrão para o “pipeline” de produção, considerando tanto a precisão quanto os custos computacionais envolvidos. Na prática de produto, esses 63,6% já permitem encaminhar boa parte das reclamações à capacidade de negócio certa sem ler avaliação por avaliação, o que alivia o time e dá base para priorizar o backlog, ainda cabendo evoluir o mapeamento com o tempo.</w:t>
+        <w:t>A análise dos resultados apresentados nas Figuras 4 e 5 revela que o modelo "GPT-4o-2024-08-06" se destacou pela melhor relação custo-benefício entre os modelos avaliados, alcançando 63,6% de acurácia, equivalente a 14 mapeamentos corretos em 22 tentativas. Esse desempenho foi observado após o refinamento do algoritmo de mapeamento, que resultou em melhora relevante frente à acurácia inicial de 54,5%. A Figura 5 indica que, embora nenhum modelo tenha alcançado perfeição na tarefa, o "GPT-4o-2024-08-06" apresentou o melhor equilíbrio entre mapeamentos corretos e incorretos, com menor número de casos não encontrados. Esses resultados justificaram a escolha desse modelo como padrão para o "pipeline" de produção, considerando precisão e custo computacional. Na prática de produto, esses 63,6% já permitem encaminhar boa parte das reclamações à capacidade de negócio correta sem leitura manual de cada avaliação, reduzindo esforço operacional e dando base para priorizar o backlog.</w:t>
+      </w:r>
+    </w:p>
+    <w:p>
+      <w:pPr>
+        <w:spacing w:line="360" w:lineRule="auto"/>
+        <w:rPr>
+          <w:color w:val="000000"/>
+        </w:rPr>
+      </w:pPr>
+      <w:r>
+        <w:rPr>
+          <w:color w:val="000000"/>
+        </w:rPr>
+        <w:tab/>
+      </w:r>
+      <w:r>
+        <w:rPr>
+          <w:color w:val="000000"/>
+        </w:rPr>
+        <w:t xml:space="preserve">Em uma leitura qualitativa dos casos classificados como incorretos ou como não encontrados na validação manual do mapeamento entidade–"BusinessCapability", observaram-se falhas recorrentes ligadas à linguagem informal e ao domínio bancário, como gírias e abreviações pouco lexicalizadas (“app”, regionalismos), ironia ou tom ambíguo que dificultam fixar qual problema o usuário associa a qual capacidade, e menções indiretas a produtos ou rotas (“aquela tela”, “o negócio do Pix”) que exigem resolução de correferência. </w:t>
+      </w:r>
+      <w:r>
+        <w:rPr>
+          <w:color w:val="000000"/>
+        </w:rPr>
+        <w:t>Nós</w:t>
+      </w:r>
+      <w:r>
+        <w:rPr>
+          <w:color w:val="000000"/>
+        </w:rPr>
+        <w:t xml:space="preserve"> não encontrados, o modelo chegou a produzir entidade ou vínculo com capacidade fora do esperado na convenção do "gold standard", ou o comentário condensava vários problemas numa única frase densa, dificultando casar cada par entidade–capacidade validado linha a linha. Esses padrões reforçam que o gargalo não é apenas o "LLM" isolado, mas o alinhamento entre linguagem do usuário e o catálogo fixo de "BusinessCapabilities", eixo do refinamento iterativo do mapeamento.</w:t>
+      </w:r>
+    </w:p>
+    <w:p>
+      <w:pPr>
+        <w:spacing w:line="360" w:lineRule="auto"/>
+        <w:rPr>
+          <w:color w:val="000000"/>
+        </w:rPr>
+      </w:pPr>
+    </w:p>
+    <w:p>
+      <w:pPr>
+        <w:spacing w:line="360" w:lineRule="auto"/>
+        <w:rPr>
+          <w:b/>
+          <w:bCs/>
+          <w:color w:val="000000"/>
+        </w:rPr>
+      </w:pPr>
+      <w:r>
+        <w:rPr>
+          <w:color w:val="000000"/>
+        </w:rPr>
+        <w:tab/>
+      </w:r>
+      <w:r>
+        <w:rPr>
+          <w:b/>
+          <w:bCs/>
+          <w:color w:val="000000"/>
+        </w:rPr>
+        <w:t>Comparação de modelos de polarização</w:t>
       </w:r>
     </w:p>
     <w:p>
@@ -3440,289 +2712,43 @@
         <w:spacing w:line="360" w:lineRule="auto"/>
         <w:ind w:firstLine="708"/>
         <w:rPr>
-          <w:color w:val="000000"/>
-        </w:rPr>
-      </w:pPr>
-      <w:r>
-        <w:rPr>
-          <w:color w:val="000000"/>
-        </w:rPr>
-        <w:t xml:space="preserve">Em uma leitura qualitativa dos casos Incorretos e Não Encontrados na validação manual, observaram-se falhas recorrentes ligadas à linguagem informal e ao domínio bancário: </w:t>
-      </w:r>
-      <w:proofErr w:type="gramStart"/>
-      <w:r>
-        <w:rPr>
-          <w:color w:val="000000"/>
-        </w:rPr>
-        <w:t>gírias e abreviações pouco lexicalizadas</w:t>
-      </w:r>
-      <w:proofErr w:type="gramEnd"/>
-      <w:r>
-        <w:rPr>
-          <w:color w:val="000000"/>
-        </w:rPr>
-        <w:t xml:space="preserve"> (“app”, regionalismos), sarcasmo ou ironia que invertem a polaridade aparente do trecho, e menções indiretas a produtos ou rotas (“aquela tela”, “o negócio do Pix”) que exigem resolução de correferência. Em Não Encontrados, o modelo chegou a produzir entidade ou rótulo fora do vocabulário esperado na checagem manual, ou o comentário misturava vários problemas numa única frase densa, dificultando </w:t>
-      </w:r>
-      <w:proofErr w:type="gramStart"/>
-      <w:r>
-        <w:rPr>
-          <w:color w:val="000000"/>
-        </w:rPr>
-        <w:t>casar</w:t>
-      </w:r>
-      <w:proofErr w:type="gramEnd"/>
-      <w:r>
-        <w:rPr>
-          <w:color w:val="000000"/>
-        </w:rPr>
-        <w:t xml:space="preserve"> “issue” extraída com o “</w:t>
-      </w:r>
-      <w:proofErr w:type="spellStart"/>
-      <w:r>
-        <w:rPr>
-          <w:color w:val="000000"/>
-        </w:rPr>
-        <w:t>gold</w:t>
-      </w:r>
-      <w:proofErr w:type="spellEnd"/>
-      <w:r>
-        <w:rPr>
-          <w:color w:val="000000"/>
-        </w:rPr>
-        <w:t xml:space="preserve"> standard” linha a linha. Esses padrões reforçam que o gargalo não é apenas o “LLM” isolado, mas a interface entre linguagem de usuário e o catálogo fixo de “BusinessCapabilities”, ponto central do refinamento iterativo do mapeamento.</w:t>
-      </w:r>
-    </w:p>
-    <w:p>
-      <w:pPr>
-        <w:spacing w:line="360" w:lineRule="auto"/>
-        <w:rPr>
-          <w:color w:val="000000"/>
-        </w:rPr>
-      </w:pPr>
-    </w:p>
-    <w:p>
-      <w:pPr>
-        <w:spacing w:line="360" w:lineRule="auto"/>
-        <w:rPr>
           <w:b/>
           <w:bCs/>
           <w:color w:val="000000"/>
         </w:rPr>
       </w:pPr>
-      <w:r>
-        <w:rPr>
-          <w:color w:val="000000"/>
-        </w:rPr>
-        <w:tab/>
-      </w:r>
-      <w:r>
-        <w:rPr>
-          <w:b/>
-          <w:bCs/>
-          <w:color w:val="000000"/>
-        </w:rPr>
-        <w:t>Comparação de modelos de polarização</w:t>
-      </w:r>
-    </w:p>
-    <w:p>
-      <w:pPr>
-        <w:spacing w:line="360" w:lineRule="auto"/>
-        <w:ind w:firstLine="708"/>
-        <w:rPr>
-          <w:b/>
-          <w:bCs/>
-          <w:color w:val="000000"/>
-        </w:rPr>
-      </w:pPr>
-    </w:p>
-    <w:p>
-      <w:pPr>
-        <w:spacing w:line="360" w:lineRule="auto"/>
-        <w:ind w:firstLine="708"/>
-        <w:rPr>
-          <w:color w:val="000000"/>
-        </w:rPr>
-      </w:pPr>
-      <w:r>
-        <w:rPr>
-          <w:color w:val="000000"/>
-        </w:rPr>
-        <w:t xml:space="preserve">A escolha da arquitetura “Transformer” resultou de um estudo comparativo empírico que avaliou dois modelos </w:t>
-      </w:r>
-      <w:proofErr w:type="spellStart"/>
-      <w:r>
-        <w:rPr>
-          <w:color w:val="000000"/>
-        </w:rPr>
-        <w:t>pré</w:t>
-      </w:r>
-      <w:proofErr w:type="spellEnd"/>
-      <w:r>
-        <w:rPr>
-          <w:rFonts w:ascii="Cambria Math" w:hAnsi="Cambria Math" w:cs="Cambria Math"/>
-          <w:color w:val="000000"/>
-        </w:rPr>
-        <w:t>‑</w:t>
-      </w:r>
-      <w:r>
-        <w:rPr>
-          <w:color w:val="000000"/>
-        </w:rPr>
-        <w:t>treinados: o “DistilBERT” Multilíngue e o “BERTweet” (“XLM</w:t>
-      </w:r>
-      <w:r>
-        <w:rPr>
-          <w:rFonts w:ascii="Cambria Math" w:hAnsi="Cambria Math" w:cs="Cambria Math"/>
-          <w:color w:val="000000"/>
-        </w:rPr>
-        <w:t>‑</w:t>
-      </w:r>
-      <w:proofErr w:type="spellStart"/>
-      <w:r>
-        <w:rPr>
-          <w:color w:val="000000"/>
-        </w:rPr>
-        <w:t>RoBERTa</w:t>
-      </w:r>
-      <w:proofErr w:type="spellEnd"/>
-      <w:r>
-        <w:rPr>
-          <w:color w:val="000000"/>
-        </w:rPr>
-        <w:t>”). A comparação utilizou um conjunto de 1 000 avaliações que foram validadas manualmente, servindo como “ground truth”. As Figuras 5 e 6 apresentam os resultados detalhados dessa comparação.</w:t>
-      </w:r>
-    </w:p>
-    <w:p>
-      <w:pPr>
-        <w:spacing w:line="360" w:lineRule="auto"/>
-        <w:rPr>
-          <w:color w:val="000000"/>
-        </w:rPr>
-      </w:pPr>
-      <w:r>
-        <w:rPr>
-          <w:noProof/>
+    </w:p>
+    <w:p>
+      <w:pPr>
+        <w:spacing w:line="360" w:lineRule="auto"/>
+        <w:rPr>
+          <w:color w:val="000000"/>
+        </w:rPr>
+      </w:pPr>
+      <w:r>
+        <w:rPr>
+          <w:color w:val="000000"/>
+        </w:rPr>
+        <w:t>A escolha da arquitetura "Transformer" resultou do estudo comparativo já citado em Material e Métodos (DistilBERT multilíngue, Sanh et al., 2019; BERTweet com base em "XLM-RoBERTa", Nguyen et al., 2020). A comparação utilizou 1.000 avaliações com rótulo de referência ("ground truth"). As métricas quantitativas foram calculadas a partir das matrizes de confusão consolidadas no experimento (*n* = 1.000 por modelo). As Figuras 6 e 7 apresentam os resultados.</w:t>
+      </w:r>
+    </w:p>
+    <w:p>
+      <w:pPr>
+        <w:spacing w:line="360" w:lineRule="auto"/>
+        <w:rPr>
+          <w:color w:val="000000"/>
+        </w:rPr>
+      </w:pPr>
+      <w:r>
+        <w:rPr>
+          <w:color w:val="000000"/>
         </w:rPr>
         <w:lastRenderedPageBreak/>
         <w:drawing>
-          <wp:inline distT="0" distB="0" distL="0" distR="0" wp14:anchorId="34060962" wp14:editId="66A2C24D">
-            <wp:extent cx="5330952" cy="1312025"/>
+          <wp:inline distT="0" distB="0" distL="0" distR="0" wp14:anchorId="3B63A9CC" wp14:editId="47A55509">
+            <wp:extent cx="5759450" cy="1795145"/>
             <wp:effectExtent l="0" t="0" r="0" b="0"/>
-            <wp:docPr id="31" name="Picture"/>
-            <wp:cNvGraphicFramePr/>
-            <a:graphic xmlns:a="http://schemas.openxmlformats.org/drawingml/2006/main">
-              <a:graphicData uri="http://schemas.openxmlformats.org/drawingml/2006/picture">
-                <pic:pic xmlns:pic="http://schemas.openxmlformats.org/drawingml/2006/picture">
-                  <pic:nvPicPr>
-                    <pic:cNvPr id="32" name="Picture" descr="figure5_final.png"/>
-                    <pic:cNvPicPr>
-                      <a:picLocks noChangeAspect="1" noChangeArrowheads="1"/>
-                    </pic:cNvPicPr>
-                  </pic:nvPicPr>
-                  <pic:blipFill>
-                    <a:blip r:embed="rId15"/>
-                    <a:stretch>
-                      <a:fillRect/>
-                    </a:stretch>
-                  </pic:blipFill>
-                  <pic:spPr bwMode="auto">
-                    <a:xfrm>
-                      <a:off x="0" y="0"/>
-                      <a:ext cx="5330952" cy="1312025"/>
-                    </a:xfrm>
-                    <a:prstGeom prst="rect">
-                      <a:avLst/>
-                    </a:prstGeom>
-                    <a:noFill/>
-                    <a:ln w="9525">
-                      <a:noFill/>
-                      <a:headEnd/>
-                      <a:tailEnd/>
-                    </a:ln>
-                  </pic:spPr>
-                </pic:pic>
-              </a:graphicData>
-            </a:graphic>
-          </wp:inline>
-        </w:drawing>
-      </w:r>
-    </w:p>
-    <w:p>
-      <w:pPr>
-        <w:spacing w:line="240" w:lineRule="auto"/>
-        <w:rPr>
-          <w:color w:val="000000"/>
-        </w:rPr>
-      </w:pPr>
-      <w:r>
-        <w:rPr>
-          <w:color w:val="000000"/>
-        </w:rPr>
-        <w:t>Figura 5. Comparação de métricas entre “DistilBERT” Multilíngue e “BERTweet” para análise de polarização do comentário. Painéis: (A) curva ROC, (B) comparação de métricas (ROC AUC, Precisão, Recall e F1</w:t>
-      </w:r>
-      <w:r>
-        <w:rPr>
-          <w:rFonts w:ascii="Cambria Math" w:hAnsi="Cambria Math" w:cs="Cambria Math"/>
-          <w:color w:val="000000"/>
-        </w:rPr>
-        <w:t>‑</w:t>
-      </w:r>
-      <w:r>
-        <w:rPr>
-          <w:color w:val="000000"/>
-        </w:rPr>
-        <w:t>Score) e (C) comparação de acurácia</w:t>
-      </w:r>
-    </w:p>
-    <w:p>
-      <w:pPr>
-        <w:spacing w:line="240" w:lineRule="auto"/>
-        <w:rPr>
-          <w:color w:val="000000"/>
-        </w:rPr>
-      </w:pPr>
-      <w:r>
-        <w:rPr>
-          <w:color w:val="000000"/>
-        </w:rPr>
-        <w:t xml:space="preserve">Fonte: </w:t>
-      </w:r>
-      <w:r>
-        <w:rPr>
-          <w:color w:val="000000"/>
-        </w:rPr>
-        <w:t>Dados processados com "ground truth" de 1.000 avaliações (2025)</w:t>
-      </w:r>
-    </w:p>
-    <w:p>
-      <w:pPr>
-        <w:rPr>
-          <w:color w:val="000000"/>
-        </w:rPr>
-      </w:pPr>
-    </w:p>
-    <w:p>
-      <w:pPr>
-        <w:rPr>
-          <w:color w:val="000000"/>
-        </w:rPr>
-      </w:pPr>
-    </w:p>
-    <w:p>
-      <w:pPr>
-        <w:rPr>
-          <w:color w:val="000000"/>
-        </w:rPr>
-      </w:pPr>
-      <w:r>
-        <w:rPr>
-          <w:noProof/>
-        </w:rPr>
-        <w:drawing>
-          <wp:inline distT="0" distB="0" distL="0" distR="0" wp14:anchorId="472387DB" wp14:editId="384B8DAF">
-            <wp:extent cx="5759450" cy="2279015"/>
-            <wp:effectExtent l="0" t="0" r="0" b="6985"/>
-            <wp:docPr id="273636428" name="Imagem 1"/>
+            <wp:docPr id="604160675" name="Imagem 1"/>
             <wp:cNvGraphicFramePr>
               <a:graphicFrameLocks xmlns:a="http://schemas.openxmlformats.org/drawingml/2006/main" noChangeAspect="1"/>
             </wp:cNvGraphicFramePr>
@@ -3730,7 +2756,7 @@
               <a:graphicData uri="http://schemas.openxmlformats.org/drawingml/2006/picture">
                 <pic:pic xmlns:pic="http://schemas.openxmlformats.org/drawingml/2006/picture">
                   <pic:nvPicPr>
-                    <pic:cNvPr id="273636428" name=""/>
+                    <pic:cNvPr id="604160675" name=""/>
                     <pic:cNvPicPr/>
                   </pic:nvPicPr>
                   <pic:blipFill>
@@ -3742,7 +2768,7 @@
                   <pic:spPr>
                     <a:xfrm>
                       <a:off x="0" y="0"/>
-                      <a:ext cx="5759450" cy="2279015"/>
+                      <a:ext cx="5759450" cy="1795145"/>
                     </a:xfrm>
                     <a:prstGeom prst="rect">
                       <a:avLst/>
@@ -3766,7 +2792,7 @@
         <w:rPr>
           <w:color w:val="000000"/>
         </w:rPr>
-        <w:t>Figura 6. Matrizes de confusão para classificação de polarização do comentário: modelos “DistilBERT” Multilíngue (A) e “BERTweet” (B)</w:t>
+        <w:t>Figura 6. Desempenho de "DistilBERT" Multilíngue e "BERTweet" na análise de polaridade (A) curva ROC, (B) métricas ponderadas, (C) acurácia global</w:t>
       </w:r>
     </w:p>
     <w:p>
@@ -3786,6 +2812,101 @@
         <w:rPr>
           <w:color w:val="000000"/>
         </w:rPr>
+        <w:t>Dados processados com "ground truth" de 1.000 avaliações (2025)</w:t>
+      </w:r>
+    </w:p>
+    <w:p>
+      <w:pPr>
+        <w:rPr>
+          <w:color w:val="000000"/>
+        </w:rPr>
+      </w:pPr>
+    </w:p>
+    <w:p>
+      <w:pPr>
+        <w:rPr>
+          <w:color w:val="000000"/>
+        </w:rPr>
+      </w:pPr>
+    </w:p>
+    <w:p>
+      <w:pPr>
+        <w:rPr>
+          <w:color w:val="000000"/>
+        </w:rPr>
+      </w:pPr>
+      <w:r>
+        <w:rPr>
+          <w:color w:val="000000"/>
+        </w:rPr>
+        <w:drawing>
+          <wp:inline distT="0" distB="0" distL="0" distR="0" wp14:anchorId="4E6CE22F" wp14:editId="22EF2592">
+            <wp:extent cx="5759450" cy="2404745"/>
+            <wp:effectExtent l="0" t="0" r="0" b="0"/>
+            <wp:docPr id="135764516" name="Imagem 1"/>
+            <wp:cNvGraphicFramePr>
+              <a:graphicFrameLocks xmlns:a="http://schemas.openxmlformats.org/drawingml/2006/main" noChangeAspect="1"/>
+            </wp:cNvGraphicFramePr>
+            <a:graphic xmlns:a="http://schemas.openxmlformats.org/drawingml/2006/main">
+              <a:graphicData uri="http://schemas.openxmlformats.org/drawingml/2006/picture">
+                <pic:pic xmlns:pic="http://schemas.openxmlformats.org/drawingml/2006/picture">
+                  <pic:nvPicPr>
+                    <pic:cNvPr id="135764516" name=""/>
+                    <pic:cNvPicPr/>
+                  </pic:nvPicPr>
+                  <pic:blipFill>
+                    <a:blip r:embed="rId17"/>
+                    <a:stretch>
+                      <a:fillRect/>
+                    </a:stretch>
+                  </pic:blipFill>
+                  <pic:spPr>
+                    <a:xfrm>
+                      <a:off x="0" y="0"/>
+                      <a:ext cx="5759450" cy="2404745"/>
+                    </a:xfrm>
+                    <a:prstGeom prst="rect">
+                      <a:avLst/>
+                    </a:prstGeom>
+                  </pic:spPr>
+                </pic:pic>
+              </a:graphicData>
+            </a:graphic>
+          </wp:inline>
+        </w:drawing>
+      </w:r>
+    </w:p>
+    <w:p>
+      <w:pPr>
+        <w:spacing w:line="240" w:lineRule="auto"/>
+        <w:rPr>
+          <w:color w:val="000000"/>
+        </w:rPr>
+      </w:pPr>
+      <w:r>
+        <w:rPr>
+          <w:color w:val="000000"/>
+        </w:rPr>
+        <w:t>Figura 7. Matrizes de confusão da classificação de polaridade para "DistilBERT" Multilíngue (A) e "BERTweet" (B)</w:t>
+      </w:r>
+    </w:p>
+    <w:p>
+      <w:pPr>
+        <w:spacing w:line="240" w:lineRule="auto"/>
+        <w:rPr>
+          <w:color w:val="000000"/>
+        </w:rPr>
+      </w:pPr>
+      <w:r>
+        <w:rPr>
+          <w:color w:val="000000"/>
+        </w:rPr>
+        <w:t xml:space="preserve">Fonte: </w:t>
+      </w:r>
+      <w:r>
+        <w:rPr>
+          <w:color w:val="000000"/>
+        </w:rPr>
         <w:t>D</w:t>
       </w:r>
       <w:r>
@@ -3820,41 +2941,14 @@
         <w:rPr>
           <w:color w:val="000000"/>
         </w:rPr>
-        <w:t>Os resultados apresentados na Figura 5 revelam uma superioridade estatística clara do modelo “BERTweet” na tarefa de classificação de polarização de comentários bancários. Enquanto o “DistilBERT” alcançou 74,32% de acurácia, o “BERTweet” atingiu 96,17%. A diferença é ainda mais pronunciada quando observamos o “ROC AUC”: 78,98% para o “DistilBERT” contra 98,97% para o “BERTweet”. O “F1</w:t>
-      </w:r>
-      <w:r>
-        <w:rPr>
-          <w:rFonts w:ascii="Cambria Math" w:hAnsi="Cambria Math" w:cs="Cambria Math"/>
-          <w:color w:val="000000"/>
-        </w:rPr>
-        <w:t>‑</w:t>
-      </w:r>
-      <w:r>
-        <w:rPr>
-          <w:color w:val="000000"/>
-        </w:rPr>
-        <w:t xml:space="preserve">Score” também favorece o “BERTweet” com 96,92%, comparado aos 75,26% do “DistilBERT”. A análise das matrizes de confusão na Figura 6 mostra que o “BERTweet” produziu significativamente menos “falsos positivos” e “falsos negativos”, especialmente ao classificar comentários negativos. Uma observação interessante é que o “BERTweet” demonstrou maior capacidade de interpretar ironias e expressões típicas do setor bancário brasileiro, como identificar “app rodando liso” como positivo ou “o app só </w:t>
-      </w:r>
-      <w:proofErr w:type="gramStart"/>
-      <w:r>
-        <w:rPr>
-          <w:color w:val="000000"/>
-        </w:rPr>
-        <w:t>engasga”</w:t>
-      </w:r>
-      <w:proofErr w:type="gramEnd"/>
-      <w:r>
-        <w:rPr>
-          <w:color w:val="000000"/>
-        </w:rPr>
-        <w:t xml:space="preserve"> como negativo. Esses resultados justificaram a escolha do “BERTweet” como modelo padrão para o “pipeline” de produção. Com 96,17% de acurácia, quem cuida do produto ganha uma triagem de negativos que costuma bater com o que um avaliador marcaria na mão: menos retrabalho e menos risco de puxar demanda para a fila </w:t>
+        <w:t xml:space="preserve">Os resultados apresentados na Figura 6 revelam superioridade clara do "BERTweet" na classificação de polarização de comentários bancários. O "DistilBERT" alcançou 72,4% de acurácia global, com precisão ponderada de 74,3%, *recall* de 72,4%, "F1" de 73,2% e "ROC AUC" multiclasse (OVR) de 73,0%. O "BERTweet" atingiu 93,4% de acurácia, com precisão ponderada de 97,1%, *recall* de 93,4%, "F1" de 94,8% e "ROC AUC" de 95,9%. A análise das matrizes na Figura 7 mostra que o "BERTweet" reduz substancialmente confusões entre classes, em especial na classe negativa. Em leitura qualitativa, o "BERTweet" tende a lidar melhor com ironia e com expressões típicas do português informal em contexto bancário, por exemplo, interpretar "app rodando liso" como positivo ou "o app só engasga" como negativo. Esses resultados justificaram a escolha do "BERTweet" como modelo padrão no "pipeline" de produção. A triagem de negativos alinha-se melhor ao que um avaliador marcaria na mão, reduzindo retrabalho e risco de encaminhar demanda com polaridade mal estimada. O "ROC </w:t>
       </w:r>
       <w:r>
         <w:rPr>
           <w:color w:val="000000"/>
         </w:rPr>
         <w:lastRenderedPageBreak/>
-        <w:t>errada por causa de polaridade mal estimada. Já o “ROC AUC” de 98,97% indica que o modelo ainda separa bem as classes quando o texto é ambíguo; na prática, isso reduz a chance de ignorar reclamação séria ou de perder tempo com falso alarme na hora de decidir o que segue para extração de entidades e para o backlog.</w:t>
+        <w:t>AUC" de 95,9% reforça a separação entre classes quando o texto é ambíguo, o que, na prática, reduz a chance de ignorar reclamação relevante ou de gastar esforço com falso alarme antes da extração de entidades e da priorização de backlog.</w:t>
       </w:r>
     </w:p>
     <w:p>
@@ -3886,17 +2980,33 @@
           <w:bCs/>
           <w:color w:val="000000"/>
         </w:rPr>
-        <w:t>Estatísticas do Grafo</w:t>
-      </w:r>
-    </w:p>
-    <w:p>
-      <w:pPr>
-        <w:spacing w:line="360" w:lineRule="auto"/>
+        <w:t xml:space="preserve">Estatísticas do </w:t>
+      </w:r>
+      <w:r>
         <w:rPr>
           <w:b/>
           <w:bCs/>
           <w:color w:val="000000"/>
         </w:rPr>
+        <w:t>g</w:t>
+      </w:r>
+      <w:r>
+        <w:rPr>
+          <w:b/>
+          <w:bCs/>
+          <w:color w:val="000000"/>
+        </w:rPr>
+        <w:t>rafo</w:t>
+      </w:r>
+    </w:p>
+    <w:p>
+      <w:pPr>
+        <w:spacing w:line="360" w:lineRule="auto"/>
+        <w:rPr>
+          <w:b/>
+          <w:bCs/>
+          <w:color w:val="000000"/>
+        </w:rPr>
       </w:pPr>
     </w:p>
     <w:p>
@@ -3911,13 +3021,7 @@
         <w:rPr>
           <w:color w:val="000000"/>
         </w:rPr>
-        <w:t>Após o processamento completo com o modelo “GPT-4o-2024-08-06”, o grafo apresentou as estatísticas contidas na Tabela 1.</w:t>
-      </w:r>
-      <w:r>
-        <w:rPr>
-          <w:color w:val="000000"/>
-        </w:rPr>
-        <w:t xml:space="preserve"> </w:t>
+        <w:t>Após o processamento completo com o modelo "GPT-4o-2024-08-06", o grafo apresentou as estatísticas contidas na Tabela 1.</w:t>
       </w:r>
     </w:p>
     <w:p>
@@ -4312,7 +3416,7 @@
         <w:rPr>
           <w:color w:val="000000"/>
         </w:rPr>
-        <w:t>Os números da Tabela 1 sintetizam o processamento. Dos 100 comentários negativos escolhidos para o experimento, geraram-se 103 episódios (alguns comentários viram mais de um episódio ao extrair várias entidades). Foram identificadas 85 issues distintas. O fato de haver 91 ligações Issue ↔ BusinessCapability para 85 issues não indica erro de contagem: a conta do experimento fecha com 79 issues ligadas a uma capacidade e 6 issues ligadas a duas capacidades ao mesmo tempo, ou seja, 79 + (6 × 2) = 91 vínculos. Esse “saldo” acima de 85 é, em outras palavras, o rastro das reclamações que atravessam mais de uma frente de negócio, padrão coerente com app bancário, em que acesso, segurança, experiência e meios de pagamento raramente ficam em caixinhas isoladas. Não se trata de afirmar perfeição do modelo (o mapeamento ainda merece validação humana), mas de mostrar que a estrutura escolhida deixa aparecer a natureza transversal do problema quando ela existe nos dados, em vez de forçar um único rótulo para tudo. Para priorização, isso é um achado útil: o sintoma deixa de ser lido como “só mais um chamado” quando na verdade exige alinhamento entre áreas. As issues se distribuem por 15 capacidades, sem tudo cair numa única categoria.</w:t>
+        <w:t>A Tabela 1 resume o processamento. Foram 100 comentários negativos que geraram 103 episódios (um texto pode virar mais de uma issue) e 85 issues distintas. Os 91 vínculos Issue–BusinessCapability para 85 issues se distribuem assim, 79 issues com uma capacidade e 6 issues com duas capacidades ao mesmo tempo (79 + 6 × 2 = 91). Não se trata de erro de contagem. Em aplicativo bancário, é comum o relato atravessar mais de uma frente (acesso, segurança, experiência). O grafo explicita esse comportamento em vez de forçar um único rótulo. O mapeamento ainda merece validação humana, mas, para priorização, o desenho ajuda quando um sintoma exige coordenação entre áreas. As issues distribuem-se por 15 capacidades.</w:t>
       </w:r>
     </w:p>
     <w:p>
@@ -4327,14 +3431,29 @@
         <w:rPr>
           <w:color w:val="000000"/>
         </w:rPr>
-        <w:t xml:space="preserve">A cobertura de linkagem entre entidades e BusinessCapabilities constitui uma métrica fundamental para avaliar a qualidade do processamento. Como visto, 91 relacionamentos para 85 issues reflete mais de uma capacidade por issue quando o comentário assim o exige; não ocorre duplicidade artificial. Importante destacar que a taxa de cobertura foi calculada excluindo a categoria “Outras Funcionalidades”, que serve como receptáculo para itens que </w:t>
+        <w:t>A cobertura de linkagem entre entidades e BusinessCapabilities constitui uma métrica fundamental para avaliar a qualidade do processamento. Como visto, 91 relacionamentos para 85 issues refletem mais de uma capacidade por issue quando o comentário assim o exige, e não duplicidade artificial. Importante destacar que a taxa de cobertura foi calculada excluindo a categoria "Outras Funcionalidades", que serve como receptáculo para itens que não se enquadram adequadamente nas capacidades de negócio definidas. Essa exclusão garante que apenas mapeamentos válidos sejam considerados na métrica.</w:t>
+      </w:r>
+    </w:p>
+    <w:p>
+      <w:pPr>
+        <w:spacing w:line="360" w:lineRule="auto"/>
+        <w:ind w:firstLine="708"/>
+        <w:rPr>
+          <w:color w:val="000000"/>
+        </w:rPr>
+      </w:pPr>
+      <w:r>
+        <w:rPr>
+          <w:color w:val="000000"/>
+        </w:rPr>
+        <w:t xml:space="preserve">A alta taxa de cobertura observada resultou de três estratégias combinadas. Primeiro, um mapeamento direto refinado que incorpora mais de 200 palavras-chave cuidadosamente selecionadas. Segundo, uma verificação por palavras-chave que ocorre antes de recorrer a uma categoria padrão. Terceiro, uma validação pré-criação que impede que entidades sejam criadas no grafo sem um mapeamento válido para pelo menos uma BusinessCapability. A </w:t>
       </w:r>
       <w:r>
         <w:rPr>
           <w:color w:val="000000"/>
         </w:rPr>
         <w:lastRenderedPageBreak/>
-        <w:t>não se enquadram adequadamente nas capacidades de negócio definidas. Essa exclusão garante que apenas mapeamentos válidos sejam considerados na métrica.</w:t>
+        <w:t>forma como as issues se distribuem entre as diferentes BusinessCapabilities oferece insights valiosos sobre a capacidade do sistema em identificar padrões de forma equilibrada. A Figura 8 apresenta essa distribuição visualmente, enquanto a Tabela 2 detalha os números específicos.</w:t>
       </w:r>
     </w:p>
     <w:p>
@@ -4345,44 +3464,23 @@
           <w:color w:val="000000"/>
         </w:rPr>
       </w:pPr>
-      <w:r>
-        <w:rPr>
-          <w:color w:val="000000"/>
-        </w:rPr>
-        <w:t xml:space="preserve">A alta taxa de cobertura observada resultou de três estratégias combinadas. Primeiro, um mapeamento direto refinado que incorpora mais de 200 palavras-chave cuidadosamente selecionadas. </w:t>
-      </w:r>
-      <w:proofErr w:type="gramStart"/>
-      <w:r>
-        <w:rPr>
-          <w:color w:val="000000"/>
-        </w:rPr>
-        <w:t>Segundo, uma</w:t>
-      </w:r>
-      <w:proofErr w:type="gramEnd"/>
-      <w:r>
-        <w:rPr>
-          <w:color w:val="000000"/>
-        </w:rPr>
-        <w:t xml:space="preserve"> verificação por palavras-chave que ocorre antes de recorrer a uma categoria padrão. Terceiro, uma validação pré-criação que impede que entidades sejam criadas no grafo sem um mapeamento válido para pelo menos uma BusinessCapability. A forma como as issues se distribuem entre as diferentes BusinessCapabilities oferece insights valiosos sobre a capacidade do sistema em identificar padrões de forma equilibrada. A Figura 7 apresenta essa distribuição visualmente, enquanto a Tabela 2 detalha os números específicos.</w:t>
-      </w:r>
-    </w:p>
-    <w:p>
-      <w:pPr>
-        <w:spacing w:line="360" w:lineRule="auto"/>
-        <w:rPr>
-          <w:color w:val="000000"/>
-        </w:rPr>
-      </w:pPr>
-      <w:r>
-        <w:rPr>
-          <w:noProof/>
+    </w:p>
+    <w:p>
+      <w:pPr>
+        <w:spacing w:line="240" w:lineRule="auto"/>
+        <w:rPr>
+          <w:color w:val="000000"/>
+        </w:rPr>
+      </w:pPr>
+      <w:r>
+        <w:rPr>
           <w:color w:val="000000"/>
         </w:rPr>
         <w:drawing>
-          <wp:inline distT="0" distB="0" distL="0" distR="0" wp14:anchorId="7A2EB543" wp14:editId="1AC37433">
-            <wp:extent cx="5759450" cy="2851150"/>
-            <wp:effectExtent l="0" t="0" r="0" b="6350"/>
-            <wp:docPr id="182033108" name="Imagem 1" descr="Interface gráfica do usuário, Gráfico&#10;&#10;O conteúdo gerado por IA pode estar incorreto."/>
+          <wp:inline distT="0" distB="0" distL="0" distR="0" wp14:anchorId="48501FAE" wp14:editId="16A89F6D">
+            <wp:extent cx="5759450" cy="3067050"/>
+            <wp:effectExtent l="0" t="0" r="0" b="0"/>
+            <wp:docPr id="43162957" name="Imagem 1"/>
             <wp:cNvGraphicFramePr>
               <a:graphicFrameLocks xmlns:a="http://schemas.openxmlformats.org/drawingml/2006/main" noChangeAspect="1"/>
             </wp:cNvGraphicFramePr>
@@ -4390,11 +3488,11 @@
               <a:graphicData uri="http://schemas.openxmlformats.org/drawingml/2006/picture">
                 <pic:pic xmlns:pic="http://schemas.openxmlformats.org/drawingml/2006/picture">
                   <pic:nvPicPr>
-                    <pic:cNvPr id="182033108" name="Imagem 1" descr="Interface gráfica do usuário, Gráfico&#10;&#10;O conteúdo gerado por IA pode estar incorreto."/>
+                    <pic:cNvPr id="43162957" name=""/>
                     <pic:cNvPicPr/>
                   </pic:nvPicPr>
                   <pic:blipFill>
-                    <a:blip r:embed="rId17"/>
+                    <a:blip r:embed="rId18"/>
                     <a:stretch>
                       <a:fillRect/>
                     </a:stretch>
@@ -4402,7 +3500,7 @@
                   <pic:spPr>
                     <a:xfrm>
                       <a:off x="0" y="0"/>
-                      <a:ext cx="5759450" cy="2851150"/>
+                      <a:ext cx="5759450" cy="3067050"/>
                     </a:xfrm>
                     <a:prstGeom prst="rect">
                       <a:avLst/>
@@ -4426,19 +3524,7 @@
         <w:rPr>
           <w:color w:val="000000"/>
         </w:rPr>
-        <w:t xml:space="preserve">Figura </w:t>
-      </w:r>
-      <w:r>
-        <w:rPr>
-          <w:color w:val="000000"/>
-        </w:rPr>
-        <w:t>7</w:t>
-      </w:r>
-      <w:r>
-        <w:rPr>
-          <w:color w:val="000000"/>
-        </w:rPr>
-        <w:t>. Distribuição de Issues e Episódios por BusinessCapability</w:t>
+        <w:t>Figura 8. Distribuição de Issues e Episódios por BusinessCapability</w:t>
       </w:r>
     </w:p>
     <w:p>
@@ -4493,25 +3579,7 @@
         <w:rPr>
           <w:color w:val="000000"/>
         </w:rPr>
-        <w:t>D</w:t>
-      </w:r>
-      <w:r>
-        <w:rPr>
-          <w:color w:val="000000"/>
-        </w:rPr>
-        <w:t xml:space="preserve">istribuição de </w:t>
-      </w:r>
-      <w:r>
-        <w:rPr>
-          <w:color w:val="000000"/>
-        </w:rPr>
-        <w:t>“issues”</w:t>
-      </w:r>
-      <w:r>
-        <w:rPr>
-          <w:color w:val="000000"/>
-        </w:rPr>
-        <w:t xml:space="preserve"> por BusinessCapability</w:t>
+        <w:t>Distribuição de issues por BusinessCapability</w:t>
       </w:r>
       <w:r>
         <w:rPr>
@@ -4530,13 +3598,6 @@
           <w:color w:val="000000"/>
         </w:rPr>
         <w:tab/>
-      </w:r>
-      <w:r>
-        <w:rPr>
-          <w:color w:val="000000"/>
-        </w:rPr>
-        <w:tab/>
-        <w:t>(continua)</w:t>
       </w:r>
     </w:p>
     <w:tbl>
@@ -5669,21 +4730,14 @@
         <w:rPr>
           <w:color w:val="000000"/>
         </w:rPr>
-        <w:t xml:space="preserve">Nos números, as capacidades se espalham de forma razoavelmente equilibrada, com um destaque claro: </w:t>
-      </w:r>
-      <w:proofErr w:type="gramStart"/>
-      <w:r>
-        <w:rPr>
-          <w:color w:val="000000"/>
-        </w:rPr>
-        <w:t>“Performance e Estabilidade” concentra</w:t>
-      </w:r>
-      <w:proofErr w:type="gramEnd"/>
-      <w:r>
-        <w:rPr>
-          <w:color w:val="000000"/>
-        </w:rPr>
-        <w:t xml:space="preserve"> 23,53% das issues identificadas (20 de 85), agrupando problemas técnicos críticos como lentidão, travamentos, indisponibilidade e falhas na abertura do aplicativo. Essa concentração não surpreende, considerando que problemas de performance são frequentemente os mais visíveis e impactantes para os usuários.</w:t>
+        <w:t xml:space="preserve">Nos números, as capacidades se espalham de forma razoavelmente equilibrada, com um destaque claro. "Performance e Estabilidade" concentra 23,53% das issues identificadas (20 de 85), agrupando problemas técnicos críticos como lentidão, travamentos, indisponibilidade e falhas na abertura do aplicativo. Essa concentração não surpreende, </w:t>
+      </w:r>
+      <w:r>
+        <w:rPr>
+          <w:color w:val="000000"/>
+        </w:rPr>
+        <w:lastRenderedPageBreak/>
+        <w:t>considerando que problemas de performance são frequentemente os mais visíveis e impactantes para os usuários.</w:t>
       </w:r>
     </w:p>
     <w:p>
@@ -5698,49 +4752,7 @@
         <w:rPr>
           <w:color w:val="000000"/>
         </w:rPr>
-        <w:t xml:space="preserve">As demais BusinessCapabilities apresentam distribuições mais equilibradas. Gestão de Cadastro e Conta responde por 15.29% das issues, principalmente relacionadas a dificuldades de acesso à conta e processos de cadastro. </w:t>
-      </w:r>
-      <w:proofErr w:type="gramStart"/>
-      <w:r>
-        <w:rPr>
-          <w:color w:val="000000"/>
-        </w:rPr>
-        <w:t>Autenticação e Acesso aparece</w:t>
-      </w:r>
-      <w:proofErr w:type="gramEnd"/>
-      <w:r>
-        <w:rPr>
-          <w:color w:val="000000"/>
-        </w:rPr>
-        <w:t xml:space="preserve"> com 14.12%, concentrando problemas de login, biometria e acesso geral ao aplicativo. Transferências PIX representa 9.41%, incluindo questões relacionadas a transferências, devoluções e gestão de chaves. Interface e Experiência do Usuário, Segurança e Proteção, e Consulta de Saldo e Extrato aparecem cada uma com 8.24%, refletindo preocupações com usabilidade, segurança de dados e visualização de informações financeiras. Atendimento ao Cliente concentra 7.06% das issues, relacionadas a suporte, chat e atendimento telefônico. </w:t>
-      </w:r>
-      <w:proofErr w:type="gramStart"/>
-      <w:r>
-        <w:rPr>
-          <w:color w:val="000000"/>
-        </w:rPr>
-        <w:t>Pagamentos e Boletos aparece</w:t>
-      </w:r>
-      <w:proofErr w:type="gramEnd"/>
-      <w:r>
-        <w:rPr>
-          <w:color w:val="000000"/>
-        </w:rPr>
-        <w:t xml:space="preserve"> com 4.71%, enquanto </w:t>
-      </w:r>
-      <w:proofErr w:type="gramStart"/>
-      <w:r>
-        <w:rPr>
-          <w:color w:val="000000"/>
-        </w:rPr>
-        <w:t>Empréstimos e Crédito representa</w:t>
-      </w:r>
-      <w:proofErr w:type="gramEnd"/>
-      <w:r>
-        <w:rPr>
-          <w:color w:val="000000"/>
-        </w:rPr>
-        <w:t xml:space="preserve"> 3.53% das issues identificadas.</w:t>
+        <w:t>As demais BusinessCapabilities apresentam distribuições mais equilibradas. Gestão de Cadastro e Conta responde por 15,29% das issues, principalmente relacionadas a dificuldades de acesso à conta e processos de cadastro. Autenticação e Acesso aparece com 14,12%, concentrando problemas de login, biometria e acesso geral ao aplicativo. Transferências PIX representa 9,41%, incluindo questões relacionadas a transferências, devoluções e gestão de chaves. Interface e Experiência do Usuário, Segurança e Proteção e Consulta de Saldo e Extrato aparecem, cada uma, com 8,24%, refletindo preocupações com usabilidade, segurança de dados e visualização de informações financeiras. Atendimento ao Cliente concentra 7,06% das issues, relacionadas a suporte, chat e atendimento telefônico. Pagamentos e Boletos aparece com 4,71%, enquanto Empréstimos e Crédito representa 3,53% das issues identificadas.</w:t>
       </w:r>
     </w:p>
     <w:p>
@@ -5755,38 +4767,34 @@
         <w:rPr>
           <w:color w:val="000000"/>
         </w:rPr>
-        <w:t>Ao analisar o “Knowledge Graph”, foi possível identificar quais problemas foram mais frequentemente mencionados pelos usuários. A Figura 8 oferece uma visualização dessa distribuição, enquanto a Tabela 3 detalha as 10 “issues” mais críticas, organizadas por</w:t>
-      </w:r>
-      <w:r>
-        <w:rPr>
-          <w:color w:val="000000"/>
-        </w:rPr>
-        <w:t xml:space="preserve"> fr</w:t>
-      </w:r>
-      <w:r>
-        <w:rPr>
-          <w:color w:val="000000"/>
-        </w:rPr>
-        <w:t>equência de ocorrência e acompanhadas das “BusinessCapabilities” que foram impactadas.</w:t>
-      </w:r>
-    </w:p>
-    <w:p>
-      <w:pPr>
-        <w:spacing w:line="360" w:lineRule="auto"/>
-        <w:rPr>
-          <w:color w:val="000000"/>
-        </w:rPr>
-      </w:pPr>
-      <w:r>
-        <w:rPr>
-          <w:noProof/>
+        <w:t>Ao analisar o "Knowledge Graph", foi possível identificar quais problemas foram mais frequentemente mencionados pelos usuários. A Figura 9 oferece uma visualização dessa distribuição, enquanto a Tabela 3 detalha as 10 "issues" mais críticas, organizadas por frequência de ocorrência e acompanhadas das "BusinessCapabilities" que foram impactadas.</w:t>
+      </w:r>
+    </w:p>
+    <w:p>
+      <w:pPr>
+        <w:spacing w:line="360" w:lineRule="auto"/>
+        <w:ind w:firstLine="708"/>
+        <w:rPr>
+          <w:color w:val="000000"/>
+        </w:rPr>
+      </w:pPr>
+    </w:p>
+    <w:p>
+      <w:pPr>
+        <w:spacing w:line="240" w:lineRule="auto"/>
+        <w:rPr>
+          <w:color w:val="000000"/>
+        </w:rPr>
+      </w:pPr>
+      <w:r>
+        <w:rPr>
           <w:color w:val="000000"/>
         </w:rPr>
         <w:drawing>
-          <wp:inline distT="0" distB="0" distL="0" distR="0" wp14:anchorId="2A18EC07" wp14:editId="7C1D05CA">
-            <wp:extent cx="4647063" cy="3077719"/>
-            <wp:effectExtent l="0" t="0" r="1270" b="8890"/>
-            <wp:docPr id="1110689051" name="Imagem 1" descr="Gráfico&#10;&#10;O conteúdo gerado por IA pode estar incorreto."/>
+          <wp:inline distT="0" distB="0" distL="0" distR="0" wp14:anchorId="0D1B82C5" wp14:editId="2CA316A6">
+            <wp:extent cx="5759450" cy="3388995"/>
+            <wp:effectExtent l="0" t="0" r="0" b="1905"/>
+            <wp:docPr id="321655011" name="Imagem 1"/>
             <wp:cNvGraphicFramePr>
               <a:graphicFrameLocks xmlns:a="http://schemas.openxmlformats.org/drawingml/2006/main" noChangeAspect="1"/>
             </wp:cNvGraphicFramePr>
@@ -5794,11 +4802,11 @@
               <a:graphicData uri="http://schemas.openxmlformats.org/drawingml/2006/picture">
                 <pic:pic xmlns:pic="http://schemas.openxmlformats.org/drawingml/2006/picture">
                   <pic:nvPicPr>
-                    <pic:cNvPr id="1110689051" name="Imagem 1" descr="Gráfico&#10;&#10;O conteúdo gerado por IA pode estar incorreto."/>
+                    <pic:cNvPr id="321655011" name=""/>
                     <pic:cNvPicPr/>
                   </pic:nvPicPr>
                   <pic:blipFill>
-                    <a:blip r:embed="rId18"/>
+                    <a:blip r:embed="rId19"/>
                     <a:stretch>
                       <a:fillRect/>
                     </a:stretch>
@@ -5806,7 +4814,7 @@
                   <pic:spPr>
                     <a:xfrm>
                       <a:off x="0" y="0"/>
-                      <a:ext cx="4661275" cy="3087132"/>
+                      <a:ext cx="5759450" cy="3388995"/>
                     </a:xfrm>
                     <a:prstGeom prst="rect">
                       <a:avLst/>
@@ -5830,43 +4838,67 @@
         <w:rPr>
           <w:color w:val="000000"/>
         </w:rPr>
+        <w:t>Figura 9. Top 10 issues por frequência de ocorrência nos comentários</w:t>
+      </w:r>
+    </w:p>
+    <w:p>
+      <w:pPr>
+        <w:spacing w:line="240" w:lineRule="auto"/>
+        <w:rPr>
+          <w:color w:val="000000"/>
+        </w:rPr>
+      </w:pPr>
+      <w:r>
+        <w:rPr>
+          <w:color w:val="000000"/>
+        </w:rPr>
+        <w:t>Fonte: Dados processados do aplicativo CAIXA (2026)</w:t>
+      </w:r>
+    </w:p>
+    <w:p>
+      <w:pPr>
+        <w:spacing w:line="240" w:lineRule="auto"/>
+        <w:rPr>
+          <w:color w:val="000000"/>
+        </w:rPr>
+      </w:pPr>
+    </w:p>
+    <w:p>
+      <w:pPr>
+        <w:spacing w:line="240" w:lineRule="auto"/>
+        <w:rPr>
+          <w:color w:val="000000"/>
+        </w:rPr>
+      </w:pPr>
+    </w:p>
+    <w:p>
+      <w:pPr>
+        <w:spacing w:line="240" w:lineRule="auto"/>
+        <w:rPr>
+          <w:color w:val="000000"/>
+        </w:rPr>
+      </w:pPr>
+    </w:p>
+    <w:p>
+      <w:pPr>
+        <w:spacing w:line="360" w:lineRule="auto"/>
+        <w:rPr>
+          <w:color w:val="000000"/>
+        </w:rPr>
+      </w:pPr>
+    </w:p>
+    <w:p>
+      <w:pPr>
+        <w:spacing w:line="240" w:lineRule="auto"/>
+        <w:rPr>
+          <w:color w:val="000000"/>
+        </w:rPr>
+      </w:pPr>
+      <w:r>
+        <w:rPr>
+          <w:color w:val="000000"/>
+        </w:rPr>
         <w:lastRenderedPageBreak/>
-        <w:t>Figura 8. Dez issues mais críticas identificadas nos comentários, ordenadas por frequência de ocorrência.</w:t>
-      </w:r>
-    </w:p>
-    <w:p>
-      <w:pPr>
-        <w:spacing w:line="240" w:lineRule="auto"/>
-        <w:rPr>
-          <w:color w:val="000000"/>
-        </w:rPr>
-      </w:pPr>
-      <w:r>
-        <w:rPr>
-          <w:color w:val="000000"/>
-        </w:rPr>
-        <w:t>Fonte: Dados processados do aplicativo CAIXA (2026)</w:t>
-      </w:r>
-    </w:p>
-    <w:p>
-      <w:pPr>
-        <w:spacing w:line="360" w:lineRule="auto"/>
-        <w:rPr>
-          <w:color w:val="000000"/>
-        </w:rPr>
-      </w:pPr>
-    </w:p>
-    <w:p>
-      <w:pPr>
-        <w:spacing w:line="240" w:lineRule="auto"/>
-        <w:rPr>
-          <w:color w:val="000000"/>
-        </w:rPr>
-      </w:pPr>
-      <w:r>
-        <w:rPr>
-          <w:color w:val="000000"/>
-        </w:rPr>
         <w:t>Tabela 3. Dez issues mais críticas e suas BusinessCapabilities associadas</w:t>
       </w:r>
     </w:p>
@@ -7021,40 +6053,28 @@
         <w:rPr>
           <w:color w:val="000000"/>
         </w:rPr>
-        <w:t xml:space="preserve">Os resultados revelam que a issue “Lentidão” destaca-se de forma significativa, aparecendo em 7 episódios diferentes e representando claramente o problema mais crítico identificado pelos usuários. As demais issues na lista apresentam frequência de 2 episódios cada, criando um segundo grupo de problemas que também merecem atenção. Observa-se que várias dessas issues estão relacionadas a Performance e Estabilidade, enquanto outras concentram-se em questões de Autenticação e Acesso, muitas vezes aparecendo em conjunto com Segurança e Proteção. Essa distribuição corrobora os padrões já identificados anteriormente, onde </w:t>
-      </w:r>
-      <w:proofErr w:type="gramStart"/>
-      <w:r>
-        <w:rPr>
-          <w:color w:val="000000"/>
-        </w:rPr>
-        <w:t>Performance e Estabilidade concentra</w:t>
-      </w:r>
-      <w:proofErr w:type="gramEnd"/>
-      <w:r>
-        <w:rPr>
-          <w:color w:val="000000"/>
-        </w:rPr>
-        <w:t xml:space="preserve"> 23.53% de todas as issues identificadas (20 de 85).</w:t>
-      </w:r>
-    </w:p>
-    <w:p>
-      <w:pPr>
-        <w:spacing w:line="360" w:lineRule="auto"/>
-        <w:rPr>
-          <w:color w:val="000000"/>
-        </w:rPr>
-      </w:pPr>
-      <w:r>
-        <w:rPr>
-          <w:color w:val="000000"/>
-        </w:rPr>
-        <w:t>Ao examinar como as issues se distribuem segundo as características das BusinessCapabilities, emergem padrões reveladores sobre a natureza dos problemas que os usuários reportam. A Figura 9 consolida essas informações visualmente, enquanto as Tabelas 4, 5 e 6 detalham os dados quantitativos organizados por nível hierárquico, tipo e valor de negócio, respectivamente.</w:t>
-      </w:r>
-    </w:p>
-    <w:p>
-      <w:pPr>
-        <w:spacing w:line="360" w:lineRule="auto"/>
+        <w:t>Os resultados revelam que a issue "Lentidão" se destaca de forma significativa, aparecendo em 7 episódios e representando o problema mais crítico identificado pelos usuários. As demais issues na lista apresentam frequência de 2 episódios cada, formando um segundo grupo de problemas que também merece atenção. Observa-se que várias dessas issues estão relacionadas a Performance e Estabilidade, enquanto outras se concentram em questões de Autenticação e Acesso, muitas vezes em conjunto com Segurança e Proteção. Essa distribuição corrobora os padrões já identificados anteriormente, em que Performance e Estabilidade concentra 23,53% de todas as issues identificadas (20 de 85).</w:t>
+      </w:r>
+    </w:p>
+    <w:p>
+      <w:pPr>
+        <w:spacing w:line="360" w:lineRule="auto"/>
+        <w:ind w:firstLine="708"/>
+        <w:rPr>
+          <w:color w:val="000000"/>
+        </w:rPr>
+      </w:pPr>
+      <w:r>
+        <w:rPr>
+          <w:color w:val="000000"/>
+        </w:rPr>
+        <w:t>Ao examinar como as issues se distribuem segundo as características das BusinessCapabilities, emergem padrões reveladores sobre a natureza dos problemas que os usuários reportam. A Figura 10 consolida essas informações visualmente, enquanto as Tabelas 4, 5 e 6 detalham os dados quantitativos organizados por nível hierárquico, tipo e valor de negócio, respectivamente.</w:t>
+      </w:r>
+    </w:p>
+    <w:p>
+      <w:pPr>
+        <w:spacing w:line="360" w:lineRule="auto"/>
+        <w:ind w:firstLine="708"/>
         <w:rPr>
           <w:color w:val="000000"/>
         </w:rPr>
@@ -7065,18 +6085,19 @@
           <w:bCs/>
           <w:color w:val="000000"/>
         </w:rPr>
-        <w:lastRenderedPageBreak/>
         <w:tab/>
       </w:r>
       <w:r>
         <w:rPr>
-          <w:noProof/>
+          <w:b/>
+          <w:bCs/>
+          <w:color w:val="000000"/>
         </w:rPr>
         <w:drawing>
-          <wp:inline distT="0" distB="0" distL="0" distR="0" wp14:anchorId="273BF61B" wp14:editId="5FF53571">
-            <wp:extent cx="5759450" cy="1758315"/>
-            <wp:effectExtent l="0" t="0" r="0" b="0"/>
-            <wp:docPr id="2114985649" name="Imagem 9"/>
+          <wp:inline distT="0" distB="0" distL="0" distR="0" wp14:anchorId="5F468DAD" wp14:editId="2E54A54B">
+            <wp:extent cx="5759450" cy="1903095"/>
+            <wp:effectExtent l="0" t="0" r="0" b="1905"/>
+            <wp:docPr id="1237862275" name="Imagem 1"/>
             <wp:cNvGraphicFramePr>
               <a:graphicFrameLocks xmlns:a="http://schemas.openxmlformats.org/drawingml/2006/main" noChangeAspect="1"/>
             </wp:cNvGraphicFramePr>
@@ -7084,36 +6105,23 @@
               <a:graphicData uri="http://schemas.openxmlformats.org/drawingml/2006/picture">
                 <pic:pic xmlns:pic="http://schemas.openxmlformats.org/drawingml/2006/picture">
                   <pic:nvPicPr>
-                    <pic:cNvPr id="0" name="Picture 1"/>
-                    <pic:cNvPicPr>
-                      <a:picLocks noChangeAspect="1" noChangeArrowheads="1"/>
-                    </pic:cNvPicPr>
+                    <pic:cNvPr id="1237862275" name=""/>
+                    <pic:cNvPicPr/>
                   </pic:nvPicPr>
                   <pic:blipFill>
-                    <a:blip r:embed="rId19" cstate="print">
-                      <a:extLst>
-                        <a:ext uri="{28A0092B-C50C-407E-A947-70E740481C1C}">
-                          <a14:useLocalDpi xmlns:a14="http://schemas.microsoft.com/office/drawing/2010/main" val="0"/>
-                        </a:ext>
-                      </a:extLst>
-                    </a:blip>
-                    <a:srcRect/>
+                    <a:blip r:embed="rId20"/>
                     <a:stretch>
                       <a:fillRect/>
                     </a:stretch>
                   </pic:blipFill>
-                  <pic:spPr bwMode="auto">
+                  <pic:spPr>
                     <a:xfrm>
                       <a:off x="0" y="0"/>
-                      <a:ext cx="5759450" cy="1758315"/>
+                      <a:ext cx="5759450" cy="1903095"/>
                     </a:xfrm>
                     <a:prstGeom prst="rect">
                       <a:avLst/>
                     </a:prstGeom>
-                    <a:noFill/>
-                    <a:ln>
-                      <a:noFill/>
-                    </a:ln>
                   </pic:spPr>
                 </pic:pic>
               </a:graphicData>
@@ -7133,7 +6141,8 @@
         <w:rPr>
           <w:color w:val="000000"/>
         </w:rPr>
-        <w:t>Figura 9. Distribuição de issues por nível hierárquico (A), por tipo de BusinessCapability (B) e por valor de negócio (C)</w:t>
+        <w:lastRenderedPageBreak/>
+        <w:t>Figura 10. Distribuição de issues por nível hierárquico, tipo de BusinessCapability e valor de negócio</w:t>
       </w:r>
     </w:p>
     <w:p>
@@ -7171,31 +6180,13 @@
         <w:rPr>
           <w:color w:val="000000"/>
         </w:rPr>
-        <w:t xml:space="preserve">Tabela 4. </w:t>
-      </w:r>
-      <w:r>
-        <w:rPr>
-          <w:color w:val="000000"/>
-        </w:rPr>
-        <w:t xml:space="preserve">Distribuição de </w:t>
-      </w:r>
-      <w:r>
-        <w:rPr>
-          <w:color w:val="000000"/>
-        </w:rPr>
-        <w:t>“issues”</w:t>
-      </w:r>
-      <w:r>
-        <w:rPr>
-          <w:color w:val="000000"/>
-        </w:rPr>
-        <w:t xml:space="preserve"> por Nível Hierárquico das BusinessCapabilitie</w:t>
-      </w:r>
-      <w:r>
-        <w:rPr>
-          <w:color w:val="000000"/>
-        </w:rPr>
-        <w:t>s</w:t>
+        <w:t>T</w:t>
+      </w:r>
+      <w:r>
+        <w:rPr>
+          <w:color w:val="000000"/>
+        </w:rPr>
+        <w:t>abela 4. Distribuição de Issues por Nível Hierárquico das BusinessCapabilities</w:t>
       </w:r>
     </w:p>
     <w:tbl>
@@ -7868,25 +6859,7 @@
         <w:rPr>
           <w:color w:val="000000"/>
         </w:rPr>
-        <w:t xml:space="preserve">Tabela 5. </w:t>
-      </w:r>
-      <w:r>
-        <w:rPr>
-          <w:color w:val="000000"/>
-        </w:rPr>
-        <w:t xml:space="preserve">Distribuição de </w:t>
-      </w:r>
-      <w:r>
-        <w:rPr>
-          <w:color w:val="000000"/>
-        </w:rPr>
-        <w:t>“issues”</w:t>
-      </w:r>
-      <w:r>
-        <w:rPr>
-          <w:color w:val="000000"/>
-        </w:rPr>
-        <w:t xml:space="preserve"> por Tipo de BusinessCapability</w:t>
+        <w:t>Tabela 5. Distribuição de Issues por Tipo de BusinessCapability</w:t>
       </w:r>
       <w:r>
         <w:rPr>
@@ -7899,13 +6872,6 @@
           <w:color w:val="000000"/>
         </w:rPr>
         <w:tab/>
-      </w:r>
-      <w:r>
-        <w:rPr>
-          <w:color w:val="000000"/>
-        </w:rPr>
-        <w:tab/>
-        <w:t>(continua)</w:t>
       </w:r>
     </w:p>
     <w:tbl>
@@ -8583,7 +7549,7 @@
         <w:rPr>
           <w:color w:val="000000"/>
         </w:rPr>
-        <w:t>Fonte: Resultados originais da pesquisa (2026).</w:t>
+        <w:t>Fonte: Resultados originais da pesquisa (2026)</w:t>
       </w:r>
     </w:p>
     <w:p>
@@ -8605,25 +7571,7 @@
         <w:rPr>
           <w:color w:val="000000"/>
         </w:rPr>
-        <w:t xml:space="preserve">Tabela 6. </w:t>
-      </w:r>
-      <w:r>
-        <w:rPr>
-          <w:color w:val="000000"/>
-        </w:rPr>
-        <w:t xml:space="preserve">Distribuição de </w:t>
-      </w:r>
-      <w:r>
-        <w:rPr>
-          <w:color w:val="000000"/>
-        </w:rPr>
-        <w:t>“issues”</w:t>
-      </w:r>
-      <w:r>
-        <w:rPr>
-          <w:color w:val="000000"/>
-        </w:rPr>
-        <w:t xml:space="preserve"> por Tipo de BusinessCapability</w:t>
+        <w:t>Tabela 6. Distribuição de Issues por valor de negócio das BusinessCapabilities</w:t>
       </w:r>
     </w:p>
     <w:tbl>
@@ -9500,107 +8448,34 @@
         <w:rPr>
           <w:color w:val="000000"/>
         </w:rPr>
-        <w:t>Juntando as Tabelas 4, 5 e 6, o retrato fica mais claro: a maioria das issues (62,35%) cai em BusinessCapabilities de Nível 2, que representam funcionalidades específicas do aplicativo, enquanto 37.65% relacionam-se a capacidades de Nível 1, mais fundamentais</w:t>
-      </w:r>
-      <w:r>
-        <w:rPr>
-          <w:color w:val="000000"/>
-        </w:rPr>
-        <w:t xml:space="preserve">. </w:t>
-      </w:r>
-    </w:p>
-    <w:p>
-      <w:pPr>
-        <w:spacing w:line="360" w:lineRule="auto"/>
-        <w:ind w:firstLine="708"/>
-        <w:rPr>
-          <w:color w:val="000000"/>
-        </w:rPr>
-      </w:pPr>
-      <w:r>
-        <w:rPr>
-          <w:color w:val="000000"/>
-        </w:rPr>
-        <w:t xml:space="preserve">Quando observamos o tipo de </w:t>
-      </w:r>
-      <w:proofErr w:type="spellStart"/>
-      <w:r>
-        <w:rPr>
-          <w:color w:val="000000"/>
-        </w:rPr>
-        <w:t>capability</w:t>
-      </w:r>
-      <w:proofErr w:type="spellEnd"/>
-      <w:r>
-        <w:rPr>
-          <w:color w:val="000000"/>
-        </w:rPr>
-        <w:t xml:space="preserve">, encontramos um equilíbrio relativo entre </w:t>
-      </w:r>
-      <w:proofErr w:type="spellStart"/>
-      <w:r>
-        <w:rPr>
-          <w:color w:val="000000"/>
-        </w:rPr>
-        <w:t>capabilities</w:t>
-      </w:r>
-      <w:proofErr w:type="spellEnd"/>
-      <w:r>
-        <w:rPr>
-          <w:color w:val="000000"/>
-        </w:rPr>
-        <w:t xml:space="preserve"> Core (41.18%) e Supporting (58.82%), com estas últimas concentrando </w:t>
+        <w:t>Juntando as Tabelas 4, 5 e 6, o retrato fica mais claro. A maioria das issues (62,35%) cai em BusinessCapabilities de Nível 2, que representam funcionalidades específicas do aplicativo, enquanto 37,65% relacionam-se a capacidades de Nível 1, mais fundamentais. Quando se observa o tipo de BusinessCapability, há equilíbrio relativo entre capacidades do tipo Core (41,18%) e Supporting (58,82%), com estas últimas concentrando ligeiramente mais issues. O aspecto mais relevante, porém, é a concentração de 64,71% das issues em capacidades classificadas como de alto valor de negócio (High). Esse dado sugere que os problemas reportados pelos usuários afetam principalmente funcionalidades críticas tanto para a experiência do usuário quanto para a receita da instituição, reforçando a relevância da abordagem proposta para orientar a priorização do backlog.</w:t>
+      </w:r>
+    </w:p>
+    <w:p>
+      <w:pPr>
+        <w:spacing w:line="360" w:lineRule="auto"/>
+        <w:rPr>
+          <w:color w:val="000000"/>
+        </w:rPr>
+      </w:pPr>
+      <w:r>
+        <w:rPr>
+          <w:color w:val="000000"/>
+        </w:rPr>
+        <w:tab/>
+      </w:r>
+      <w:r>
+        <w:rPr>
+          <w:color w:val="000000"/>
+        </w:rPr>
+        <w:t xml:space="preserve">O processo de refinamento do algoritmo envolveu validação manual de 22 comentários (22 mapeamentos conferidos), resultando na correção de diversos mapeamentos que estavam incorretos. Esse esforço de refinamento elevou a acurácia de 54,5% para 63,6% no conjunto de validação dos modelos "GPT". As correções mais frequentes envolveram issues </w:t>
       </w:r>
       <w:r>
         <w:rPr>
           <w:color w:val="000000"/>
         </w:rPr>
         <w:lastRenderedPageBreak/>
-        <w:t xml:space="preserve">ligeiramente mais issues. Porém, o aspecto mais relevante talvez seja a concentração de 64.71% das issues em </w:t>
-      </w:r>
-      <w:proofErr w:type="spellStart"/>
-      <w:r>
-        <w:rPr>
-          <w:color w:val="000000"/>
-        </w:rPr>
-        <w:t>capabilities</w:t>
-      </w:r>
-      <w:proofErr w:type="spellEnd"/>
-      <w:r>
-        <w:rPr>
-          <w:color w:val="000000"/>
-        </w:rPr>
-        <w:t xml:space="preserve"> classificadas como de alto valor de negócio (High). Esse dado sugere que os problemas reportados pelos usuários afetam principalmente funcionalidades que são críticas tanto para a experiência do usuário quanto para a receita da instituição, reforçando a relevância da abordagem proposta para orientar a priorização do backlog.</w:t>
-      </w:r>
-    </w:p>
-    <w:p>
-      <w:pPr>
-        <w:spacing w:line="360" w:lineRule="auto"/>
-        <w:ind w:firstLine="708"/>
-        <w:rPr>
-          <w:color w:val="000000"/>
-        </w:rPr>
-      </w:pPr>
-      <w:r>
-        <w:rPr>
-          <w:color w:val="000000"/>
-        </w:rPr>
-        <w:t>O processo de refinamento do algoritmo envolveu validação manual de 20 comentários, resultando na correção de 14 mapeamentos que estavam incorretos. Esse esforço de refinamento elevou a acurácia de 54.5% para 63.6%. As correções mais frequentes envolveram issues relacionadas a Interface/Usabilidade, Empréstimos/Crédito, Segurança e Atendimento que estavam sendo incorretamente classificadas como Performance.</w:t>
-      </w:r>
-    </w:p>
-    <w:p>
-      <w:pPr>
-        <w:spacing w:line="360" w:lineRule="auto"/>
-        <w:ind w:firstLine="708"/>
-        <w:rPr>
-          <w:color w:val="000000"/>
-        </w:rPr>
-      </w:pPr>
-      <w:r>
-        <w:rPr>
-          <w:color w:val="000000"/>
-        </w:rPr>
-        <w:t>Paralelamente, o sistema de triagem automática eliminou 115 comentários genéricos (equivalente a 13,1% dos comentários negativos) o que contribuiu tanto para melhorar a qualidade do grafo quanto para reduzir os custos de processamento.</w:t>
+        <w:t>relacionadas a Interface/Usabilidade, Empréstimos/Crédito, Segurança e Atendimento que estavam sendo incorretamente classificadas como Performance. Paralelamente, o sistema de triagem automática eliminou 115 comentários genéricos, equivalente a 13,1% dos comentários negativos, o que contribuiu tanto para melhorar a qualidade do grafo quanto para reduzir os custos de processamento.</w:t>
       </w:r>
     </w:p>
     <w:p>
@@ -9632,7 +8507,7 @@
           <w:bCs/>
           <w:color w:val="000000"/>
         </w:rPr>
-        <w:t>Métricas de "Social Network Analysis" aplicadas ao "Knowledge Graph"</w:t>
+        <w:t>Métricas de análise de redes sociais aplicadas ao "Knowledge Graph"</w:t>
       </w:r>
     </w:p>
     <w:p>
@@ -9660,77 +8535,7 @@
         <w:rPr>
           <w:color w:val="000000"/>
         </w:rPr>
-        <w:t>A aplicação de métricas de “Social Network Analysis” ao “Knowledge Graph” construído permite identificar padrões estruturais que não seriam evidentes através de análises simples de contagem. A Figura 10 apresenta os valores de “</w:t>
-      </w:r>
-      <w:proofErr w:type="spellStart"/>
-      <w:r>
-        <w:rPr>
-          <w:color w:val="000000"/>
-        </w:rPr>
-        <w:t>Degree</w:t>
-      </w:r>
-      <w:proofErr w:type="spellEnd"/>
-      <w:r>
-        <w:rPr>
-          <w:color w:val="000000"/>
-        </w:rPr>
-        <w:t xml:space="preserve"> </w:t>
-      </w:r>
-      <w:proofErr w:type="spellStart"/>
-      <w:r>
-        <w:rPr>
-          <w:color w:val="000000"/>
-        </w:rPr>
-        <w:t>Centrality</w:t>
-      </w:r>
-      <w:proofErr w:type="spellEnd"/>
-      <w:r>
-        <w:rPr>
-          <w:color w:val="000000"/>
-        </w:rPr>
-        <w:t>” tanto para “Issues” quanto para “BusinessCapabilities”, oferecendo uma visão sobre quais entidades possuem mais conexões na rede. A Figura 11, por sua vez, combina múltiplas métricas “SNA”, incluindo a densidade da rede, a distribuição de “</w:t>
-      </w:r>
-      <w:proofErr w:type="spellStart"/>
-      <w:r>
-        <w:rPr>
-          <w:color w:val="000000"/>
-        </w:rPr>
-        <w:t>Degree</w:t>
-      </w:r>
-      <w:proofErr w:type="spellEnd"/>
-      <w:r>
-        <w:rPr>
-          <w:color w:val="000000"/>
-        </w:rPr>
-        <w:t xml:space="preserve"> </w:t>
-      </w:r>
-      <w:proofErr w:type="spellStart"/>
-      <w:r>
-        <w:rPr>
-          <w:color w:val="000000"/>
-        </w:rPr>
-        <w:t>Centrality</w:t>
-      </w:r>
-      <w:proofErr w:type="spellEnd"/>
-      <w:r>
-        <w:rPr>
-          <w:color w:val="000000"/>
-        </w:rPr>
-        <w:t xml:space="preserve">” e o ranking das 10 “Issues” com maior “Clustering </w:t>
-      </w:r>
-      <w:proofErr w:type="spellStart"/>
-      <w:r>
-        <w:rPr>
-          <w:color w:val="000000"/>
-        </w:rPr>
-        <w:t>Coefficient</w:t>
-      </w:r>
-      <w:proofErr w:type="spellEnd"/>
-      <w:r>
-        <w:rPr>
-          <w:color w:val="000000"/>
-        </w:rPr>
-        <w:t>”.</w:t>
+        <w:t>As Figuras 11 e 12 fecham a análise de redes aplicada ao grafo, com centralidade de grau para issues e para BusinessCapabilities, densidade da rede, distribuição de grau e o conjunto de issues com maior coeficiente de agrupamento. O objetivo é complementar as tabelas com uma leitura de estrutura, ou seja, quem se liga a quem além da contagem de ocorrências.</w:t>
       </w:r>
     </w:p>
     <w:p>
@@ -9745,10 +8550,10 @@
           <w:noProof/>
         </w:rPr>
         <w:drawing>
-          <wp:inline distT="0" distB="0" distL="0" distR="0" wp14:anchorId="1C30154F" wp14:editId="6352D1A0">
-            <wp:extent cx="5759450" cy="2863788"/>
+          <wp:inline distT="0" distB="0" distL="0" distR="0" wp14:anchorId="03645D1B" wp14:editId="604832BB">
+            <wp:extent cx="5759450" cy="2707640"/>
             <wp:effectExtent l="0" t="0" r="0" b="0"/>
-            <wp:docPr id="9" name="Imagem 7"/>
+            <wp:docPr id="847021347" name="Imagem 1"/>
             <wp:cNvGraphicFramePr>
               <a:graphicFrameLocks xmlns:a="http://schemas.openxmlformats.org/drawingml/2006/main" noChangeAspect="1"/>
             </wp:cNvGraphicFramePr>
@@ -9756,142 +8561,7 @@
               <a:graphicData uri="http://schemas.openxmlformats.org/drawingml/2006/picture">
                 <pic:pic xmlns:pic="http://schemas.openxmlformats.org/drawingml/2006/picture">
                   <pic:nvPicPr>
-                    <pic:cNvPr id="0" name="Picture 9"/>
-                    <pic:cNvPicPr>
-                      <a:picLocks noChangeAspect="1" noChangeArrowheads="1"/>
-                    </pic:cNvPicPr>
-                  </pic:nvPicPr>
-                  <pic:blipFill>
-                    <a:blip r:embed="rId20" cstate="print">
-                      <a:extLst>
-                        <a:ext uri="{28A0092B-C50C-407E-A947-70E740481C1C}">
-                          <a14:useLocalDpi xmlns:a14="http://schemas.microsoft.com/office/drawing/2010/main" val="0"/>
-                        </a:ext>
-                      </a:extLst>
-                    </a:blip>
-                    <a:srcRect/>
-                    <a:stretch>
-                      <a:fillRect/>
-                    </a:stretch>
-                  </pic:blipFill>
-                  <pic:spPr bwMode="auto">
-                    <a:xfrm>
-                      <a:off x="0" y="0"/>
-                      <a:ext cx="5759450" cy="2863788"/>
-                    </a:xfrm>
-                    <a:prstGeom prst="rect">
-                      <a:avLst/>
-                    </a:prstGeom>
-                    <a:noFill/>
-                    <a:ln>
-                      <a:noFill/>
-                    </a:ln>
-                  </pic:spPr>
-                </pic:pic>
-              </a:graphicData>
-            </a:graphic>
-          </wp:inline>
-        </w:drawing>
-      </w:r>
-    </w:p>
-    <w:p>
-      <w:pPr>
-        <w:spacing w:line="240" w:lineRule="auto"/>
-        <w:rPr>
-          <w:color w:val="000000"/>
-        </w:rPr>
-      </w:pPr>
-      <w:r>
-        <w:rPr>
-          <w:color w:val="000000"/>
-        </w:rPr>
-        <w:lastRenderedPageBreak/>
-        <w:t xml:space="preserve">Figura </w:t>
-      </w:r>
-      <w:r>
-        <w:rPr>
-          <w:color w:val="000000"/>
-        </w:rPr>
-        <w:t>10</w:t>
-      </w:r>
-      <w:r>
-        <w:rPr>
-          <w:color w:val="000000"/>
-        </w:rPr>
-        <w:t xml:space="preserve">. </w:t>
-      </w:r>
-      <w:r>
-        <w:rPr>
-          <w:color w:val="000000"/>
-        </w:rPr>
-        <w:t xml:space="preserve">Degree Centrality para </w:t>
-      </w:r>
-      <w:r>
-        <w:rPr>
-          <w:color w:val="000000"/>
-        </w:rPr>
-        <w:t>“issues”</w:t>
-      </w:r>
-      <w:r>
-        <w:rPr>
-          <w:color w:val="000000"/>
-        </w:rPr>
-        <w:t xml:space="preserve"> (esquerda) e BusinessCapabilities (direita).</w:t>
-      </w:r>
-    </w:p>
-    <w:p>
-      <w:pPr>
-        <w:spacing w:line="240" w:lineRule="auto"/>
-        <w:rPr>
-          <w:color w:val="000000"/>
-        </w:rPr>
-      </w:pPr>
-      <w:r>
-        <w:rPr>
-          <w:color w:val="000000"/>
-        </w:rPr>
-        <w:t>Fonte: Cálculo próprio baseado em Pinheiro (2011) e Newman (2010)</w:t>
-      </w:r>
-      <w:r>
-        <w:rPr>
-          <w:color w:val="000000"/>
-        </w:rPr>
-        <w:t>.</w:t>
-      </w:r>
-    </w:p>
-    <w:p>
-      <w:pPr>
-        <w:spacing w:line="240" w:lineRule="auto"/>
-        <w:rPr>
-          <w:color w:val="000000"/>
-        </w:rPr>
-      </w:pPr>
-    </w:p>
-    <w:p>
-      <w:pPr>
-        <w:spacing w:line="360" w:lineRule="auto"/>
-        <w:rPr>
-          <w:color w:val="000000"/>
-        </w:rPr>
-      </w:pPr>
-      <w:r>
-        <w:rPr>
-          <w:noProof/>
-          <w:color w:val="000000"/>
-        </w:rPr>
-        <w:drawing>
-          <wp:inline distT="0" distB="0" distL="0" distR="0" wp14:anchorId="739A910C" wp14:editId="36CD79D2">
-            <wp:extent cx="5759450" cy="4319905"/>
-            <wp:effectExtent l="0" t="0" r="0" b="4445"/>
-            <wp:docPr id="1188400123" name="Imagem 1" descr="Gráfico, Gráfico de mapa de árvore&#10;&#10;O conteúdo gerado por IA pode estar incorreto."/>
-            <wp:cNvGraphicFramePr>
-              <a:graphicFrameLocks xmlns:a="http://schemas.openxmlformats.org/drawingml/2006/main" noChangeAspect="1"/>
-            </wp:cNvGraphicFramePr>
-            <a:graphic xmlns:a="http://schemas.openxmlformats.org/drawingml/2006/main">
-              <a:graphicData uri="http://schemas.openxmlformats.org/drawingml/2006/picture">
-                <pic:pic xmlns:pic="http://schemas.openxmlformats.org/drawingml/2006/picture">
-                  <pic:nvPicPr>
-                    <pic:cNvPr id="1188400123" name="Imagem 1" descr="Gráfico, Gráfico de mapa de árvore&#10;&#10;O conteúdo gerado por IA pode estar incorreto."/>
+                    <pic:cNvPr id="847021347" name=""/>
                     <pic:cNvPicPr/>
                   </pic:nvPicPr>
                   <pic:blipFill>
@@ -9903,7 +8573,7 @@
                   <pic:spPr>
                     <a:xfrm>
                       <a:off x="0" y="0"/>
-                      <a:ext cx="5759450" cy="4319905"/>
+                      <a:ext cx="5759450" cy="2707640"/>
                     </a:xfrm>
                     <a:prstGeom prst="rect">
                       <a:avLst/>
@@ -9927,113 +8597,399 @@
         <w:rPr>
           <w:color w:val="000000"/>
         </w:rPr>
-        <w:t xml:space="preserve">Figura </w:t>
-      </w:r>
-      <w:r>
-        <w:rPr>
-          <w:color w:val="000000"/>
-        </w:rPr>
-        <w:t>11</w:t>
-      </w:r>
-      <w:r>
-        <w:rPr>
-          <w:color w:val="000000"/>
-        </w:rPr>
-        <w:t xml:space="preserve">. Métricas combinadas de Social Network Analysis. (A) Densidade da rede, (B) Distribuição de Degree Centrality para </w:t>
-      </w:r>
-      <w:r>
-        <w:rPr>
-          <w:color w:val="000000"/>
-        </w:rPr>
-        <w:t>“issues”</w:t>
-      </w:r>
-      <w:r>
-        <w:rPr>
-          <w:color w:val="000000"/>
-        </w:rPr>
-        <w:t xml:space="preserve">, (C) Top 10 </w:t>
-      </w:r>
-      <w:r>
-        <w:rPr>
-          <w:color w:val="000000"/>
-        </w:rPr>
-        <w:t>“issues”</w:t>
-      </w:r>
-      <w:r>
-        <w:rPr>
-          <w:color w:val="000000"/>
-        </w:rPr>
-        <w:t xml:space="preserve"> por Clustering Coefficient, (D) Resumo estatístico da rede. O </w:t>
-      </w:r>
-      <w:proofErr w:type="spellStart"/>
-      <w:r>
-        <w:rPr>
-          <w:color w:val="000000"/>
-        </w:rPr>
-        <w:t>clustering</w:t>
-      </w:r>
-      <w:proofErr w:type="spellEnd"/>
+        <w:t>Figura 11. Centralidade de grau (*Degree Centrality*) para</w:t>
+      </w:r>
+      <w:r>
+        <w:rPr>
+          <w:color w:val="000000"/>
+        </w:rPr>
+        <w:t xml:space="preserve"> 15 maiores</w:t>
+      </w:r>
+      <w:r>
+        <w:rPr>
+          <w:color w:val="000000"/>
+        </w:rPr>
+        <w:t xml:space="preserve"> "Issues" (esquerda) e </w:t>
+      </w:r>
+      <w:r>
+        <w:rPr>
+          <w:color w:val="000000"/>
+        </w:rPr>
+        <w:t xml:space="preserve">15 maiores </w:t>
+      </w:r>
+      <w:r>
+        <w:rPr>
+          <w:color w:val="000000"/>
+        </w:rPr>
+        <w:t>"BusinessCapabilities" (direita)</w:t>
+      </w:r>
+    </w:p>
+    <w:p>
+      <w:pPr>
+        <w:spacing w:line="240" w:lineRule="auto"/>
+        <w:rPr>
+          <w:color w:val="000000"/>
+        </w:rPr>
+      </w:pPr>
+      <w:r>
+        <w:rPr>
+          <w:color w:val="000000"/>
+        </w:rPr>
+        <w:t>Fonte: Cálculo próprio baseado em Pinheiro (2011) e Newman (2010)</w:t>
+      </w:r>
+    </w:p>
+    <w:p>
+      <w:pPr>
+        <w:spacing w:line="240" w:lineRule="auto"/>
+        <w:rPr>
+          <w:color w:val="000000"/>
+        </w:rPr>
+      </w:pPr>
+    </w:p>
+    <w:p>
+      <w:pPr>
+        <w:spacing w:line="360" w:lineRule="auto"/>
+        <w:rPr>
+          <w:color w:val="000000"/>
+        </w:rPr>
+      </w:pPr>
+      <w:r>
+        <w:rPr>
+          <w:color w:val="000000"/>
+        </w:rPr>
+        <w:lastRenderedPageBreak/>
+        <w:drawing>
+          <wp:inline distT="0" distB="0" distL="0" distR="0" wp14:anchorId="260C2EBC" wp14:editId="27AD84E4">
+            <wp:extent cx="5759450" cy="4795520"/>
+            <wp:effectExtent l="0" t="0" r="0" b="5080"/>
+            <wp:docPr id="858916616" name="Imagem 1"/>
+            <wp:cNvGraphicFramePr>
+              <a:graphicFrameLocks xmlns:a="http://schemas.openxmlformats.org/drawingml/2006/main" noChangeAspect="1"/>
+            </wp:cNvGraphicFramePr>
+            <a:graphic xmlns:a="http://schemas.openxmlformats.org/drawingml/2006/main">
+              <a:graphicData uri="http://schemas.openxmlformats.org/drawingml/2006/picture">
+                <pic:pic xmlns:pic="http://schemas.openxmlformats.org/drawingml/2006/picture">
+                  <pic:nvPicPr>
+                    <pic:cNvPr id="858916616" name=""/>
+                    <pic:cNvPicPr/>
+                  </pic:nvPicPr>
+                  <pic:blipFill>
+                    <a:blip r:embed="rId22"/>
+                    <a:stretch>
+                      <a:fillRect/>
+                    </a:stretch>
+                  </pic:blipFill>
+                  <pic:spPr>
+                    <a:xfrm>
+                      <a:off x="0" y="0"/>
+                      <a:ext cx="5759450" cy="4795520"/>
+                    </a:xfrm>
+                    <a:prstGeom prst="rect">
+                      <a:avLst/>
+                    </a:prstGeom>
+                  </pic:spPr>
+                </pic:pic>
+              </a:graphicData>
+            </a:graphic>
+          </wp:inline>
+        </w:drawing>
+      </w:r>
+    </w:p>
+    <w:p>
+      <w:pPr>
+        <w:spacing w:line="240" w:lineRule="auto"/>
+        <w:rPr>
+          <w:color w:val="000000"/>
+        </w:rPr>
+      </w:pPr>
+      <w:r>
+        <w:rPr>
+          <w:color w:val="000000"/>
+        </w:rPr>
+        <w:t>Figura 12. Métricas da rede no "Knowledge Graph", com densidade, distribuição de centralidade de grau, top 10 issues por coeficiente de agrupamento e resumo estatístico</w:t>
+      </w:r>
+    </w:p>
+    <w:p>
+      <w:pPr>
+        <w:spacing w:line="240" w:lineRule="auto"/>
+        <w:rPr>
+          <w:color w:val="000000"/>
+        </w:rPr>
+      </w:pPr>
+      <w:r>
+        <w:rPr>
+          <w:color w:val="000000"/>
+        </w:rPr>
+        <w:t>Fonte: Cálculo próprio baseado em Pinheiro (2011) e Newman (2010)</w:t>
+      </w:r>
+    </w:p>
+    <w:p>
+      <w:pPr>
+        <w:spacing w:line="240" w:lineRule="auto"/>
+        <w:rPr>
+          <w:color w:val="000000"/>
+        </w:rPr>
+      </w:pPr>
+    </w:p>
+    <w:p>
+      <w:pPr>
+        <w:spacing w:line="360" w:lineRule="auto"/>
+        <w:rPr>
+          <w:color w:val="000000"/>
+        </w:rPr>
+      </w:pPr>
+      <w:r>
+        <w:rPr>
+          <w:color w:val="000000"/>
+        </w:rPr>
+        <w:tab/>
+      </w:r>
+      <w:r>
+        <w:rPr>
+          <w:color w:val="000000"/>
+        </w:rPr>
+        <w:t>A densidade calculada de 0,0714 (7,14%) sugere uma rede esparsa no agregado, o que ajuda a identificar áreas críticas sem ruído de correlações espúrias. O grafo construído apresenta 85 "Issues" conectadas a 15 "BusinessCapabilities" por meio de 91 "links". Na maior parte dos casos, cada issue se relaciona a uma capacidade. As seis ligações extras (91 - 85) indicam ocorrências em que uma mesma queixa legítima alcança duas capacidades, fenômeno transversal já comentado na interpretação da Tabela 1 e ilustrado pelas ocorrências associadas a senha.</w:t>
+      </w:r>
+    </w:p>
+    <w:p>
+      <w:pPr>
+        <w:spacing w:line="360" w:lineRule="auto"/>
+        <w:ind w:firstLine="708"/>
+        <w:rPr>
+          <w:color w:val="000000"/>
+        </w:rPr>
+      </w:pPr>
+      <w:r>
+        <w:rPr>
+          <w:color w:val="000000"/>
+        </w:rPr>
+        <w:t xml:space="preserve">Ao examinar os valores de centralidade de grau (*Degree Centrality*), observa-se que a grande maioria das "Issues" (79 de 85, aproximadamente 93%) apresenta valor 1,0, conectando-se a uma única "BusinessCapability". Apenas 6 "Issues" (aproximadamente 7%) apresentam valor 2,0, conectando-se a múltiplas "BusinessCapabilities". Interessantemente, todas as "Issues" relacionadas a senha, incluindo "Pede senha duas vezes", "Não consegue entrar com a senha", "Bloqueio de Senha", "Senha bloqueada", "Criação de Nova Senha" e </w:t>
+      </w:r>
+      <w:r>
+        <w:rPr>
+          <w:color w:val="000000"/>
+        </w:rPr>
+        <w:lastRenderedPageBreak/>
+        <w:t>"Senha Eletrônica", apresentam centralidade de grau 2, conectando-se simultaneamente a "Autenticação e Acesso" e "Segurança e Proteção". Essa característica indica um impacto transversal que demanda atenção coordenada de múltiplas equipes.</w:t>
+      </w:r>
+    </w:p>
+    <w:p>
+      <w:pPr>
+        <w:spacing w:line="360" w:lineRule="auto"/>
+        <w:rPr>
+          <w:color w:val="000000"/>
+        </w:rPr>
+      </w:pPr>
+      <w:r>
+        <w:rPr>
+          <w:color w:val="000000"/>
+        </w:rPr>
+        <w:tab/>
+      </w:r>
+      <w:r>
+        <w:rPr>
+          <w:color w:val="000000"/>
+        </w:rPr>
+        <w:t>A capacidade de negócio "Performance e Estabilidade" destaca-se com a maior centralidade de grau, conectando-se a 20 "Issues" diferentes. Em seguida aparecem "Gestão de Cadastro e Conta" com 13 "Issues" e "Autenticação e Acesso" com 12 "Issues", confirmando que essas são as áreas mais críticas do ponto de vista dos usuários. "Issues" com alta centralidade de intermediação (*Betweenness Centrality*) funcionam como verdadeiras "pontes" na rede, conectando diferentes "BusinessCapabilities" e representando problemas sistêmicos cuja correção pode gerar melhorias em múltiplas áreas simultaneamente.</w:t>
+      </w:r>
+    </w:p>
+    <w:p>
+      <w:pPr>
+        <w:spacing w:line="360" w:lineRule="auto"/>
+        <w:rPr>
+          <w:color w:val="000000"/>
+        </w:rPr>
+      </w:pPr>
+      <w:r>
+        <w:rPr>
+          <w:color w:val="000000"/>
+        </w:rPr>
+        <w:tab/>
+      </w:r>
+      <w:r>
+        <w:rPr>
+          <w:color w:val="000000"/>
+        </w:rPr>
+        <w:t>O coeficiente de agrupamento (Newman, 2010) mede, entre 0 e 1, o quanto issues que compartilham capacidade também se conectam entre si. Para as seis issues de senha citadas, o valor foi 0,9091, sinal de agrupamento forte em torno de autenticação. Para gestão de qualidade, isso aponta chance de tratar sintomas parecidos com uma mesma linha de correção. Agrupamentos por comunidade no grafo reforçam a leitura e podem apoiar priorização por bloco.</w:t>
+      </w:r>
+    </w:p>
+    <w:p>
+      <w:pPr>
+        <w:spacing w:line="360" w:lineRule="auto"/>
+        <w:rPr>
+          <w:color w:val="000000"/>
+        </w:rPr>
+      </w:pPr>
+    </w:p>
+    <w:p>
+      <w:pPr>
+        <w:spacing w:line="360" w:lineRule="auto"/>
+        <w:rPr>
+          <w:b/>
+          <w:bCs/>
+          <w:color w:val="000000"/>
+        </w:rPr>
+      </w:pPr>
+      <w:r>
+        <w:rPr>
+          <w:b/>
+          <w:bCs/>
+          <w:color w:val="000000"/>
+        </w:rPr>
+        <w:tab/>
+      </w:r>
+      <w:r>
+        <w:rPr>
+          <w:b/>
+          <w:bCs/>
+          <w:color w:val="000000"/>
+        </w:rPr>
+        <w:t>Análise qualitativa</w:t>
+      </w:r>
+    </w:p>
+    <w:p>
+      <w:pPr>
+        <w:spacing w:line="360" w:lineRule="auto"/>
+        <w:rPr>
+          <w:b/>
+          <w:bCs/>
+          <w:color w:val="000000"/>
+        </w:rPr>
+      </w:pPr>
+    </w:p>
+    <w:p>
+      <w:pPr>
+        <w:spacing w:line="360" w:lineRule="auto"/>
+        <w:rPr>
+          <w:color w:val="000000"/>
+        </w:rPr>
+      </w:pPr>
+      <w:r>
+        <w:rPr>
+          <w:color w:val="000000"/>
+        </w:rPr>
+        <w:tab/>
+      </w:r>
+      <w:r>
+        <w:rPr>
+          <w:color w:val="000000"/>
+        </w:rPr>
+        <w:t>Para ilustrar como o sistema opera na prática, considere o seguinte exemplo de processamento:</w:t>
+      </w:r>
       <w:r>
         <w:rPr>
           <w:color w:val="000000"/>
         </w:rPr>
         <w:t xml:space="preserve"> </w:t>
       </w:r>
-      <w:proofErr w:type="spellStart"/>
-      <w:r>
-        <w:rPr>
-          <w:color w:val="000000"/>
-        </w:rPr>
-        <w:t>coefficient</w:t>
-      </w:r>
-      <w:proofErr w:type="spellEnd"/>
-      <w:r>
-        <w:rPr>
-          <w:color w:val="000000"/>
-        </w:rPr>
-        <w:t xml:space="preserve"> é calculado conforme definição de Newman (2010), medindo a proporção de conexões entre vizinhos e variando de 0 a 1.</w:t>
-      </w:r>
-    </w:p>
-    <w:p>
-      <w:pPr>
-        <w:spacing w:line="240" w:lineRule="auto"/>
-        <w:rPr>
-          <w:color w:val="000000"/>
-        </w:rPr>
-      </w:pPr>
-      <w:r>
-        <w:rPr>
-          <w:color w:val="000000"/>
-        </w:rPr>
-        <w:t>Fonte: Cálculo próprio baseado em Pinheiro (2011) e Newman (2010).</w:t>
-      </w:r>
-    </w:p>
-    <w:p>
-      <w:pPr>
-        <w:spacing w:line="240" w:lineRule="auto"/>
-        <w:rPr>
-          <w:color w:val="000000"/>
-        </w:rPr>
-      </w:pPr>
-    </w:p>
-    <w:p>
-      <w:pPr>
-        <w:spacing w:line="360" w:lineRule="auto"/>
-        <w:rPr>
-          <w:color w:val="000000"/>
-        </w:rPr>
-      </w:pPr>
+      <w:r>
+        <w:rPr>
+          <w:color w:val="000000"/>
+        </w:rPr>
+        <w:t>Um usuário escreveu "Depois que atualizou o app, não reconhece a biometria, tem que ficar colocando a senha".</w:t>
+      </w:r>
+    </w:p>
+    <w:p>
+      <w:pPr>
+        <w:spacing w:line="360" w:lineRule="auto"/>
+        <w:ind w:firstLine="708"/>
+        <w:rPr>
+          <w:color w:val="000000"/>
+        </w:rPr>
+      </w:pPr>
+      <w:r>
+        <w:rPr>
+          <w:color w:val="000000"/>
+        </w:rPr>
+        <w:t>O sistema identificou duas entidades principais, "Não reconhece biometria" e "Inserir senha", ambas classificadas como "Issues".</w:t>
+      </w:r>
+    </w:p>
+    <w:p>
+      <w:pPr>
+        <w:spacing w:line="360" w:lineRule="auto"/>
+        <w:ind w:firstLine="708"/>
+        <w:rPr>
+          <w:color w:val="000000"/>
+        </w:rPr>
+      </w:pPr>
+      <w:r>
+        <w:rPr>
+          <w:color w:val="000000"/>
+        </w:rPr>
+        <w:t>Na modelagem do grafo, foram estabelecidos os seguintes relacionamentos. O episódio (comentário original) foi conectado à versão mencionada por meio de `HAS_VERSION`, ambas as "Issues" foram vinculadas ao episódio por meio de `CONTAINS_ENTITY`, "Não reconhece biometria" foi mapeada para "Autenticação e Acesso" e "Inserir senha" foi associada tanto a "Autenticação e Acesso" quanto a "Segurança e Proteção".</w:t>
+      </w:r>
+    </w:p>
+    <w:p>
+      <w:pPr>
+        <w:spacing w:line="360" w:lineRule="auto"/>
+        <w:ind w:firstLine="708"/>
+        <w:rPr>
+          <w:color w:val="000000"/>
+        </w:rPr>
+      </w:pPr>
+      <w:r>
+        <w:rPr>
+          <w:color w:val="000000"/>
+        </w:rPr>
+        <w:t>Esse encadeamento evidencia, para as equipes de produto e engenharia, que a versão citada se conecta a uma dor de autenticação, captura o problema de biometria e registra o sintoma de digitação recorrente de senha como impacto em mais de uma frente de negócio.</w:t>
+      </w:r>
       <w:r>
         <w:rPr>
           <w:color w:val="000000"/>
         </w:rPr>
         <w:tab/>
       </w:r>
-      <w:r>
-        <w:rPr>
-          <w:color w:val="000000"/>
-        </w:rPr>
-        <w:t>A densidade calculada de 0.0714 (7.14%) sugere uma rede esparsa no agregado, o que ajuda a enxergar áreas críticas sem ruído de correlações espúrias. O grafo construído apresenta 85 “Issues” conectadas a 15 “BusinessCapabilities” através de 91 “links”: na maior parte dos casos, cada issue “pousa” em uma capacidade, mas as seis ligações extras (91 − 85) são exatamente o que se espera quando algumas queixas legítimas tocam duas capacidades (o mesmo fenômeno transversal) já comentado na interpretação da Tabela 1 e ilustrado pelas dores de senha abaixo.</w:t>
+    </w:p>
+    <w:p>
+      <w:pPr>
+        <w:spacing w:line="360" w:lineRule="auto"/>
+        <w:rPr>
+          <w:b/>
+          <w:bCs/>
+          <w:color w:val="000000"/>
+        </w:rPr>
+      </w:pPr>
+      <w:r>
+        <w:rPr>
+          <w:color w:val="000000"/>
+        </w:rPr>
+        <w:tab/>
+      </w:r>
+      <w:r>
+        <w:rPr>
+          <w:b/>
+          <w:bCs/>
+          <w:color w:val="000000"/>
+        </w:rPr>
+        <w:t>Considerações finais</w:t>
+      </w:r>
+    </w:p>
+    <w:p>
+      <w:pPr>
+        <w:spacing w:line="360" w:lineRule="auto"/>
+        <w:rPr>
+          <w:color w:val="000000"/>
+        </w:rPr>
+      </w:pPr>
+    </w:p>
+    <w:p>
+      <w:pPr>
+        <w:spacing w:line="360" w:lineRule="auto"/>
+        <w:rPr>
+          <w:color w:val="000000"/>
+        </w:rPr>
+      </w:pPr>
+      <w:r>
+        <w:rPr>
+          <w:color w:val="000000"/>
+        </w:rPr>
+        <w:tab/>
+      </w:r>
+      <w:r>
+        <w:rPr>
+          <w:color w:val="000000"/>
+        </w:rPr>
+        <w:t>Com 100 comentários públicos do aplicativo CAIXA, mostrou-se viável transformar avaliações de loja em insumos para priorizar backlog, como complemento aos testes anteriores ao “deploy”. A extração gerou 85 issues. O mapeamento para BusinessCapabilities atingiu 63,6% de acurácia em texto informal. Performance e Estabilidade concentrou 23,53% das issues (20 de 85), em linha com o que mais incomodou o usuário.</w:t>
       </w:r>
     </w:p>
     <w:p>
@@ -10048,380 +9004,339 @@
         <w:rPr>
           <w:color w:val="000000"/>
         </w:rPr>
-        <w:t>Ao examinar os valores de “</w:t>
-      </w:r>
-      <w:proofErr w:type="spellStart"/>
-      <w:r>
-        <w:rPr>
-          <w:color w:val="000000"/>
-        </w:rPr>
-        <w:t>Degree</w:t>
-      </w:r>
-      <w:proofErr w:type="spellEnd"/>
-      <w:r>
-        <w:rPr>
-          <w:color w:val="000000"/>
-        </w:rPr>
-        <w:t xml:space="preserve"> </w:t>
-      </w:r>
-      <w:proofErr w:type="spellStart"/>
-      <w:r>
-        <w:rPr>
-          <w:color w:val="000000"/>
-        </w:rPr>
-        <w:t>Centrality</w:t>
-      </w:r>
-      <w:proofErr w:type="spellEnd"/>
-      <w:r>
-        <w:rPr>
-          <w:color w:val="000000"/>
-        </w:rPr>
-        <w:t>”, observa-se que a grande maioria das “Issues” (79 de 85, aproximadamente 93%) apresenta “</w:t>
-      </w:r>
-      <w:proofErr w:type="spellStart"/>
-      <w:r>
-        <w:rPr>
-          <w:color w:val="000000"/>
-        </w:rPr>
-        <w:t>degree</w:t>
-      </w:r>
-      <w:proofErr w:type="spellEnd"/>
-      <w:r>
-        <w:rPr>
-          <w:color w:val="000000"/>
-        </w:rPr>
-        <w:t xml:space="preserve"> </w:t>
-      </w:r>
-      <w:proofErr w:type="spellStart"/>
-      <w:r>
-        <w:rPr>
-          <w:color w:val="000000"/>
-        </w:rPr>
-        <w:t>centrality</w:t>
-      </w:r>
-      <w:proofErr w:type="spellEnd"/>
-      <w:r>
-        <w:rPr>
-          <w:color w:val="000000"/>
-        </w:rPr>
-        <w:t>” de 1,0, conectando-se a uma única “BusinessCapability”. Apenas 6 “Issues” (aproximadamente 7%) apresentam “</w:t>
-      </w:r>
-      <w:proofErr w:type="spellStart"/>
-      <w:r>
-        <w:rPr>
-          <w:color w:val="000000"/>
-        </w:rPr>
-        <w:t>degree</w:t>
-      </w:r>
-      <w:proofErr w:type="spellEnd"/>
-      <w:r>
-        <w:rPr>
-          <w:color w:val="000000"/>
-        </w:rPr>
-        <w:t xml:space="preserve"> </w:t>
-      </w:r>
-      <w:proofErr w:type="spellStart"/>
-      <w:r>
-        <w:rPr>
-          <w:color w:val="000000"/>
-        </w:rPr>
-        <w:t>centrality</w:t>
-      </w:r>
-      <w:proofErr w:type="spellEnd"/>
-      <w:r>
-        <w:rPr>
-          <w:color w:val="000000"/>
-        </w:rPr>
-        <w:t xml:space="preserve">” de 2,0, conectando-se a múltiplas “BusinessCapabilities”. Interessantemente, todas as “Issues” relacionadas a senha, incluindo “Pede senha duas </w:t>
-      </w:r>
-      <w:r>
-        <w:rPr>
-          <w:color w:val="000000"/>
+        <w:t>A triagem automática eliminou 13,1% de negativos genéricos e reduziu custo. A reflexão recuperou cerca de 5% a 10% de entidades que a primeira passagem não identificava. O grafo temporal liga versão, problema e capacidade, e a modelagem admite novos tipos de nó ou relação sem reprocessamento integral. A relação entre 91 vínculos e 85 issues não representa inconsistência, pois registra reclamações que cruzam mais de uma capacidade, cenário típico no contexto bancário quando o sintoma não possui um único responsável de backlog.</w:t>
+      </w:r>
+    </w:p>
+    <w:p>
+      <w:pPr>
+        <w:spacing w:line="360" w:lineRule="auto"/>
+        <w:ind w:firstLine="708"/>
+        <w:rPr>
+          <w:color w:val="000000"/>
+        </w:rPr>
+      </w:pPr>
+      <w:r>
+        <w:rPr>
+          <w:color w:val="000000"/>
+        </w:rPr>
+        <w:t xml:space="preserve">A proposta ganha escala quando o feedback real entra na rotina de QA, com mais previsibilidade do que a leitura manual em planilhas. Para justificar prioridade em comitê, o grafo oferece vocabulário comum entre produto, desenvolvimento e testes. Com isso, torna-se possível demonstrar </w:t>
+      </w:r>
+      <w:r>
+        <w:rPr>
+          <w:color w:val="000000"/>
+        </w:rPr>
+        <w:t>porque</w:t>
+      </w:r>
+      <w:r>
+        <w:rPr>
+          <w:color w:val="000000"/>
+        </w:rPr>
+        <w:t xml:space="preserve"> uma capacidade pede atenção e como essa evidência se conecta à voz do usuário nas lojas e, no uso interno, aos defeitos registrados, sempre com respeito à confidencialidade.</w:t>
+      </w:r>
+    </w:p>
+    <w:p>
+      <w:pPr>
+        <w:spacing w:line="360" w:lineRule="auto"/>
+        <w:rPr>
+          <w:color w:val="000000"/>
+        </w:rPr>
+      </w:pPr>
+      <w:r>
+        <w:rPr>
+          <w:color w:val="000000"/>
+        </w:rPr>
+        <w:tab/>
+      </w:r>
+      <w:r>
+        <w:rPr>
+          <w:color w:val="000000"/>
+        </w:rPr>
+        <w:t>Há limitações. Cem comentários demonstram o método, mas não permitem generalização populacional. O uso do pipeline em janelas longas de tempo ainda merece validação, e o fluxo sequencial com GPT-4o pode se tornar gargalo em cenários de maior volume. Parte dos mapeamentos ainda demanda validação com especialistas de negócio. Como próximos passos, recomenda-se ampliar a amostra, revisar o grafo com produto e TI, ganhar desempenho com paralelismo e cache, padronizar o modelo de documento de priorização e acompanhar o processo com métricas de monitoramento, em linha com melhoria contínua em qualidade de software. Em ambiente controlado, também se recomenda testar o cruzamento com base interna de defeitos e a regressão focada pelo relacionamento versão–funcionalidade–issue, medindo ganho de eficiência quando fizer sentido para o negócio, sem violar sigilo.</w:t>
+      </w:r>
+    </w:p>
+    <w:p>
+      <w:pPr>
+        <w:spacing w:line="360" w:lineRule="auto"/>
+        <w:rPr>
+          <w:color w:val="000000"/>
+        </w:rPr>
+      </w:pPr>
+    </w:p>
+    <w:p>
+      <w:pPr>
+        <w:spacing w:line="360" w:lineRule="auto"/>
+        <w:rPr>
+          <w:color w:val="000000"/>
+        </w:rPr>
+      </w:pPr>
+    </w:p>
+    <w:p>
+      <w:pPr>
+        <w:spacing w:line="360" w:lineRule="auto"/>
+        <w:rPr>
+          <w:color w:val="000000"/>
+        </w:rPr>
+      </w:pPr>
+    </w:p>
+    <w:p>
+      <w:pPr>
+        <w:spacing w:line="360" w:lineRule="auto"/>
+        <w:rPr>
+          <w:color w:val="000000"/>
+        </w:rPr>
+      </w:pPr>
+    </w:p>
+    <w:p>
+      <w:pPr>
+        <w:spacing w:line="360" w:lineRule="auto"/>
+        <w:rPr>
+          <w:color w:val="000000"/>
+        </w:rPr>
+      </w:pPr>
+    </w:p>
+    <w:p>
+      <w:pPr>
+        <w:spacing w:line="360" w:lineRule="auto"/>
+        <w:rPr>
+          <w:color w:val="000000"/>
+        </w:rPr>
+      </w:pPr>
+    </w:p>
+    <w:p>
+      <w:pPr>
+        <w:spacing w:line="360" w:lineRule="auto"/>
+        <w:rPr>
+          <w:b/>
+          <w:bCs/>
+          <w:color w:val="000000"/>
+          <w:lang w:val="en-US"/>
+        </w:rPr>
+      </w:pPr>
+      <w:r>
+        <w:rPr>
+          <w:b/>
+          <w:bCs/>
+          <w:color w:val="000000"/>
+          <w:lang w:val="en-US"/>
         </w:rPr>
         <w:lastRenderedPageBreak/>
-        <w:t>vezes”, “Não consegue entrar com a senha”, “Bloqueio de Senha”, “Senha bloqueada”, “Criação de Nova Senha” e “Senha Eletrônica” apresentam “</w:t>
-      </w:r>
-      <w:proofErr w:type="spellStart"/>
-      <w:r>
-        <w:rPr>
-          <w:color w:val="000000"/>
-        </w:rPr>
-        <w:t>degree</w:t>
-      </w:r>
-      <w:proofErr w:type="spellEnd"/>
-      <w:r>
-        <w:rPr>
-          <w:color w:val="000000"/>
-        </w:rPr>
-        <w:t xml:space="preserve"> </w:t>
-      </w:r>
-      <w:proofErr w:type="spellStart"/>
-      <w:r>
-        <w:rPr>
-          <w:color w:val="000000"/>
-        </w:rPr>
-        <w:t>centrality</w:t>
-      </w:r>
-      <w:proofErr w:type="spellEnd"/>
-      <w:r>
-        <w:rPr>
-          <w:color w:val="000000"/>
-        </w:rPr>
-        <w:t>” de 2, conectando-se simultaneamente a “Autenticação e Acesso” e “Segurança e Proteção”. Essa característica indica um impacto transversal que demanda atenção coordenada de múltiplas equipes.</w:t>
-      </w:r>
-    </w:p>
-    <w:p>
-      <w:pPr>
-        <w:spacing w:line="360" w:lineRule="auto"/>
-        <w:ind w:firstLine="708"/>
-        <w:rPr>
-          <w:color w:val="000000"/>
-        </w:rPr>
-      </w:pPr>
-      <w:r>
-        <w:rPr>
-          <w:color w:val="000000"/>
-        </w:rPr>
-        <w:t>A capacidade de negócio “Performance e Estabilidade” destaca-se com o maior “</w:t>
-      </w:r>
-      <w:proofErr w:type="spellStart"/>
-      <w:r>
-        <w:rPr>
-          <w:color w:val="000000"/>
-        </w:rPr>
-        <w:t>degree</w:t>
-      </w:r>
-      <w:proofErr w:type="spellEnd"/>
-      <w:r>
-        <w:rPr>
-          <w:color w:val="000000"/>
-        </w:rPr>
-        <w:t xml:space="preserve"> </w:t>
-      </w:r>
-      <w:proofErr w:type="spellStart"/>
-      <w:r>
-        <w:rPr>
-          <w:color w:val="000000"/>
-        </w:rPr>
-        <w:t>centrality</w:t>
-      </w:r>
-      <w:proofErr w:type="spellEnd"/>
-      <w:r>
-        <w:rPr>
-          <w:color w:val="000000"/>
-        </w:rPr>
-        <w:t>”, conectando-se a 20 “Issues” diferentes. Em seguida aparecem “Gestão de Cadastro e Conta” com 13 “Issues” e “Autenticação e Acesso” com 12 “Issues”, confirmando que essas são as áreas mais críticas do ponto de vista dos usuários. “Issues” com alto “</w:t>
-      </w:r>
-      <w:proofErr w:type="spellStart"/>
-      <w:r>
-        <w:rPr>
-          <w:color w:val="000000"/>
-        </w:rPr>
-        <w:t>betweenness</w:t>
-      </w:r>
-      <w:proofErr w:type="spellEnd"/>
-      <w:r>
-        <w:rPr>
-          <w:color w:val="000000"/>
-        </w:rPr>
-        <w:t xml:space="preserve"> </w:t>
-      </w:r>
-      <w:proofErr w:type="spellStart"/>
-      <w:r>
-        <w:rPr>
-          <w:color w:val="000000"/>
-        </w:rPr>
-        <w:t>centrality</w:t>
-      </w:r>
-      <w:proofErr w:type="spellEnd"/>
-      <w:r>
-        <w:rPr>
-          <w:color w:val="000000"/>
-        </w:rPr>
-        <w:t>” funcionam como verdadeiras “pontes” na rede, conectando diferentes “BusinessCapabilities” e representando problemas sistêmicos cuja correção pode gerar melhorias em múltiplas áreas simultaneamente.</w:t>
-      </w:r>
-    </w:p>
-    <w:p>
-      <w:pPr>
-        <w:spacing w:line="360" w:lineRule="auto"/>
-        <w:ind w:firstLine="708"/>
-        <w:rPr>
-          <w:color w:val="000000"/>
-        </w:rPr>
-      </w:pPr>
-      <w:r>
-        <w:rPr>
-          <w:color w:val="000000"/>
-        </w:rPr>
-        <w:t xml:space="preserve">O “Clustering </w:t>
-      </w:r>
-      <w:proofErr w:type="spellStart"/>
-      <w:r>
-        <w:rPr>
-          <w:color w:val="000000"/>
-        </w:rPr>
-        <w:t>Coefficient</w:t>
-      </w:r>
-      <w:proofErr w:type="spellEnd"/>
-      <w:r>
-        <w:rPr>
-          <w:color w:val="000000"/>
-        </w:rPr>
-        <w:t>”, calculado segundo a definição de Newman (2010), mede a proporção de conexões existentes entre “Issues” vizinhas (ou seja, “Issues” que compartilham “BusinessCapabilities”) em relação ao número máximo possível de conexões, variando de 0 a 1. As 6 “Issues” relacionadas a senha apresentam um “</w:t>
-      </w:r>
-      <w:proofErr w:type="spellStart"/>
-      <w:r>
-        <w:rPr>
-          <w:color w:val="000000"/>
-        </w:rPr>
-        <w:t>clustering</w:t>
-      </w:r>
-      <w:proofErr w:type="spellEnd"/>
-      <w:r>
-        <w:rPr>
-          <w:color w:val="000000"/>
-        </w:rPr>
-        <w:t xml:space="preserve"> </w:t>
-      </w:r>
-      <w:proofErr w:type="spellStart"/>
-      <w:r>
-        <w:rPr>
-          <w:color w:val="000000"/>
-        </w:rPr>
-        <w:t>coefficient</w:t>
-      </w:r>
-      <w:proofErr w:type="spellEnd"/>
-      <w:r>
-        <w:rPr>
-          <w:color w:val="000000"/>
-        </w:rPr>
-        <w:t>” de 0,9091, o que significa que aproximadamente 91% das conexões possíveis entre seus vizinhos estão de fato realizadas. Esse valor elevado sugere que essas “Issues” formam um “cluster” denso e altamente interconectado, indicando a existência de padrões sistemáticos onde problemas relacionados a autenticação e senha tendem a ocorrer em conjunto. Esse padrão oferece uma oportunidade interessante: a identificação de correções que podem resolver múltiplos problemas simultaneamente, já que “Issues” com alto “</w:t>
-      </w:r>
-      <w:proofErr w:type="spellStart"/>
-      <w:r>
-        <w:rPr>
-          <w:color w:val="000000"/>
-        </w:rPr>
-        <w:t>clustering</w:t>
-      </w:r>
-      <w:proofErr w:type="spellEnd"/>
-      <w:r>
-        <w:rPr>
-          <w:color w:val="000000"/>
-        </w:rPr>
-        <w:t xml:space="preserve"> </w:t>
-      </w:r>
-      <w:proofErr w:type="spellStart"/>
-      <w:r>
-        <w:rPr>
-          <w:color w:val="000000"/>
-        </w:rPr>
-        <w:t>coefficient</w:t>
-      </w:r>
-      <w:proofErr w:type="spellEnd"/>
-      <w:r>
-        <w:rPr>
-          <w:color w:val="000000"/>
-        </w:rPr>
-        <w:t>” compartilham contextos similares e provavelmente possuem causas raiz relacionadas. A análise de comunidades complementa essa visão ao revelar agrupamentos de “Issues” que compartilham “BusinessCapabilities”, permitindo identificar padrões de problemas que ocorrem em conjunto e facilitando uma priorização baseada em “clusters” de problemas relacionados.</w:t>
-      </w:r>
-    </w:p>
-    <w:p>
-      <w:pPr>
-        <w:spacing w:line="360" w:lineRule="auto"/>
-        <w:rPr>
-          <w:color w:val="000000"/>
-        </w:rPr>
-      </w:pPr>
-    </w:p>
-    <w:p>
-      <w:pPr>
-        <w:spacing w:line="360" w:lineRule="auto"/>
-        <w:rPr>
-          <w:b/>
-          <w:bCs/>
-          <w:color w:val="000000"/>
-        </w:rPr>
-      </w:pPr>
-      <w:r>
-        <w:rPr>
-          <w:b/>
-          <w:bCs/>
-          <w:color w:val="000000"/>
-        </w:rPr>
-        <w:tab/>
-      </w:r>
-      <w:r>
-        <w:rPr>
-          <w:b/>
-          <w:bCs/>
-          <w:color w:val="000000"/>
-        </w:rPr>
-        <w:t>Análise qualitativa</w:t>
-      </w:r>
-    </w:p>
-    <w:p>
-      <w:pPr>
-        <w:spacing w:line="360" w:lineRule="auto"/>
-        <w:rPr>
-          <w:b/>
-          <w:bCs/>
-          <w:color w:val="000000"/>
-        </w:rPr>
-      </w:pPr>
-    </w:p>
-    <w:p>
-      <w:pPr>
-        <w:spacing w:line="360" w:lineRule="auto"/>
-        <w:rPr>
-          <w:color w:val="000000"/>
-        </w:rPr>
-      </w:pPr>
-      <w:r>
-        <w:rPr>
-          <w:color w:val="000000"/>
-        </w:rPr>
-        <w:tab/>
-      </w:r>
-      <w:r>
-        <w:rPr>
-          <w:color w:val="000000"/>
-        </w:rPr>
-        <w:t>Para ilustrar como o sistema opera na prática, considere o seguinte exemplo de processamento:</w:t>
-      </w:r>
-    </w:p>
-    <w:p>
-      <w:pPr>
-        <w:spacing w:line="360" w:lineRule="auto"/>
-        <w:rPr>
-          <w:color w:val="000000"/>
-        </w:rPr>
-      </w:pPr>
-      <w:r>
-        <w:rPr>
-          <w:color w:val="000000"/>
-        </w:rPr>
-        <w:t>Um usuário escreveu: “Depois que atualizou o app, não reconhece a biometria, tem que ficar colocando a senha”.</w:t>
-      </w:r>
-    </w:p>
-    <w:p>
-      <w:pPr>
-        <w:spacing w:line="360" w:lineRule="auto"/>
-        <w:rPr>
-          <w:color w:val="000000"/>
-        </w:rPr>
-      </w:pPr>
-      <w:r>
-        <w:rPr>
-          <w:color w:val="000000"/>
-        </w:rPr>
-        <w:t>O sistema identificou duas entidades principais: “Não reconhece biometria” e “Inserir senha”, ambas classificadas como “Issues”.</w:t>
-      </w:r>
-    </w:p>
-    <w:p>
-      <w:pPr>
-        <w:spacing w:line="360" w:lineRule="auto"/>
-        <w:ind w:firstLine="708"/>
+        <w:t>Referências</w:t>
+      </w:r>
+    </w:p>
+    <w:p>
+      <w:pPr>
+        <w:spacing w:line="360" w:lineRule="auto"/>
+        <w:rPr>
+          <w:color w:val="000000"/>
+          <w:lang w:val="en-US"/>
+        </w:rPr>
+      </w:pPr>
+    </w:p>
+    <w:p>
+      <w:pPr>
+        <w:spacing w:line="360" w:lineRule="auto"/>
+        <w:rPr>
+          <w:color w:val="000000"/>
+        </w:rPr>
+      </w:pPr>
+      <w:r>
+        <w:rPr>
+          <w:color w:val="000000"/>
+          <w:lang w:val="en-US"/>
+        </w:rPr>
+        <w:t xml:space="preserve">ANOUZE, A. L.; ALAMRO, A. S.; AWWAD, A. A. The effect of complaint handling on customer satisfaction and loyalty in the banking sector. </w:t>
+      </w:r>
+      <w:r>
+        <w:rPr>
+          <w:color w:val="000000"/>
+        </w:rPr>
+        <w:t>International Journal of Bank Marketing, v. 37, n. 4, p. 893-912, 2019.</w:t>
+      </w:r>
+    </w:p>
+    <w:p>
+      <w:pPr>
+        <w:spacing w:line="360" w:lineRule="auto"/>
+        <w:rPr>
+          <w:color w:val="000000"/>
+        </w:rPr>
+      </w:pPr>
+    </w:p>
+    <w:p>
+      <w:pPr>
+        <w:spacing w:line="360" w:lineRule="auto"/>
+        <w:rPr>
+          <w:color w:val="000000"/>
+          <w:lang w:val="en-US"/>
+        </w:rPr>
+      </w:pPr>
+      <w:r>
+        <w:rPr>
+          <w:color w:val="000000"/>
+        </w:rPr>
+        <w:t xml:space="preserve">BROGINI, G. G. GQS-AE, uma abordagem evolucionista para garantia de qualidade de software. 2018. Dissertação (Mestrado em Ciências de Computação e Matemática Computacional) - Instituto de Ciências Matemáticas e de Computação, Universidade de São Paulo, São Carlos, 2018. Disponível em: [https://teses.usp.br/teses/disponiveis/55/55134/tde-10012018-150416/pt-br.php](https://teses.usp.br/teses/disponiveis/55/55134/tde-10012018-150416/pt-br.php). </w:t>
+      </w:r>
+      <w:r>
+        <w:rPr>
+          <w:color w:val="000000"/>
+          <w:lang w:val="en-US"/>
+        </w:rPr>
+        <w:t>Acesso em: 19 jan. 2026.</w:t>
+      </w:r>
+    </w:p>
+    <w:p>
+      <w:pPr>
+        <w:spacing w:line="360" w:lineRule="auto"/>
+        <w:rPr>
+          <w:color w:val="000000"/>
+          <w:lang w:val="en-US"/>
+        </w:rPr>
+      </w:pPr>
+    </w:p>
+    <w:p>
+      <w:pPr>
+        <w:spacing w:line="360" w:lineRule="auto"/>
+        <w:rPr>
+          <w:color w:val="000000"/>
+          <w:lang w:val="en-US"/>
+        </w:rPr>
+      </w:pPr>
+      <w:r>
+        <w:rPr>
+          <w:color w:val="000000"/>
+          <w:lang w:val="en-US"/>
+        </w:rPr>
+        <w:t xml:space="preserve">BRYAN, J.; MORIANO, P. Graph-based machine learning improves just-in-time defect prediction. </w:t>
+      </w:r>
+      <w:r>
+        <w:rPr>
+          <w:color w:val="000000"/>
+        </w:rPr>
+        <w:t xml:space="preserve">PLoS ONE, v. 18, n. 4, p. e0284077, 2023. Disponível em: [https://doi.org/10.1371/journal.pone.0284077](https://doi.org/10.1371/journal.pone.0284077). </w:t>
+      </w:r>
+      <w:r>
+        <w:rPr>
+          <w:color w:val="000000"/>
+          <w:lang w:val="en-US"/>
+        </w:rPr>
+        <w:t>Acesso em: 19 jan. 2026.</w:t>
+      </w:r>
+    </w:p>
+    <w:p>
+      <w:pPr>
+        <w:spacing w:line="360" w:lineRule="auto"/>
+        <w:rPr>
+          <w:color w:val="000000"/>
+          <w:lang w:val="en-US"/>
+        </w:rPr>
+      </w:pPr>
+    </w:p>
+    <w:p>
+      <w:pPr>
+        <w:spacing w:line="360" w:lineRule="auto"/>
+        <w:rPr>
+          <w:color w:val="000000"/>
+          <w:lang w:val="en-US"/>
+        </w:rPr>
+      </w:pPr>
+      <w:r>
+        <w:rPr>
+          <w:color w:val="000000"/>
+          <w:lang w:val="en-US"/>
+        </w:rPr>
+        <w:t>CHRISTEN, P. Data Matching: Concepts and Techniques for Record Linkage, Entity Resolution, and Duplicate Detection. New York: Springer, 2012.</w:t>
+      </w:r>
+    </w:p>
+    <w:p>
+      <w:pPr>
+        <w:spacing w:line="360" w:lineRule="auto"/>
+        <w:rPr>
+          <w:color w:val="000000"/>
+          <w:lang w:val="en-US"/>
+        </w:rPr>
+      </w:pPr>
+    </w:p>
+    <w:p>
+      <w:pPr>
+        <w:spacing w:line="360" w:lineRule="auto"/>
+        <w:rPr>
+          <w:color w:val="000000"/>
+          <w:lang w:val="en-US"/>
+        </w:rPr>
+      </w:pPr>
+      <w:r>
+        <w:rPr>
+          <w:color w:val="000000"/>
+          <w:lang w:val="en-US"/>
+        </w:rPr>
+        <w:t>DEVLIN, J.; CHANG, M.-W.; LEE, K.; TOUTANOVA, K. BERT: Pre-training of Deep Bidirectional Transformers for Language Understanding. In: Proceedings of the 2019 Conference of the North American Chapter of the Association for Computational Linguistics: Human Language Technologies, Volume 1 (Long and Short Papers). Minneapolis: Association for Computational Linguistics, 2019. p. 4171-4186.</w:t>
+      </w:r>
+    </w:p>
+    <w:p>
+      <w:pPr>
+        <w:spacing w:line="360" w:lineRule="auto"/>
+        <w:rPr>
+          <w:color w:val="000000"/>
+          <w:lang w:val="en-US"/>
+        </w:rPr>
+      </w:pPr>
+    </w:p>
+    <w:p>
+      <w:pPr>
+        <w:spacing w:line="360" w:lineRule="auto"/>
+        <w:rPr>
+          <w:color w:val="000000"/>
+          <w:lang w:val="en-US"/>
+        </w:rPr>
+      </w:pPr>
+      <w:r>
+        <w:rPr>
+          <w:color w:val="000000"/>
+          <w:lang w:val="en-US"/>
+        </w:rPr>
+        <w:t>EVANS, E. Domain-Driven Design: Tackling Complexity in the Heart of Software. Boston: Addison-Wesley Professional, 2003.</w:t>
+      </w:r>
+    </w:p>
+    <w:p>
+      <w:pPr>
+        <w:spacing w:line="360" w:lineRule="auto"/>
+        <w:rPr>
+          <w:color w:val="000000"/>
+          <w:lang w:val="en-US"/>
+        </w:rPr>
+      </w:pPr>
+    </w:p>
+    <w:p>
+      <w:pPr>
+        <w:spacing w:line="360" w:lineRule="auto"/>
+        <w:rPr>
+          <w:color w:val="000000"/>
+        </w:rPr>
+      </w:pPr>
+      <w:r>
+        <w:rPr>
+          <w:color w:val="000000"/>
+          <w:lang w:val="en-US"/>
+        </w:rPr>
+        <w:t xml:space="preserve">FAN, W.; DING, Y.; NING, L.; WANG, S.; LI, H.; YIN, D.; CHUA, T. S.; LI, Q. A survey on rag meeting llms: Towards retrieval-augmented large language models. In: PROCEEDINGS OF THE 30TH ACM SIGKDD CONFERENCE ON KNOWLEDGE DISCOVERY AND DATA MINING, 2024, p. 6491-6501. </w:t>
+      </w:r>
+      <w:r>
+        <w:rPr>
+          <w:color w:val="000000"/>
+        </w:rPr>
+        <w:t>Disponível em: [https://arxiv.org/abs/2405.06211](https://arxiv.org/abs/2405.06211). Acesso em: 15 jul. 2024.</w:t>
+      </w:r>
+    </w:p>
+    <w:p>
+      <w:pPr>
+        <w:spacing w:line="360" w:lineRule="auto"/>
+        <w:rPr>
+          <w:color w:val="000000"/>
+        </w:rPr>
+      </w:pPr>
+    </w:p>
+    <w:p>
+      <w:pPr>
+        <w:spacing w:line="360" w:lineRule="auto"/>
         <w:rPr>
           <w:color w:val="000000"/>
         </w:rPr>
@@ -10431,303 +9346,246 @@
           <w:color w:val="000000"/>
         </w:rPr>
         <w:lastRenderedPageBreak/>
-        <w:t>Na modelagem do grafo, foram estabelecidos os seguintes relacionamentos: o episódio (comentário original) foi conectado à versão mencionada através de HAS_VERSION; ambas as “Issues” foram vinculadas ao episódio através de CONTAINS_ENTITY; “Não reconhece biometria” foi mapeada para “Login/Autenticação”; e “Inserir senha” foi associada tanto a “Login/Autenticação” quanto a “Segurança e Proteção”.</w:t>
-      </w:r>
-    </w:p>
-    <w:p>
-      <w:pPr>
-        <w:spacing w:line="360" w:lineRule="auto"/>
-        <w:ind w:firstLine="708"/>
-        <w:rPr>
-          <w:color w:val="000000"/>
-        </w:rPr>
-      </w:pPr>
-      <w:r>
-        <w:rPr>
-          <w:color w:val="000000"/>
-        </w:rPr>
-        <w:t>Na prática, isso ajuda a contar a história para produto e engenharia: a versão citada aparece ligada a dor de autenticação; a biometria foi capturada; e o “ficar digitando senha” aparece como algo que puxa mais de uma frente de negócio ao mesmo tempo.</w:t>
-      </w:r>
-    </w:p>
-    <w:p>
-      <w:pPr>
-        <w:spacing w:line="360" w:lineRule="auto"/>
-        <w:rPr>
-          <w:color w:val="000000"/>
-        </w:rPr>
-      </w:pPr>
-      <w:r>
-        <w:rPr>
-          <w:color w:val="000000"/>
-        </w:rPr>
-        <w:tab/>
-      </w:r>
-    </w:p>
-    <w:p>
-      <w:pPr>
-        <w:spacing w:line="360" w:lineRule="auto"/>
-        <w:rPr>
-          <w:b/>
-          <w:bCs/>
-          <w:color w:val="000000"/>
-        </w:rPr>
-      </w:pPr>
-      <w:r>
-        <w:rPr>
-          <w:color w:val="000000"/>
-        </w:rPr>
-        <w:tab/>
-      </w:r>
-      <w:r>
-        <w:rPr>
-          <w:b/>
-          <w:bCs/>
-          <w:color w:val="000000"/>
-        </w:rPr>
-        <w:t>Considerações finais</w:t>
-      </w:r>
-    </w:p>
-    <w:p>
-      <w:pPr>
-        <w:spacing w:line="360" w:lineRule="auto"/>
-        <w:rPr>
-          <w:color w:val="000000"/>
-        </w:rPr>
-      </w:pPr>
-    </w:p>
-    <w:p>
-      <w:pPr>
-        <w:spacing w:line="360" w:lineRule="auto"/>
-        <w:rPr>
-          <w:color w:val="000000"/>
-        </w:rPr>
-      </w:pPr>
-      <w:r>
-        <w:rPr>
-          <w:color w:val="000000"/>
-        </w:rPr>
-        <w:tab/>
-      </w:r>
-      <w:r>
-        <w:rPr>
-          <w:color w:val="000000"/>
-        </w:rPr>
-        <w:t>O experimento com 100 comentários do aplicativo CAIXA mostrou que dá para transformar avaliações de loja em insumos estruturados para priorizar backlog, como complemento aos testes feitos antes do “deploy”. A extração encontrou 85 “issues”; o mapeamento para “BusinessCapabilities” ficou em 63,6% de acurácia num cenário de linguagem informal; e Performance e Estabilidade concentrou 23,53% das “issues” (20 de 85), alinhado ao que mais incomoda o usuário.</w:t>
-      </w:r>
-    </w:p>
-    <w:p>
-      <w:pPr>
-        <w:spacing w:line="360" w:lineRule="auto"/>
-        <w:ind w:firstLine="708"/>
-        <w:rPr>
-          <w:color w:val="000000"/>
-        </w:rPr>
-      </w:pPr>
-      <w:r>
-        <w:rPr>
-          <w:color w:val="000000"/>
-        </w:rPr>
-        <w:t>A triagem automática removeu 13,1% de comentários genéricos e ajudou a reduzir custo. A etapa de reflexão recuperou cerca de 5% a 10% de entidades que a primeira passagem perdia. O grafo temporal permitiu consultas que ligam versão, problema e capacidade de negócio, e a modelagem ainda permite acrescentar tipos de nó ou relação sem reprocessar tudo de uma vez. O encaixe entre 91 vínculos e 85 issues merece ser lembrado em apresentação: não é inconsistência estatística, é o desenho mostrando, com clareza, reclamações que cruzam mais de uma capacidade (leitura que conversa com o cotidiano de produto e risco em banco, onde sintoma de cliente raramente cabe num único “dono” de backlog.</w:t>
-      </w:r>
-    </w:p>
-    <w:p>
-      <w:pPr>
-        <w:spacing w:line="360" w:lineRule="auto"/>
-        <w:ind w:firstLine="708"/>
-        <w:rPr>
-          <w:color w:val="000000"/>
-        </w:rPr>
-      </w:pPr>
-      <w:r>
-        <w:rPr>
-          <w:color w:val="000000"/>
-        </w:rPr>
-        <w:t xml:space="preserve">No conjunto, a proposta parece ter espaço para crescer em volume e para conversar com o “QA” da empresa: o ponto central é usar feedback real para montar priorização de forma mais repetível do que caçar avaliação em planilha. Olhando para frente, do ponto de vista de quem precisa explicar prioridade em comitê de qualidade, o grafo vira linguagem comum entre produto, desenvolvimento e testes: dá para sustentar </w:t>
-      </w:r>
-      <w:r>
-        <w:rPr>
-          <w:color w:val="000000"/>
-        </w:rPr>
-        <w:t>porque</w:t>
-      </w:r>
-      <w:r>
-        <w:rPr>
-          <w:color w:val="000000"/>
-        </w:rPr>
-        <w:t xml:space="preserve"> certa capacidade merece atenção agora e como isso se conecta ao que usuários dizem nas lojas; em um segundo passo institucional, ao que já se sabe sobre defeitos em produção, sempre respeitando confidencialidade.</w:t>
-      </w:r>
-    </w:p>
-    <w:p>
-      <w:pPr>
-        <w:spacing w:line="360" w:lineRule="auto"/>
-        <w:ind w:firstLine="708"/>
-        <w:rPr>
-          <w:color w:val="000000"/>
-        </w:rPr>
-      </w:pPr>
-      <w:r>
-        <w:rPr>
-          <w:color w:val="000000"/>
-        </w:rPr>
-        <w:t xml:space="preserve">Os resultados vêm com ressalvas. Os 100 comentários bastam para demonstrar a ideia, mas não para generalizar como estudo populacional; o recorte </w:t>
-      </w:r>
-      <w:proofErr w:type="spellStart"/>
-      <w:r>
-        <w:rPr>
-          <w:color w:val="000000"/>
-        </w:rPr>
-        <w:t>bi-temporal</w:t>
-      </w:r>
-      <w:proofErr w:type="spellEnd"/>
-      <w:r>
-        <w:rPr>
-          <w:color w:val="000000"/>
-        </w:rPr>
-        <w:t xml:space="preserve"> longo ainda </w:t>
-      </w:r>
-      <w:r>
-        <w:rPr>
-          <w:color w:val="000000"/>
+        <w:t>FÁVERO, L. P.; BELFIORE, P. Manual de Análise de Dados: Estatística e Machine Learning com Excel®, SPSS®, Stata®, R® e Python®. 2. ed. Rio de Janeiro: GEN LTC, 2024.</w:t>
+      </w:r>
+    </w:p>
+    <w:p>
+      <w:pPr>
+        <w:spacing w:line="360" w:lineRule="auto"/>
+        <w:rPr>
+          <w:color w:val="000000"/>
+        </w:rPr>
+      </w:pPr>
+    </w:p>
+    <w:p>
+      <w:pPr>
+        <w:spacing w:line="360" w:lineRule="auto"/>
+        <w:rPr>
+          <w:color w:val="000000"/>
+          <w:lang w:val="en-US"/>
+        </w:rPr>
+      </w:pPr>
+      <w:r>
+        <w:rPr>
+          <w:color w:val="000000"/>
+        </w:rPr>
+        <w:t xml:space="preserve">FEBRABAN. Pesquisa FEBRABAN de Tecnologia Bancária 2025. São Paulo: Federação Brasileira de Bancos, 2025. Disponível em: [https://febrabantech.febraban.org.br](https://febrabantech.febraban.org.br). </w:t>
+      </w:r>
+      <w:r>
+        <w:rPr>
+          <w:color w:val="000000"/>
+          <w:lang w:val="en-US"/>
+        </w:rPr>
+        <w:t>Acesso em: 19 jan. 2026.</w:t>
+      </w:r>
+    </w:p>
+    <w:p>
+      <w:pPr>
+        <w:spacing w:line="360" w:lineRule="auto"/>
+        <w:rPr>
+          <w:color w:val="000000"/>
+          <w:lang w:val="en-US"/>
+        </w:rPr>
+      </w:pPr>
+    </w:p>
+    <w:p>
+      <w:pPr>
+        <w:spacing w:line="360" w:lineRule="auto"/>
+        <w:rPr>
+          <w:color w:val="000000"/>
+          <w:lang w:val="en-US"/>
+        </w:rPr>
+      </w:pPr>
+      <w:r>
+        <w:rPr>
+          <w:color w:val="000000"/>
+          <w:lang w:val="en-US"/>
+        </w:rPr>
+        <w:t xml:space="preserve">FULFORD, I.; NG, A. ChatGPT Prompt Engineering for Developers. </w:t>
+      </w:r>
+      <w:r>
+        <w:rPr>
+          <w:color w:val="000000"/>
+        </w:rPr>
+        <w:t xml:space="preserve">DeepLearning.AI, 2023. Disponível em: [https://learn.deeplearning.ai/courses/chatgpt-prompt-eng](https://learn.deeplearning.ai/courses/chatgpt-prompt-eng). </w:t>
+      </w:r>
+      <w:r>
+        <w:rPr>
+          <w:color w:val="000000"/>
+          <w:lang w:val="en-US"/>
+        </w:rPr>
+        <w:t>Acesso em: 15 jan. 2026.</w:t>
+      </w:r>
+    </w:p>
+    <w:p>
+      <w:pPr>
+        <w:spacing w:line="360" w:lineRule="auto"/>
+        <w:rPr>
+          <w:color w:val="000000"/>
+          <w:lang w:val="en-US"/>
+        </w:rPr>
+      </w:pPr>
+    </w:p>
+    <w:p>
+      <w:pPr>
+        <w:spacing w:line="360" w:lineRule="auto"/>
+        <w:rPr>
+          <w:color w:val="000000"/>
+          <w:lang w:val="en-US"/>
+        </w:rPr>
+      </w:pPr>
+      <w:r>
+        <w:rPr>
+          <w:color w:val="000000"/>
+          <w:lang w:val="en-US"/>
+        </w:rPr>
+        <w:t>GUPTA, A.; DENGRE, V.; KHERUWALA, H. A.; SHAH, M. Comprehensive review of text-mining applications in finance. Financial Innovation, v. 6, n. 37, p. 1-25, 2020.</w:t>
+      </w:r>
+    </w:p>
+    <w:p>
+      <w:pPr>
+        <w:spacing w:line="360" w:lineRule="auto"/>
+        <w:rPr>
+          <w:color w:val="000000"/>
+          <w:lang w:val="en-US"/>
+        </w:rPr>
+      </w:pPr>
+    </w:p>
+    <w:p>
+      <w:pPr>
+        <w:spacing w:line="360" w:lineRule="auto"/>
+        <w:rPr>
+          <w:color w:val="000000"/>
+          <w:lang w:val="en-US"/>
+        </w:rPr>
+      </w:pPr>
+      <w:r>
+        <w:rPr>
+          <w:color w:val="000000"/>
+          <w:lang w:val="en-US"/>
+        </w:rPr>
+        <w:t>GUZMAN, E.; MAALEJ, W. How do users like this feature? A fine grained sentiment analysis of app reviews. In: REQUIREMENTS ENGINEERING CONFERENCE, 22., 2014, Karlskrona. Proceedings... Karlskrona: IEEE, 2014. p. 153-162.</w:t>
+      </w:r>
+    </w:p>
+    <w:p>
+      <w:pPr>
+        <w:spacing w:line="360" w:lineRule="auto"/>
+        <w:rPr>
+          <w:color w:val="000000"/>
+          <w:lang w:val="en-US"/>
+        </w:rPr>
+      </w:pPr>
+    </w:p>
+    <w:p>
+      <w:pPr>
+        <w:spacing w:line="360" w:lineRule="auto"/>
+        <w:rPr>
+          <w:color w:val="000000"/>
+          <w:lang w:val="en-US"/>
+        </w:rPr>
+      </w:pPr>
+      <w:r>
+        <w:rPr>
+          <w:color w:val="000000"/>
+          <w:lang w:val="en-US"/>
+        </w:rPr>
+        <w:t>HOGAN, A.; BLOMQVIST, E.; COCHEZ, M.; D'AMATO, C.; DE MELO, G.; GUTIERREZ, C.; LABRA GAYO, J. E.; KIRRANE, S.; NEUMAIER, S.; NAVIGLI, R.; NGONGA NGOMO, A.-C.; POLLERES, A.; RASHID, S. M.; RULA, A.; SCHMELZEISEN, L.; SEQUEDA, J. F.; STAAB, S.; ZIMMERMANN, A. Knowledge Graphs. ACM Computing Surveys, v. 54, n. 4, p. 71:1-71:37, 2021.</w:t>
+      </w:r>
+    </w:p>
+    <w:p>
+      <w:pPr>
+        <w:spacing w:line="360" w:lineRule="auto"/>
+        <w:rPr>
+          <w:color w:val="000000"/>
+          <w:lang w:val="en-US"/>
+        </w:rPr>
+      </w:pPr>
+    </w:p>
+    <w:p>
+      <w:pPr>
+        <w:spacing w:line="360" w:lineRule="auto"/>
+        <w:rPr>
+          <w:color w:val="000000"/>
+          <w:lang w:val="en-US"/>
+        </w:rPr>
+      </w:pPr>
+      <w:r>
+        <w:rPr>
+          <w:color w:val="000000"/>
+          <w:lang w:val="en-US"/>
+        </w:rPr>
+        <w:t>HOVY, D.; BERG-KIRKPATRICK, T.; VASWANI, A.; HOVY, E. Learning whom to trust with MACE. In: Proceedings of the 2013 Conference of the North American Chapter of the Association for Computational Linguistics: Human Language Technologies. Atlanta: Association for Computational Linguistics, 2013. p. 1120-1130.</w:t>
+      </w:r>
+    </w:p>
+    <w:p>
+      <w:pPr>
+        <w:spacing w:line="360" w:lineRule="auto"/>
+        <w:rPr>
+          <w:color w:val="000000"/>
+          <w:lang w:val="en-US"/>
+        </w:rPr>
+      </w:pPr>
+    </w:p>
+    <w:p>
+      <w:pPr>
+        <w:spacing w:line="360" w:lineRule="auto"/>
+        <w:rPr>
+          <w:color w:val="000000"/>
+          <w:lang w:val="en-US"/>
+        </w:rPr>
+      </w:pPr>
+      <w:r>
+        <w:rPr>
+          <w:color w:val="000000"/>
+          <w:lang w:val="en-US"/>
+        </w:rPr>
+        <w:t>ISTQB. ISTQB® Certified Tester Foundation Level Extension - Agile Tester Syllabus. Version 2.0. International Software Testing Qualifications Board, 2023. Disponível em: [https://www.istqb.org/downloads/send/58-foundation-level-extension-agile-tester-2023/286-foundation-level-extension-agile-tester-syllabus-version-2-0.html](https://www.istqb.org/downloads/send/58-foundation-level-extension-agile-tester-</w:t>
+      </w:r>
+      <w:r>
+        <w:rPr>
+          <w:color w:val="000000"/>
+          <w:lang w:val="en-US"/>
         </w:rPr>
         <w:lastRenderedPageBreak/>
-        <w:t>não foi validado; e o “pipeline” sequencial ao “GPT-4o” pode virar gargalo se o volume explodir. Alguns mapeamentos ainda pedem validação com quem conhece o negócio. Para frente, faz sentido ampliar a amostra, validar o grafo com produto e desenvolvimento, ganhar desempenho com paralelismo e “cache”, padronizar modelos de documento para priorização, aprofundar análises por versão e acompanhar o sistema com métricas de monitoramento, em linha com a literatura de qualidade em contextos ágeis (Oliveira, 2014; Nascimento, 2005).</w:t>
-      </w:r>
-    </w:p>
-    <w:p>
-      <w:pPr>
-        <w:spacing w:line="360" w:lineRule="auto"/>
-        <w:ind w:firstLine="708"/>
-        <w:rPr>
-          <w:color w:val="000000"/>
-        </w:rPr>
-      </w:pPr>
-      <w:r>
-        <w:rPr>
-          <w:color w:val="000000"/>
-        </w:rPr>
-        <w:t>Vale experimentar, em ambiente controlado, o cruzamento com bases internas de defeito e a leitura de densidade ao longo das releases (sempre sem comprometer sigilo) e pilotar regressão direcionada a partir dos relacionamentos versão–funcionalidade</w:t>
-      </w:r>
-      <w:proofErr w:type="gramStart"/>
-      <w:r>
-        <w:rPr>
-          <w:color w:val="000000"/>
-        </w:rPr>
-        <w:t>–“</w:t>
-      </w:r>
-      <w:proofErr w:type="gramEnd"/>
-      <w:r>
-        <w:rPr>
-          <w:color w:val="000000"/>
-        </w:rPr>
-        <w:t>issue”, medindo ganho de eficiência em ciclo de testes onde fizer sentido para o negócio.</w:t>
-      </w:r>
-    </w:p>
-    <w:p>
-      <w:pPr>
-        <w:spacing w:line="360" w:lineRule="auto"/>
-        <w:rPr>
-          <w:color w:val="000000"/>
-        </w:rPr>
-      </w:pPr>
-    </w:p>
-    <w:p>
-      <w:pPr>
-        <w:spacing w:line="360" w:lineRule="auto"/>
-        <w:rPr>
-          <w:b/>
-          <w:bCs/>
+        <w:t>2023/286-foundation-level-extension-agile-tester-syllabus-version-2-0.html). Acesso em: 19 jan. 2026.</w:t>
+      </w:r>
+    </w:p>
+    <w:p>
+      <w:pPr>
+        <w:spacing w:line="360" w:lineRule="auto"/>
+        <w:rPr>
           <w:color w:val="000000"/>
           <w:lang w:val="en-US"/>
         </w:rPr>
       </w:pPr>
-      <w:r>
-        <w:rPr>
-          <w:b/>
-          <w:bCs/>
+    </w:p>
+    <w:p>
+      <w:pPr>
+        <w:spacing w:line="360" w:lineRule="auto"/>
+        <w:rPr>
           <w:color w:val="000000"/>
           <w:lang w:val="en-US"/>
         </w:rPr>
-        <w:t>Referências</w:t>
-      </w:r>
-    </w:p>
-    <w:p>
-      <w:pPr>
-        <w:spacing w:line="360" w:lineRule="auto"/>
+      </w:pPr>
+      <w:r>
         <w:rPr>
           <w:color w:val="000000"/>
           <w:lang w:val="en-US"/>
         </w:rPr>
-      </w:pPr>
-    </w:p>
-    <w:p>
-      <w:pPr>
-        <w:spacing w:line="360" w:lineRule="auto"/>
-        <w:rPr>
-          <w:color w:val="000000"/>
-        </w:rPr>
-      </w:pPr>
+        <w:t xml:space="preserve">ISTQB. ISTQB® Certified Tester Foundation Level Syllabus. Version 4.0. International Software Testing Qualifications Board, 2023. </w:t>
+      </w:r>
+      <w:r>
+        <w:rPr>
+          <w:color w:val="000000"/>
+        </w:rPr>
+        <w:t xml:space="preserve">Disponível em: [https://www.istqb.org/downloads/send/57-foundation-level-2023/285-foundation-level-syllabus-version-4-0.html](https://www.istqb.org/downloads/send/57-foundation-level-2023/285-foundation-level-syllabus-version-4-0.html). </w:t>
+      </w:r>
       <w:r>
         <w:rPr>
           <w:color w:val="000000"/>
           <w:lang w:val="en-US"/>
         </w:rPr>
-        <w:t xml:space="preserve">ANOUZE, A. L.; ALAMRO, A. S.; AWWAD, A. A. The effect of complaint handling on customer satisfaction and loyalty in the banking sector. </w:t>
-      </w:r>
-      <w:proofErr w:type="spellStart"/>
-      <w:r>
-        <w:rPr>
-          <w:color w:val="000000"/>
-        </w:rPr>
-        <w:t>International</w:t>
-      </w:r>
-      <w:proofErr w:type="spellEnd"/>
-      <w:r>
-        <w:rPr>
-          <w:color w:val="000000"/>
-        </w:rPr>
-        <w:t xml:space="preserve"> </w:t>
-      </w:r>
-      <w:proofErr w:type="spellStart"/>
-      <w:r>
-        <w:rPr>
-          <w:color w:val="000000"/>
-        </w:rPr>
-        <w:t>Journal</w:t>
-      </w:r>
-      <w:proofErr w:type="spellEnd"/>
-      <w:r>
-        <w:rPr>
-          <w:color w:val="000000"/>
-        </w:rPr>
-        <w:t xml:space="preserve"> </w:t>
-      </w:r>
-      <w:proofErr w:type="spellStart"/>
-      <w:r>
-        <w:rPr>
-          <w:color w:val="000000"/>
-        </w:rPr>
-        <w:t>of</w:t>
-      </w:r>
-      <w:proofErr w:type="spellEnd"/>
-      <w:r>
-        <w:rPr>
-          <w:color w:val="000000"/>
-        </w:rPr>
-        <w:t xml:space="preserve"> Bank Marketing, v. 37, n. 4, p. 893-912, 2019.</w:t>
-      </w:r>
-    </w:p>
-    <w:p>
-      <w:pPr>
-        <w:spacing w:line="360" w:lineRule="auto"/>
-        <w:rPr>
-          <w:color w:val="000000"/>
-        </w:rPr>
-      </w:pPr>
-      <w:r>
-        <w:rPr>
-          <w:color w:val="000000"/>
-        </w:rPr>
-        <w:t>BROGINI, G. G. GQS-AE: uma abordagem evolucionista para garantia de qualidade de software. 2018. Dissertação (Mestrado em Ciências de Computação e Matemática Computacional) - Instituto de Ciências Matemáticas e de Computação, Universidade de São Paulo, São Carlos, 2018. Disponível em: https://teses.usp.br/teses/disponiveis/55/55134/tde-10012018-150416/pt-br.php. Acesso em: 19 jan. 2026.</w:t>
+        <w:t>Acesso em: 19 jan. 2026.</w:t>
       </w:r>
     </w:p>
     <w:p>
@@ -10738,66 +9596,94 @@
           <w:lang w:val="en-US"/>
         </w:rPr>
       </w:pPr>
-      <w:r>
+    </w:p>
+    <w:p>
+      <w:pPr>
+        <w:spacing w:line="360" w:lineRule="auto"/>
         <w:rPr>
           <w:color w:val="000000"/>
           <w:lang w:val="en-US"/>
         </w:rPr>
-        <w:t xml:space="preserve">BRYAN, J.; MORIANO, P. Graph-based machine learning improves just-in-time defect prediction. </w:t>
-      </w:r>
-      <w:r>
-        <w:rPr>
-          <w:color w:val="000000"/>
-        </w:rPr>
-        <w:t xml:space="preserve">PLoS ONE, v. 18, n. 4, p. e0284077, 2023. Disponível em: https://doi.org/10.1371/journal.pone.0284077. </w:t>
-      </w:r>
-      <w:proofErr w:type="spellStart"/>
+      </w:pPr>
       <w:r>
         <w:rPr>
           <w:color w:val="000000"/>
           <w:lang w:val="en-US"/>
         </w:rPr>
-        <w:t>Acesso</w:t>
-      </w:r>
-      <w:proofErr w:type="spellEnd"/>
+        <w:t xml:space="preserve">KAPLAN, J. M.; BAILEY, M. Beyond the Build: Testing in Production. </w:t>
+      </w:r>
+      <w:r>
+        <w:rPr>
+          <w:color w:val="000000"/>
+        </w:rPr>
+        <w:t xml:space="preserve">O'Reilly Media, 2016. Disponível em: [https://www.oreilly.com/library/view/beyond-the-build/9781491974563/](https://www.oreilly.com/library/view/beyond-the-build/9781491974563/). </w:t>
+      </w:r>
       <w:r>
         <w:rPr>
           <w:color w:val="000000"/>
           <w:lang w:val="en-US"/>
         </w:rPr>
-        <w:t xml:space="preserve"> </w:t>
-      </w:r>
-      <w:proofErr w:type="spellStart"/>
-      <w:r>
+        <w:t>Acesso em: 19 jan. 2026.</w:t>
+      </w:r>
+    </w:p>
+    <w:p>
+      <w:pPr>
+        <w:spacing w:line="360" w:lineRule="auto"/>
         <w:rPr>
           <w:color w:val="000000"/>
           <w:lang w:val="en-US"/>
         </w:rPr>
-        <w:t>em</w:t>
-      </w:r>
-      <w:proofErr w:type="spellEnd"/>
+      </w:pPr>
+    </w:p>
+    <w:p>
+      <w:pPr>
+        <w:spacing w:line="360" w:lineRule="auto"/>
+        <w:rPr>
+          <w:color w:val="000000"/>
+        </w:rPr>
+      </w:pPr>
       <w:r>
         <w:rPr>
           <w:color w:val="000000"/>
           <w:lang w:val="en-US"/>
         </w:rPr>
-        <w:t xml:space="preserve">: 19 </w:t>
-      </w:r>
-      <w:proofErr w:type="spellStart"/>
-      <w:r>
+        <w:t xml:space="preserve">LENARDUZZI, V.; BESKER, T.; TAIBI, D.; MARTINI, A.; ARCELLI FONTANA, F. Technical Debt Prioritization: State of the Art. </w:t>
+      </w:r>
+      <w:r>
+        <w:rPr>
+          <w:color w:val="000000"/>
+        </w:rPr>
+        <w:t>A Systematic Literature Review. arXiv preprint arXiv:1904.12538, 2019. Disponível em: [https://arxiv.org/abs/1904.12538](https://arxiv.org/abs/1904.12538). Acesso em: 19 jan. 2026.</w:t>
+      </w:r>
+    </w:p>
+    <w:p>
+      <w:pPr>
+        <w:spacing w:line="360" w:lineRule="auto"/>
+        <w:rPr>
+          <w:color w:val="000000"/>
+        </w:rPr>
+      </w:pPr>
+    </w:p>
+    <w:p>
+      <w:pPr>
+        <w:spacing w:line="360" w:lineRule="auto"/>
         <w:rPr>
           <w:color w:val="000000"/>
           <w:lang w:val="en-US"/>
         </w:rPr>
-        <w:t>jan.</w:t>
-      </w:r>
-      <w:proofErr w:type="spellEnd"/>
+      </w:pPr>
+      <w:r>
+        <w:rPr>
+          <w:color w:val="000000"/>
+        </w:rPr>
+        <w:t xml:space="preserve">LIMA, L. B. A.; COSTA, E. Modelo para priorização do Backlog Kanban de uma Tech Banking. Revista Gestão &amp; Tecnologia, v. 24, n. 1, p. 1-20, 2024. Disponível em: [https://revistagt.fpl.emnuvens.com.br/get/article/view/2658](https://revistagt.fpl.emnuvens.com.br/get/article/view/2658). </w:t>
+      </w:r>
       <w:r>
         <w:rPr>
           <w:color w:val="000000"/>
           <w:lang w:val="en-US"/>
         </w:rPr>
-        <w:t xml:space="preserve"> 2026.</w:t>
+        <w:t>Acesso em: 19 jan. 2026.</w:t>
       </w:r>
     </w:p>
     <w:p>
@@ -10808,44 +9694,81 @@
           <w:lang w:val="en-US"/>
         </w:rPr>
       </w:pPr>
-      <w:r>
+    </w:p>
+    <w:p>
+      <w:pPr>
+        <w:spacing w:line="360" w:lineRule="auto"/>
         <w:rPr>
           <w:color w:val="000000"/>
           <w:lang w:val="en-US"/>
         </w:rPr>
-        <w:t>CHRISTEN, P. Data Matching: Concepts and Techniques for Record Linkage, Entity Resolution, and Duplicate Detection. New York: Springer, 2012.</w:t>
-      </w:r>
-    </w:p>
-    <w:p>
-      <w:pPr>
-        <w:spacing w:line="360" w:lineRule="auto"/>
+      </w:pPr>
+      <w:r>
         <w:rPr>
           <w:color w:val="000000"/>
           <w:lang w:val="en-US"/>
         </w:rPr>
-      </w:pPr>
-      <w:r>
+        <w:t>LIU, B. Sentiment Analysis and Opinion Mining. San Rafael: Morgan &amp; Claypool Publishers, 2012.</w:t>
+      </w:r>
+    </w:p>
+    <w:p>
+      <w:pPr>
+        <w:spacing w:line="360" w:lineRule="auto"/>
         <w:rPr>
           <w:color w:val="000000"/>
           <w:lang w:val="en-US"/>
         </w:rPr>
-        <w:t xml:space="preserve">DEVLIN, J.; CHANG, M.-W.; LEE, K.; TOUTANOVA, K. BERT: Pre-training of Deep Bidirectional Transformers for Language Understanding. In: Proceedings of the 2019 Conference of the North American Chapter of the Association for Computational Linguistics: Human Language Technologies, Volume 1 (Long and Short Papers). Minneapolis: Association for Computational Linguistics, 2019. </w:t>
-      </w:r>
-      <w:proofErr w:type="gramStart"/>
-      <w:r>
+      </w:pPr>
+    </w:p>
+    <w:p>
+      <w:pPr>
+        <w:spacing w:line="360" w:lineRule="auto"/>
+        <w:rPr>
+          <w:color w:val="000000"/>
+        </w:rPr>
+      </w:pPr>
+      <w:r>
+        <w:rPr>
+          <w:color w:val="000000"/>
+        </w:rPr>
+        <w:t>MATOS, R. S. Qualidade de software: ferramentas, padrões e boas práticas para testes baseados em interfaces gráficas. 2014. Trabalho de Conclusão de Curso (MBA em Gestão de Projetos) - Escola Politécnica, Universidade de São Paulo, São Paulo, 2014. Disponível em: [https://bdta.abcd.usp.br/item/002682914](https://bdta.abcd.usp.br/item/002682914). Acesso em: 19 jan. 2026.</w:t>
+      </w:r>
+    </w:p>
+    <w:p>
+      <w:pPr>
+        <w:spacing w:line="360" w:lineRule="auto"/>
+        <w:rPr>
+          <w:color w:val="000000"/>
+        </w:rPr>
+      </w:pPr>
+    </w:p>
+    <w:p>
+      <w:pPr>
+        <w:spacing w:line="360" w:lineRule="auto"/>
         <w:rPr>
           <w:color w:val="000000"/>
           <w:lang w:val="en-US"/>
         </w:rPr>
-        <w:t>p. 4171</w:t>
-      </w:r>
-      <w:proofErr w:type="gramEnd"/>
+      </w:pPr>
+      <w:r>
+        <w:rPr>
+          <w:color w:val="000000"/>
+        </w:rPr>
+        <w:t xml:space="preserve">NASCIMENTO, A. M. Uma contribuição ao estudo dos testes para a garantia de qualidade de software. 2005. Dissertação (Mestrado em Administração) - Faculdade de Economia, </w:t>
+      </w:r>
+      <w:r>
+        <w:rPr>
+          <w:color w:val="000000"/>
+        </w:rPr>
+        <w:lastRenderedPageBreak/>
+        <w:t xml:space="preserve">Administração e Contabilidade, Universidade de São Paulo, São Paulo, 2005. Disponível em: [https://www.teses.usp.br/teses/disponiveis/12/12139/tde-25082022-111342/](https://www.teses.usp.br/teses/disponiveis/12/12139/tde-25082022-111342/). </w:t>
+      </w:r>
       <w:r>
         <w:rPr>
           <w:color w:val="000000"/>
           <w:lang w:val="en-US"/>
         </w:rPr>
-        <w:t>-4186.</w:t>
+        <w:t>Acesso em: 19 jan. 2026.</w:t>
       </w:r>
     </w:p>
     <w:p>
@@ -10856,169 +9779,160 @@
           <w:lang w:val="en-US"/>
         </w:rPr>
       </w:pPr>
-      <w:r>
+    </w:p>
+    <w:p>
+      <w:pPr>
+        <w:spacing w:line="360" w:lineRule="auto"/>
         <w:rPr>
           <w:color w:val="000000"/>
           <w:lang w:val="en-US"/>
         </w:rPr>
-        <w:t>EVANS, E. Domain-Driven Design: Tackling Complexity in the Heart of Software. Boston: Addison-Wesley Professional, 2003.</w:t>
-      </w:r>
-    </w:p>
-    <w:p>
-      <w:pPr>
-        <w:spacing w:line="360" w:lineRule="auto"/>
-        <w:rPr>
-          <w:color w:val="000000"/>
-        </w:rPr>
       </w:pPr>
       <w:r>
         <w:rPr>
           <w:color w:val="000000"/>
           <w:lang w:val="en-US"/>
         </w:rPr>
-        <w:t xml:space="preserve">FAN, W.; DING, Y.; NING, L.; WANG, S.; LI, H.; YIN, D.; CHUA, T. S.; LI, Q. A survey on rag meeting </w:t>
-      </w:r>
-      <w:proofErr w:type="spellStart"/>
-      <w:r>
+        <w:t>NEWMAN, M. E. J. Networks: An Introduction. New York: Oxford University Press, 2010. 772 p.</w:t>
+      </w:r>
+    </w:p>
+    <w:p>
+      <w:pPr>
+        <w:spacing w:line="360" w:lineRule="auto"/>
         <w:rPr>
           <w:color w:val="000000"/>
           <w:lang w:val="en-US"/>
         </w:rPr>
-        <w:t>llms</w:t>
-      </w:r>
-      <w:proofErr w:type="spellEnd"/>
+      </w:pPr>
+    </w:p>
+    <w:p>
+      <w:pPr>
+        <w:spacing w:line="360" w:lineRule="auto"/>
+        <w:rPr>
+          <w:color w:val="000000"/>
+        </w:rPr>
+      </w:pPr>
       <w:r>
         <w:rPr>
           <w:color w:val="000000"/>
           <w:lang w:val="en-US"/>
         </w:rPr>
-        <w:t xml:space="preserve">: Towards retrieval-augmented large language models. In: PROCEEDINGS OF THE 30TH ACM SIGKDD CONFERENCE ON KNOWLEDGE DISCOVERY AND DATA </w:t>
-      </w:r>
-      <w:r>
+        <w:t xml:space="preserve">NGUYEN, D. Q.; VERSPOOR, K.; MONZ, C.; COUPEY, E. BERTweet: a pre-trained language model for English Tweets. In: Proceedings of the 2020 Workshop on Noisy User-generated Text (W-NUT). </w:t>
+      </w:r>
+      <w:r>
+        <w:rPr>
+          <w:color w:val="000000"/>
+        </w:rPr>
+        <w:t>Online: Association for Computational Linguistics, 2020. p. 172-177.</w:t>
+      </w:r>
+    </w:p>
+    <w:p>
+      <w:pPr>
+        <w:spacing w:line="360" w:lineRule="auto"/>
+        <w:rPr>
+          <w:color w:val="000000"/>
+        </w:rPr>
+      </w:pPr>
+    </w:p>
+    <w:p>
+      <w:pPr>
+        <w:spacing w:line="360" w:lineRule="auto"/>
         <w:rPr>
           <w:color w:val="000000"/>
           <w:lang w:val="en-US"/>
         </w:rPr>
-        <w:lastRenderedPageBreak/>
-        <w:t xml:space="preserve">MINING, 2024, p. 6491-6501. </w:t>
-      </w:r>
-      <w:r>
-        <w:rPr>
-          <w:color w:val="000000"/>
-        </w:rPr>
-        <w:t>Disponível em: https://arxiv.org/abs/2405.06211. Acesso em: 15 jul. 2024.</w:t>
-      </w:r>
-    </w:p>
-    <w:p>
-      <w:pPr>
-        <w:spacing w:line="360" w:lineRule="auto"/>
-        <w:rPr>
-          <w:color w:val="000000"/>
-        </w:rPr>
-      </w:pPr>
-      <w:r>
-        <w:rPr>
-          <w:color w:val="000000"/>
-        </w:rPr>
-        <w:t xml:space="preserve">FÁVERO, L. P.; BELFIORE, P. Manual de Análise de Dados: Estatística e Machine Learning com Excel®, SPSS®, </w:t>
-      </w:r>
-      <w:proofErr w:type="spellStart"/>
-      <w:r>
-        <w:rPr>
-          <w:color w:val="000000"/>
-        </w:rPr>
-        <w:t>Stata</w:t>
-      </w:r>
-      <w:proofErr w:type="spellEnd"/>
-      <w:r>
-        <w:rPr>
-          <w:color w:val="000000"/>
-        </w:rPr>
-        <w:t>®, R® e Python®. 2. ed. Rio de Janeiro: GEN LTC, 2024.</w:t>
-      </w:r>
-    </w:p>
-    <w:p>
-      <w:pPr>
-        <w:spacing w:line="360" w:lineRule="auto"/>
-        <w:rPr>
-          <w:color w:val="000000"/>
-        </w:rPr>
-      </w:pPr>
-      <w:r>
-        <w:rPr>
-          <w:color w:val="000000"/>
-        </w:rPr>
-        <w:t>FEBRABAN. Pesquisa FEBRABAN de Tecnologia Bancária 2025. São Paulo: Federação Brasileira de Bancos, 2025. Disponível em: https://febrabantech.febraban.org.br. Acesso em: 19 jan. 2026.</w:t>
-      </w:r>
-    </w:p>
-    <w:p>
-      <w:pPr>
-        <w:spacing w:line="360" w:lineRule="auto"/>
+      </w:pPr>
+      <w:r>
+        <w:rPr>
+          <w:color w:val="000000"/>
+        </w:rPr>
+        <w:t xml:space="preserve">OLIVEIRA, B. H. Qualidade de software no desenvolvimento com métodos ágeis. 2014. Dissertação (Mestrado em Ciências de Computação e Matemática Computacional) - Instituto de Ciências Matemáticas e de Computação, Universidade de São Paulo, São Carlos, 2014. Disponível em: [https://repositorio.usp.br/item/002496798](https://repositorio.usp.br/item/002496798). </w:t>
+      </w:r>
+      <w:r>
         <w:rPr>
           <w:color w:val="000000"/>
           <w:lang w:val="en-US"/>
         </w:rPr>
-      </w:pPr>
-      <w:r>
+        <w:t>Acesso em: 19 jan. 2026.</w:t>
+      </w:r>
+    </w:p>
+    <w:p>
+      <w:pPr>
+        <w:spacing w:line="360" w:lineRule="auto"/>
         <w:rPr>
           <w:color w:val="000000"/>
           <w:lang w:val="en-US"/>
         </w:rPr>
-        <w:t xml:space="preserve">FULFORD, I.; NG, A. ChatGPT Prompt Engineering for Developers. </w:t>
-      </w:r>
-      <w:r>
-        <w:rPr>
-          <w:color w:val="000000"/>
-        </w:rPr>
-        <w:t xml:space="preserve">DeepLearning.AI, 2023. Disponível em: https://learn.deeplearning.ai/courses/chatgpt-prompt-eng. </w:t>
-      </w:r>
-      <w:proofErr w:type="spellStart"/>
+      </w:pPr>
+    </w:p>
+    <w:p>
+      <w:pPr>
+        <w:spacing w:line="360" w:lineRule="auto"/>
+        <w:rPr>
+          <w:color w:val="000000"/>
+        </w:rPr>
+      </w:pPr>
       <w:r>
         <w:rPr>
           <w:color w:val="000000"/>
           <w:lang w:val="en-US"/>
         </w:rPr>
-        <w:t>Acesso</w:t>
-      </w:r>
-      <w:proofErr w:type="spellEnd"/>
-      <w:r>
+        <w:t xml:space="preserve">PAGANO, D.; MAALEJ, W. User feedback in the appstore: an empirical study. </w:t>
+      </w:r>
+      <w:r>
+        <w:rPr>
+          <w:color w:val="000000"/>
+        </w:rPr>
+        <w:t>In: REQUIREMENTS ENGINEERING CONFERENCE, 21., 2013, Rio de Janeiro. Proceedings... Rio de Janeiro: IEEE, 2013. p. 125-134.</w:t>
+      </w:r>
+    </w:p>
+    <w:p>
+      <w:pPr>
+        <w:spacing w:line="360" w:lineRule="auto"/>
+        <w:rPr>
+          <w:color w:val="000000"/>
+        </w:rPr>
+      </w:pPr>
+    </w:p>
+    <w:p>
+      <w:pPr>
+        <w:spacing w:line="360" w:lineRule="auto"/>
         <w:rPr>
           <w:color w:val="000000"/>
           <w:lang w:val="en-US"/>
         </w:rPr>
-        <w:t xml:space="preserve"> </w:t>
-      </w:r>
-      <w:proofErr w:type="spellStart"/>
+      </w:pPr>
       <w:r>
         <w:rPr>
           <w:color w:val="000000"/>
           <w:lang w:val="en-US"/>
         </w:rPr>
-        <w:t>em</w:t>
-      </w:r>
-      <w:proofErr w:type="spellEnd"/>
-      <w:r>
+        <w:t>PINHEIRO, C. A. R. Social Network Analysis in Telecommunications. USA: John Wiley &amp; Sons, 2011. 284 p.</w:t>
+      </w:r>
+    </w:p>
+    <w:p>
+      <w:pPr>
+        <w:spacing w:line="360" w:lineRule="auto"/>
         <w:rPr>
           <w:color w:val="000000"/>
           <w:lang w:val="en-US"/>
         </w:rPr>
-        <w:t xml:space="preserve">: 15 </w:t>
-      </w:r>
-      <w:proofErr w:type="spellStart"/>
-      <w:r>
+      </w:pPr>
+    </w:p>
+    <w:p>
+      <w:pPr>
+        <w:spacing w:line="360" w:lineRule="auto"/>
         <w:rPr>
           <w:color w:val="000000"/>
           <w:lang w:val="en-US"/>
         </w:rPr>
-        <w:t>jan.</w:t>
-      </w:r>
-      <w:proofErr w:type="spellEnd"/>
+      </w:pPr>
       <w:r>
         <w:rPr>
           <w:color w:val="000000"/>
           <w:lang w:val="en-US"/>
         </w:rPr>
-        <w:t xml:space="preserve"> 2026.</w:t>
+        <w:t>ROBINSON, I.; WEBBER, J.; EIFREM, E. Graph Databases: New Opportunities for Connected Data. 2. ed. Sebastopol: O'Reilly Media, 2015.</w:t>
       </w:r>
     </w:p>
     <w:p>
@@ -11029,1081 +9943,103 @@
           <w:lang w:val="en-US"/>
         </w:rPr>
       </w:pPr>
-      <w:r>
+    </w:p>
+    <w:p>
+      <w:pPr>
+        <w:spacing w:line="360" w:lineRule="auto"/>
         <w:rPr>
           <w:color w:val="000000"/>
           <w:lang w:val="en-US"/>
         </w:rPr>
-        <w:t>GUPTA, A.; DENGRE, V.; KHERUWALA, H. A.; SHAH, M. Comprehensive review of text-mining applications in finance. Financial Innovation, v. 6, n. 37, p. 1-25, 2020.</w:t>
-      </w:r>
-    </w:p>
-    <w:p>
-      <w:pPr>
-        <w:spacing w:line="360" w:lineRule="auto"/>
+      </w:pPr>
+      <w:r>
         <w:rPr>
           <w:color w:val="000000"/>
           <w:lang w:val="en-US"/>
         </w:rPr>
-      </w:pPr>
+        <w:t xml:space="preserve">SANH, V.; DEBUT, L.; CHAUMOND, J.; WOLF, T. DistilBERT, a distilled version of BERT: smaller, faster, cheaper and lighter. arXiv, 1910.01108, 2019. </w:t>
+      </w:r>
+      <w:r>
+        <w:rPr>
+          <w:color w:val="000000"/>
+        </w:rPr>
+        <w:t xml:space="preserve">Disponível em: [https://arxiv.org/abs/1910.01108](https://arxiv.org/abs/1910.01108). </w:t>
+      </w:r>
       <w:r>
         <w:rPr>
           <w:color w:val="000000"/>
           <w:lang w:val="en-US"/>
         </w:rPr>
-        <w:t xml:space="preserve">GUZMAN, E.; MAALEJ, W. How do users like this feature? A </w:t>
-      </w:r>
-      <w:proofErr w:type="gramStart"/>
-      <w:r>
+        <w:t>Acesso em: 29 mar. 2026.</w:t>
+      </w:r>
+    </w:p>
+    <w:p>
+      <w:pPr>
+        <w:spacing w:line="360" w:lineRule="auto"/>
         <w:rPr>
           <w:color w:val="000000"/>
           <w:lang w:val="en-US"/>
         </w:rPr>
-        <w:t>fine grained</w:t>
-      </w:r>
-      <w:proofErr w:type="gramEnd"/>
-      <w:r>
+      </w:pPr>
+    </w:p>
+    <w:p>
+      <w:pPr>
+        <w:spacing w:line="360" w:lineRule="auto"/>
         <w:rPr>
           <w:color w:val="000000"/>
           <w:lang w:val="en-US"/>
         </w:rPr>
-        <w:t xml:space="preserve"> sentiment analysis of app reviews. In: REQUIREMENTS ENGINEERING CONFERENCE, 22., 2014, Karlskrona. Proceedings… Karlskrona: IEEE, 2014. p. 153-162.</w:t>
-      </w:r>
-    </w:p>
-    <w:p>
-      <w:pPr>
-        <w:spacing w:line="360" w:lineRule="auto"/>
+      </w:pPr>
+      <w:r>
         <w:rPr>
           <w:color w:val="000000"/>
           <w:lang w:val="en-US"/>
         </w:rPr>
-      </w:pPr>
-      <w:r>
+        <w:t>ULRICH, W.; ROSEN, M. The Business Capability Map: The "Rosetta Stone" of Business/IT Alignment. Cutter Consortium, 2011.</w:t>
+      </w:r>
+    </w:p>
+    <w:p>
+      <w:pPr>
+        <w:spacing w:line="360" w:lineRule="auto"/>
         <w:rPr>
           <w:color w:val="000000"/>
           <w:lang w:val="en-US"/>
         </w:rPr>
-        <w:t>HOGAN, A.; BLOMQVIST, E.; COCHEZ, M.; D’AMATO, C.; DE MELO, G.; GUTIERREZ, C.; LABRA GAYO, J. E.; KIRRANE, S.; NEUMAIER, S.; NAVIGLI, R.; NGONGA NGOMO, A.-C.; POLLERES, A.; RASHID, S. M.; RULA, A.; SCHMELZEISEN, L.; SEQUEDA, J. F.; STAAB, S.; ZIMMERMANN, A. Knowledge Graphs. ACM Computing Surveys, v. 54, n. 4, p. 71:1-71:37, 2021.</w:t>
-      </w:r>
-    </w:p>
-    <w:p>
-      <w:pPr>
-        <w:spacing w:line="360" w:lineRule="auto"/>
+      </w:pPr>
+    </w:p>
+    <w:p>
+      <w:pPr>
+        <w:spacing w:line="360" w:lineRule="auto"/>
+        <w:rPr>
+          <w:color w:val="000000"/>
+        </w:rPr>
+      </w:pPr>
+      <w:r>
         <w:rPr>
           <w:color w:val="000000"/>
           <w:lang w:val="en-US"/>
         </w:rPr>
-      </w:pPr>
+        <w:t xml:space="preserve">ZHANG, J.; XIE, R.; YE, W.; ZHANG, Y.-H.; ZHANG, S.-K. Exploiting code knowledge graph for bug localization via bi-directional attention. In: Proceedings of the 28th International Conference on Program Comprehension. </w:t>
+      </w:r>
+      <w:r>
+        <w:rPr>
+          <w:color w:val="000000"/>
+        </w:rPr>
+        <w:t xml:space="preserve">Seoul: ACM, 2020. p. 219-229. Disponível em: [https://doi.org/10.1145/3387904.3389281](https://doi.org/10.1145/3387904.3389281). </w:t>
+      </w:r>
       <w:r>
         <w:rPr>
           <w:color w:val="000000"/>
           <w:lang w:val="en-US"/>
         </w:rPr>
-        <w:t xml:space="preserve">HOVY, D.; BERG-KIRKPATRICK, T.; VASWANI, A.; HOVY, E. Learning whom to trust with MACE. In: Proceedings of the 2013 Conference of the North American Chapter of the Association for Computational Linguistics: Human Language Technologies. Atlanta: Association for Computational Linguistics, 2013. </w:t>
-      </w:r>
-      <w:proofErr w:type="gramStart"/>
-      <w:r>
-        <w:rPr>
-          <w:color w:val="000000"/>
-          <w:lang w:val="en-US"/>
-        </w:rPr>
-        <w:t>p. 1120</w:t>
-      </w:r>
-      <w:proofErr w:type="gramEnd"/>
-      <w:r>
-        <w:rPr>
-          <w:color w:val="000000"/>
-          <w:lang w:val="en-US"/>
-        </w:rPr>
-        <w:t>-1130.</w:t>
-      </w:r>
-    </w:p>
-    <w:p>
-      <w:pPr>
-        <w:spacing w:line="360" w:lineRule="auto"/>
-        <w:rPr>
-          <w:color w:val="000000"/>
-          <w:lang w:val="en-US"/>
-        </w:rPr>
-      </w:pPr>
-      <w:r>
-        <w:rPr>
-          <w:color w:val="000000"/>
-          <w:lang w:val="en-US"/>
-        </w:rPr>
-        <w:t xml:space="preserve">ISTQB. ISTQB® Certified Tester Foundation Level Extension - Agile Tester Syllabus. Version 2.0. International Software Testing Qualifications Board, 2023. </w:t>
-      </w:r>
-      <w:proofErr w:type="spellStart"/>
-      <w:r>
-        <w:rPr>
-          <w:color w:val="000000"/>
-          <w:lang w:val="en-US"/>
-        </w:rPr>
-        <w:t>Disponível</w:t>
-      </w:r>
-      <w:proofErr w:type="spellEnd"/>
-      <w:r>
-        <w:rPr>
-          <w:color w:val="000000"/>
-          <w:lang w:val="en-US"/>
-        </w:rPr>
-        <w:t xml:space="preserve"> </w:t>
-      </w:r>
-      <w:proofErr w:type="spellStart"/>
-      <w:r>
-        <w:rPr>
-          <w:color w:val="000000"/>
-          <w:lang w:val="en-US"/>
-        </w:rPr>
-        <w:t>em</w:t>
-      </w:r>
-      <w:proofErr w:type="spellEnd"/>
-      <w:r>
-        <w:rPr>
-          <w:color w:val="000000"/>
-          <w:lang w:val="en-US"/>
-        </w:rPr>
-        <w:t xml:space="preserve">: https://www.istqb.org/downloads/send/58-foundation-level-extension-agile-tester-2023/286-foundation-level-extension-agile-tester-syllabus-version-2-0.html. </w:t>
-      </w:r>
-      <w:proofErr w:type="spellStart"/>
-      <w:r>
-        <w:rPr>
-          <w:color w:val="000000"/>
-          <w:lang w:val="en-US"/>
-        </w:rPr>
-        <w:t>Acesso</w:t>
-      </w:r>
-      <w:proofErr w:type="spellEnd"/>
-      <w:r>
-        <w:rPr>
-          <w:color w:val="000000"/>
-          <w:lang w:val="en-US"/>
-        </w:rPr>
-        <w:t xml:space="preserve"> </w:t>
-      </w:r>
-      <w:proofErr w:type="spellStart"/>
-      <w:r>
-        <w:rPr>
-          <w:color w:val="000000"/>
-          <w:lang w:val="en-US"/>
-        </w:rPr>
-        <w:t>em</w:t>
-      </w:r>
-      <w:proofErr w:type="spellEnd"/>
-      <w:r>
-        <w:rPr>
-          <w:color w:val="000000"/>
-          <w:lang w:val="en-US"/>
-        </w:rPr>
-        <w:t xml:space="preserve">: 19 </w:t>
-      </w:r>
-      <w:proofErr w:type="spellStart"/>
-      <w:r>
-        <w:rPr>
-          <w:color w:val="000000"/>
-          <w:lang w:val="en-US"/>
-        </w:rPr>
-        <w:t>jan.</w:t>
-      </w:r>
-      <w:proofErr w:type="spellEnd"/>
-      <w:r>
-        <w:rPr>
-          <w:color w:val="000000"/>
-          <w:lang w:val="en-US"/>
-        </w:rPr>
-        <w:t xml:space="preserve"> 2026.</w:t>
-      </w:r>
-    </w:p>
-    <w:p>
-      <w:pPr>
-        <w:spacing w:line="360" w:lineRule="auto"/>
-        <w:rPr>
-          <w:color w:val="000000"/>
-        </w:rPr>
-      </w:pPr>
-      <w:r>
-        <w:rPr>
-          <w:color w:val="000000"/>
-          <w:lang w:val="en-US"/>
-        </w:rPr>
-        <w:t xml:space="preserve">ISTQB. ISTQB® Certified Tester Foundation Level Syllabus. Version 4.0. International Software Testing Qualifications Board, 2023. </w:t>
-      </w:r>
-      <w:r>
-        <w:rPr>
-          <w:color w:val="000000"/>
-        </w:rPr>
-        <w:t>Disponível em: https://www.istqb.org/downloads/send/57-foundation-level-2023/285-foundation-level-syllabus-version-4-0.html. Acesso em: 19 jan. 2026.</w:t>
-      </w:r>
-    </w:p>
-    <w:p>
-      <w:pPr>
-        <w:spacing w:line="360" w:lineRule="auto"/>
-        <w:rPr>
-          <w:color w:val="000000"/>
-          <w:lang w:val="en-US"/>
-        </w:rPr>
-      </w:pPr>
-      <w:r>
-        <w:rPr>
-          <w:color w:val="000000"/>
-          <w:lang w:val="en-US"/>
-        </w:rPr>
-        <w:t xml:space="preserve">KAPLAN, J. M.; BAILEY, M. Beyond the Build: Testing in Production. </w:t>
-      </w:r>
-      <w:r>
-        <w:rPr>
-          <w:color w:val="000000"/>
-        </w:rPr>
-        <w:t xml:space="preserve">O’Reilly </w:t>
-      </w:r>
-      <w:proofErr w:type="gramStart"/>
-      <w:r>
-        <w:rPr>
-          <w:color w:val="000000"/>
-        </w:rPr>
-        <w:t>Media</w:t>
-      </w:r>
-      <w:proofErr w:type="gramEnd"/>
-      <w:r>
-        <w:rPr>
-          <w:color w:val="000000"/>
-        </w:rPr>
-        <w:t xml:space="preserve">, 2016. Disponível em: https://www.oreilly.com/library/view/beyond-the-build/9781491974563/. </w:t>
-      </w:r>
-      <w:proofErr w:type="spellStart"/>
-      <w:r>
-        <w:rPr>
-          <w:color w:val="000000"/>
-          <w:lang w:val="en-US"/>
-        </w:rPr>
-        <w:t>Acesso</w:t>
-      </w:r>
-      <w:proofErr w:type="spellEnd"/>
-      <w:r>
-        <w:rPr>
-          <w:color w:val="000000"/>
-          <w:lang w:val="en-US"/>
-        </w:rPr>
-        <w:t xml:space="preserve"> </w:t>
-      </w:r>
-      <w:proofErr w:type="spellStart"/>
-      <w:r>
-        <w:rPr>
-          <w:color w:val="000000"/>
-          <w:lang w:val="en-US"/>
-        </w:rPr>
-        <w:t>em</w:t>
-      </w:r>
-      <w:proofErr w:type="spellEnd"/>
-      <w:r>
-        <w:rPr>
-          <w:color w:val="000000"/>
-          <w:lang w:val="en-US"/>
-        </w:rPr>
-        <w:t xml:space="preserve">: 19 </w:t>
-      </w:r>
-      <w:proofErr w:type="spellStart"/>
-      <w:r>
-        <w:rPr>
-          <w:color w:val="000000"/>
-          <w:lang w:val="en-US"/>
-        </w:rPr>
-        <w:t>jan.</w:t>
-      </w:r>
-      <w:proofErr w:type="spellEnd"/>
-      <w:r>
-        <w:rPr>
-          <w:color w:val="000000"/>
-          <w:lang w:val="en-US"/>
-        </w:rPr>
-        <w:t xml:space="preserve"> 2026.</w:t>
-      </w:r>
-    </w:p>
-    <w:p>
-      <w:pPr>
-        <w:spacing w:line="360" w:lineRule="auto"/>
-        <w:rPr>
-          <w:color w:val="000000"/>
-        </w:rPr>
-      </w:pPr>
-      <w:r>
-        <w:rPr>
-          <w:color w:val="000000"/>
-          <w:lang w:val="en-US"/>
-        </w:rPr>
-        <w:lastRenderedPageBreak/>
-        <w:t xml:space="preserve">LENARDUZZI, V.; BESKER, T.; TAIBI, D.; MARTINI, A.; ARCELLI FONTANA, F. Technical Debt Prioritization: State of the Art. </w:t>
-      </w:r>
-      <w:r>
-        <w:rPr>
-          <w:color w:val="000000"/>
-        </w:rPr>
-        <w:t xml:space="preserve">A </w:t>
-      </w:r>
-      <w:proofErr w:type="spellStart"/>
-      <w:r>
-        <w:rPr>
-          <w:color w:val="000000"/>
-        </w:rPr>
-        <w:t>Systematic</w:t>
-      </w:r>
-      <w:proofErr w:type="spellEnd"/>
-      <w:r>
-        <w:rPr>
-          <w:color w:val="000000"/>
-        </w:rPr>
-        <w:t xml:space="preserve"> </w:t>
-      </w:r>
-      <w:proofErr w:type="spellStart"/>
-      <w:r>
-        <w:rPr>
-          <w:color w:val="000000"/>
-        </w:rPr>
-        <w:t>Literature</w:t>
-      </w:r>
-      <w:proofErr w:type="spellEnd"/>
-      <w:r>
-        <w:rPr>
-          <w:color w:val="000000"/>
-        </w:rPr>
-        <w:t xml:space="preserve"> Review. </w:t>
-      </w:r>
-      <w:proofErr w:type="spellStart"/>
-      <w:r>
-        <w:rPr>
-          <w:color w:val="000000"/>
-        </w:rPr>
-        <w:t>arXiv</w:t>
-      </w:r>
-      <w:proofErr w:type="spellEnd"/>
-      <w:r>
-        <w:rPr>
-          <w:color w:val="000000"/>
-        </w:rPr>
-        <w:t xml:space="preserve"> </w:t>
-      </w:r>
-      <w:proofErr w:type="spellStart"/>
-      <w:r>
-        <w:rPr>
-          <w:color w:val="000000"/>
-        </w:rPr>
-        <w:t>preprint</w:t>
-      </w:r>
-      <w:proofErr w:type="spellEnd"/>
-      <w:r>
-        <w:rPr>
-          <w:color w:val="000000"/>
-        </w:rPr>
-        <w:t xml:space="preserve"> arXiv:1904.12538, 2019. Disponível em: https://arxiv.org/abs/1904.12538. Acesso em: 19 jan. 2026.</w:t>
-      </w:r>
-    </w:p>
-    <w:p>
-      <w:pPr>
-        <w:spacing w:line="360" w:lineRule="auto"/>
-        <w:rPr>
-          <w:color w:val="000000"/>
-          <w:lang w:val="en-US"/>
-        </w:rPr>
-      </w:pPr>
-      <w:r>
-        <w:rPr>
-          <w:color w:val="000000"/>
-        </w:rPr>
-        <w:t xml:space="preserve">LIMA, L. B. A.; COSTA, E. Modelo para priorização do Backlog </w:t>
-      </w:r>
-      <w:proofErr w:type="spellStart"/>
-      <w:r>
-        <w:rPr>
-          <w:color w:val="000000"/>
-        </w:rPr>
-        <w:t>Kanban</w:t>
-      </w:r>
-      <w:proofErr w:type="spellEnd"/>
-      <w:r>
-        <w:rPr>
-          <w:color w:val="000000"/>
-        </w:rPr>
-        <w:t xml:space="preserve"> de uma Tech Banking. Revista Gestão &amp; Tecnologia, v. 24, n. 1, p. 1-20, 2024. Disponível em: https://revistagt.fpl.emnuvens.com.br/get/article/view/2658. </w:t>
-      </w:r>
-      <w:proofErr w:type="spellStart"/>
-      <w:r>
-        <w:rPr>
-          <w:color w:val="000000"/>
-          <w:lang w:val="en-US"/>
-        </w:rPr>
-        <w:t>Acesso</w:t>
-      </w:r>
-      <w:proofErr w:type="spellEnd"/>
-      <w:r>
-        <w:rPr>
-          <w:color w:val="000000"/>
-          <w:lang w:val="en-US"/>
-        </w:rPr>
-        <w:t xml:space="preserve"> </w:t>
-      </w:r>
-      <w:proofErr w:type="spellStart"/>
-      <w:r>
-        <w:rPr>
-          <w:color w:val="000000"/>
-          <w:lang w:val="en-US"/>
-        </w:rPr>
-        <w:t>em</w:t>
-      </w:r>
-      <w:proofErr w:type="spellEnd"/>
-      <w:r>
-        <w:rPr>
-          <w:color w:val="000000"/>
-          <w:lang w:val="en-US"/>
-        </w:rPr>
-        <w:t xml:space="preserve">: 19 </w:t>
-      </w:r>
-      <w:proofErr w:type="spellStart"/>
-      <w:r>
-        <w:rPr>
-          <w:color w:val="000000"/>
-          <w:lang w:val="en-US"/>
-        </w:rPr>
-        <w:t>jan.</w:t>
-      </w:r>
-      <w:proofErr w:type="spellEnd"/>
-      <w:r>
-        <w:rPr>
-          <w:color w:val="000000"/>
-          <w:lang w:val="en-US"/>
-        </w:rPr>
-        <w:t xml:space="preserve"> 2026.</w:t>
-      </w:r>
-    </w:p>
-    <w:p>
-      <w:pPr>
-        <w:spacing w:line="360" w:lineRule="auto"/>
-        <w:rPr>
-          <w:color w:val="000000"/>
-          <w:lang w:val="en-US"/>
-        </w:rPr>
-      </w:pPr>
-      <w:r>
-        <w:rPr>
-          <w:color w:val="000000"/>
-          <w:lang w:val="en-US"/>
-        </w:rPr>
-        <w:t>LIU, B. Sentiment Analysis and Opinion Mining. San Rafael: Morgan &amp; Claypool Publishers, 2012.</w:t>
-      </w:r>
-    </w:p>
-    <w:p>
-      <w:pPr>
-        <w:spacing w:line="360" w:lineRule="auto"/>
-        <w:rPr>
-          <w:color w:val="000000"/>
-        </w:rPr>
-      </w:pPr>
-      <w:r>
-        <w:rPr>
-          <w:color w:val="000000"/>
-        </w:rPr>
-        <w:t>MATOS, R. S. Qualidade de software: ferramentas, padrões e boas práticas para testes baseados em interfaces gráficas. 2014. Trabalho de Conclusão de Curso (MBA em Gestão de Projetos) - Escola Politécnica, Universidade de São Paulo, São Paulo, 2014. Disponível em: https://bdta.abcd.usp.br/item/002682914. Acesso em: 19 jan. 2026.</w:t>
-      </w:r>
-    </w:p>
-    <w:p>
-      <w:pPr>
-        <w:spacing w:line="360" w:lineRule="auto"/>
-        <w:rPr>
-          <w:color w:val="000000"/>
-          <w:lang w:val="en-US"/>
-        </w:rPr>
-      </w:pPr>
-      <w:r>
-        <w:rPr>
-          <w:color w:val="000000"/>
-        </w:rPr>
-        <w:t xml:space="preserve">NASCIMENTO, A. M. Uma contribuição ao estudo dos testes para a garantia de qualidade de software. 2005. Dissertação (Mestrado em Administração) - Faculdade de Economia, Administração e Contabilidade, Universidade de São Paulo, São Paulo, 2005. Disponível em: https://www.teses.usp.br/teses/disponiveis/12/12139/tde-25082022-111342/. </w:t>
-      </w:r>
-      <w:proofErr w:type="spellStart"/>
-      <w:r>
-        <w:rPr>
-          <w:color w:val="000000"/>
-          <w:lang w:val="en-US"/>
-        </w:rPr>
-        <w:t>Acesso</w:t>
-      </w:r>
-      <w:proofErr w:type="spellEnd"/>
-      <w:r>
-        <w:rPr>
-          <w:color w:val="000000"/>
-          <w:lang w:val="en-US"/>
-        </w:rPr>
-        <w:t xml:space="preserve"> </w:t>
-      </w:r>
-      <w:proofErr w:type="spellStart"/>
-      <w:r>
-        <w:rPr>
-          <w:color w:val="000000"/>
-          <w:lang w:val="en-US"/>
-        </w:rPr>
-        <w:t>em</w:t>
-      </w:r>
-      <w:proofErr w:type="spellEnd"/>
-      <w:r>
-        <w:rPr>
-          <w:color w:val="000000"/>
-          <w:lang w:val="en-US"/>
-        </w:rPr>
-        <w:t xml:space="preserve">: 19 </w:t>
-      </w:r>
-      <w:proofErr w:type="spellStart"/>
-      <w:r>
-        <w:rPr>
-          <w:color w:val="000000"/>
-          <w:lang w:val="en-US"/>
-        </w:rPr>
-        <w:t>jan.</w:t>
-      </w:r>
-      <w:proofErr w:type="spellEnd"/>
-      <w:r>
-        <w:rPr>
-          <w:color w:val="000000"/>
-          <w:lang w:val="en-US"/>
-        </w:rPr>
-        <w:t xml:space="preserve"> 2026.</w:t>
-      </w:r>
-    </w:p>
-    <w:p>
-      <w:pPr>
-        <w:spacing w:line="360" w:lineRule="auto"/>
-        <w:rPr>
-          <w:color w:val="000000"/>
-        </w:rPr>
-      </w:pPr>
-      <w:r>
-        <w:rPr>
-          <w:color w:val="000000"/>
-          <w:lang w:val="en-US"/>
-        </w:rPr>
-        <w:t xml:space="preserve">NEWMAN, M. E. J. Networks: An Introduction. New York: Oxford University Press, 2010. </w:t>
-      </w:r>
-      <w:r>
-        <w:rPr>
-          <w:color w:val="000000"/>
-        </w:rPr>
-        <w:t>772 p.</w:t>
-      </w:r>
-    </w:p>
-    <w:p>
-      <w:pPr>
-        <w:spacing w:line="360" w:lineRule="auto"/>
-        <w:rPr>
-          <w:color w:val="000000"/>
-        </w:rPr>
-      </w:pPr>
-      <w:r>
-        <w:rPr>
-          <w:color w:val="000000"/>
-        </w:rPr>
-        <w:t>OLIVEIRA, B. H. Qualidade de software no desenvolvimento com métodos ágeis. 2014. Dissertação (Mestrado em Ciências de Computação e Matemática Computacional) - Instituto de Ciências Matemáticas e de Computação, Universidade de São Paulo, São Carlos, 2014. Disponível em: https://repositorio.usp.br/item/002496798. Acesso em: 19 jan. 2026.</w:t>
-      </w:r>
-    </w:p>
-    <w:p>
-      <w:pPr>
-        <w:spacing w:line="360" w:lineRule="auto"/>
-        <w:rPr>
-          <w:color w:val="000000"/>
-        </w:rPr>
-      </w:pPr>
-      <w:r>
-        <w:rPr>
-          <w:color w:val="000000"/>
-          <w:lang w:val="en-US"/>
-        </w:rPr>
-        <w:t xml:space="preserve">PAGANO, D.; MAALEJ, W. User feedback in the </w:t>
-      </w:r>
-      <w:proofErr w:type="spellStart"/>
-      <w:r>
-        <w:rPr>
-          <w:color w:val="000000"/>
-          <w:lang w:val="en-US"/>
-        </w:rPr>
-        <w:t>appstore</w:t>
-      </w:r>
-      <w:proofErr w:type="spellEnd"/>
-      <w:r>
-        <w:rPr>
-          <w:color w:val="000000"/>
-          <w:lang w:val="en-US"/>
-        </w:rPr>
-        <w:t xml:space="preserve">: an empirical study. </w:t>
-      </w:r>
-      <w:r>
-        <w:rPr>
-          <w:color w:val="000000"/>
-        </w:rPr>
-        <w:t xml:space="preserve">In: REQUIREMENTS ENGINEERING CONFERENCE, 21., 2013, Rio de Janeiro. </w:t>
-      </w:r>
-      <w:proofErr w:type="spellStart"/>
-      <w:r>
-        <w:rPr>
-          <w:color w:val="000000"/>
-        </w:rPr>
-        <w:t>Proceedings</w:t>
-      </w:r>
-      <w:proofErr w:type="spellEnd"/>
-      <w:r>
-        <w:rPr>
-          <w:color w:val="000000"/>
-        </w:rPr>
-        <w:t>… Rio de Janeiro: IEEE, 2013. p. 125-134.</w:t>
-      </w:r>
-    </w:p>
-    <w:p>
-      <w:pPr>
-        <w:spacing w:line="360" w:lineRule="auto"/>
-        <w:rPr>
-          <w:color w:val="000000"/>
-          <w:lang w:val="en-US"/>
-        </w:rPr>
-      </w:pPr>
-      <w:r>
-        <w:rPr>
-          <w:color w:val="000000"/>
-          <w:lang w:val="en-US"/>
-        </w:rPr>
-        <w:t xml:space="preserve">PINHEIRO, C. A. R. Social Network Analysis in Telecommunications. USA: John Wiley &amp; Sons, 2011. 284 </w:t>
-      </w:r>
-      <w:proofErr w:type="gramStart"/>
-      <w:r>
-        <w:rPr>
-          <w:color w:val="000000"/>
-          <w:lang w:val="en-US"/>
-        </w:rPr>
-        <w:t>p.</w:t>
-      </w:r>
-      <w:proofErr w:type="gramEnd"/>
-    </w:p>
-    <w:p>
-      <w:pPr>
-        <w:spacing w:line="360" w:lineRule="auto"/>
-        <w:rPr>
-          <w:color w:val="000000"/>
-          <w:lang w:val="en-US"/>
-        </w:rPr>
-      </w:pPr>
-      <w:r>
-        <w:rPr>
-          <w:color w:val="000000"/>
-          <w:lang w:val="en-US"/>
-        </w:rPr>
-        <w:t>ROBINSON, I.; WEBBER, J.; EIFREM, E. Graph Databases: New Opportunities for Connected Data. 2. ed. Sebastopol: O’Reilly Media, 2015.</w:t>
-      </w:r>
-    </w:p>
-    <w:p>
-      <w:pPr>
-        <w:spacing w:line="360" w:lineRule="auto"/>
-        <w:rPr>
-          <w:color w:val="000000"/>
-          <w:lang w:val="en-US"/>
-        </w:rPr>
-      </w:pPr>
-      <w:r>
-        <w:rPr>
-          <w:color w:val="000000"/>
-          <w:lang w:val="en-US"/>
-        </w:rPr>
-        <w:t>ULRICH, W.; ROSEN, M. The Business Capability Map: The “Rosetta Stone” of Business/IT Alignment. Cutter Consortium, 2011.</w:t>
-      </w:r>
-    </w:p>
-    <w:p>
-      <w:pPr>
-        <w:spacing w:line="360" w:lineRule="auto"/>
-        <w:rPr>
-          <w:color w:val="000000"/>
-        </w:rPr>
-      </w:pPr>
-      <w:r>
-        <w:rPr>
-          <w:color w:val="000000"/>
-          <w:lang w:val="en-US"/>
-        </w:rPr>
-        <w:t xml:space="preserve">ZHANG, J.; XIE, R.; YE, W.; ZHANG, Y.-H.; ZHANG, S.-K. Exploiting code knowledge graph for bug localization via bi-directional attention. In: Proceedings of the 28th International </w:t>
-      </w:r>
-      <w:r>
-        <w:rPr>
-          <w:color w:val="000000"/>
-          <w:lang w:val="en-US"/>
-        </w:rPr>
-        <w:lastRenderedPageBreak/>
-        <w:t xml:space="preserve">Conference on Program Comprehension. </w:t>
-      </w:r>
-      <w:r>
-        <w:rPr>
-          <w:color w:val="000000"/>
-        </w:rPr>
-        <w:t>Seoul: ACM, 2020. p. 219-229. Disponível em: https://doi.org/10.1145/3387904.3389281. Acesso em: 19 jan. 2026.</w:t>
-      </w:r>
-    </w:p>
-    <w:p>
-      <w:pPr>
-        <w:spacing w:line="360" w:lineRule="auto"/>
-        <w:rPr>
-          <w:color w:val="000000"/>
-          <w:lang w:val="en-US"/>
-        </w:rPr>
-      </w:pPr>
-      <w:r>
-        <w:rPr>
-          <w:color w:val="000000"/>
-          <w:lang w:val="en-US"/>
-        </w:rPr>
-        <w:t>NGUYEN, D. Q.; VERSPOOR, K.; MONZ, C.; COUPEY, E. BERTweet: A pre</w:t>
-      </w:r>
-      <w:r>
-        <w:rPr>
-          <w:rFonts w:ascii="Cambria Math" w:hAnsi="Cambria Math" w:cs="Cambria Math"/>
-          <w:color w:val="000000"/>
-          <w:lang w:val="en-US"/>
-        </w:rPr>
-        <w:t>‑</w:t>
-      </w:r>
-      <w:r>
-        <w:rPr>
-          <w:color w:val="000000"/>
-          <w:lang w:val="en-US"/>
-        </w:rPr>
-        <w:t>trained language model for English Tweets. In: Proceedings of the 2020 Workshop on Noisy User</w:t>
-      </w:r>
-      <w:r>
-        <w:rPr>
-          <w:rFonts w:ascii="Cambria Math" w:hAnsi="Cambria Math" w:cs="Cambria Math"/>
-          <w:color w:val="000000"/>
-          <w:lang w:val="en-US"/>
-        </w:rPr>
-        <w:t>‑</w:t>
-      </w:r>
-      <w:r>
-        <w:rPr>
-          <w:color w:val="000000"/>
-          <w:lang w:val="en-US"/>
-        </w:rPr>
-        <w:t>generated Text* (W</w:t>
-      </w:r>
-      <w:r>
-        <w:rPr>
-          <w:rFonts w:ascii="Cambria Math" w:hAnsi="Cambria Math" w:cs="Cambria Math"/>
-          <w:color w:val="000000"/>
-          <w:lang w:val="en-US"/>
-        </w:rPr>
-        <w:t>‑</w:t>
-      </w:r>
-      <w:r>
-        <w:rPr>
-          <w:color w:val="000000"/>
-          <w:lang w:val="en-US"/>
-        </w:rPr>
-        <w:t>NUT). Online: Association for Computational Linguistics, 2020. p. 172</w:t>
-      </w:r>
-      <w:r>
-        <w:rPr>
-          <w:rFonts w:ascii="Cambria Math" w:hAnsi="Cambria Math" w:cs="Cambria Math"/>
-          <w:color w:val="000000"/>
-          <w:lang w:val="en-US"/>
-        </w:rPr>
-        <w:t>‑</w:t>
-      </w:r>
-      <w:proofErr w:type="gramStart"/>
-      <w:r>
-        <w:rPr>
-          <w:color w:val="000000"/>
-          <w:lang w:val="en-US"/>
-        </w:rPr>
-        <w:t>177.*</w:t>
-      </w:r>
-      <w:proofErr w:type="gramEnd"/>
-    </w:p>
-    <w:p>
-      <w:pPr>
-        <w:spacing w:line="360" w:lineRule="auto"/>
-        <w:rPr>
-          <w:color w:val="000000"/>
-          <w:lang w:val="en-US"/>
-        </w:rPr>
-      </w:pPr>
-      <w:r>
-        <w:rPr>
-          <w:color w:val="000000"/>
-          <w:lang w:val="en-US"/>
-        </w:rPr>
-        <w:t xml:space="preserve">SANH, V.; DEBUT, L.; CHAUMOND, J.; WOLF, T. DistilBERT, a distilled version of BERT: smaller, faster, cheaper and lighter. </w:t>
-      </w:r>
-      <w:proofErr w:type="spellStart"/>
-      <w:r>
-        <w:rPr>
-          <w:color w:val="000000"/>
-          <w:lang w:val="en-US"/>
-        </w:rPr>
-        <w:t>arXiv</w:t>
-      </w:r>
-      <w:proofErr w:type="spellEnd"/>
-      <w:r>
-        <w:rPr>
-          <w:color w:val="000000"/>
-          <w:lang w:val="en-US"/>
-        </w:rPr>
-        <w:t xml:space="preserve"> preprint arXiv:1910.01108, 2019. </w:t>
-      </w:r>
-      <w:proofErr w:type="spellStart"/>
-      <w:r>
-        <w:rPr>
-          <w:color w:val="000000"/>
-          <w:lang w:val="en-US"/>
-        </w:rPr>
-        <w:t>Disponível</w:t>
-      </w:r>
-      <w:proofErr w:type="spellEnd"/>
-      <w:r>
-        <w:rPr>
-          <w:color w:val="000000"/>
-          <w:lang w:val="en-US"/>
-        </w:rPr>
-        <w:t xml:space="preserve"> </w:t>
-      </w:r>
-      <w:proofErr w:type="spellStart"/>
-      <w:r>
-        <w:rPr>
-          <w:color w:val="000000"/>
-          <w:lang w:val="en-US"/>
-        </w:rPr>
-        <w:t>em</w:t>
-      </w:r>
-      <w:proofErr w:type="spellEnd"/>
-      <w:r>
-        <w:rPr>
-          <w:color w:val="000000"/>
-          <w:lang w:val="en-US"/>
-        </w:rPr>
-        <w:t xml:space="preserve">: https://arxiv.org/abs/1910.01108. </w:t>
-      </w:r>
-      <w:proofErr w:type="spellStart"/>
-      <w:r>
-        <w:rPr>
-          <w:color w:val="000000"/>
-          <w:lang w:val="en-US"/>
-        </w:rPr>
-        <w:t>Acesso</w:t>
-      </w:r>
-      <w:proofErr w:type="spellEnd"/>
-      <w:r>
-        <w:rPr>
-          <w:color w:val="000000"/>
-          <w:lang w:val="en-US"/>
-        </w:rPr>
-        <w:t xml:space="preserve"> </w:t>
-      </w:r>
-      <w:proofErr w:type="spellStart"/>
-      <w:r>
-        <w:rPr>
-          <w:color w:val="000000"/>
-          <w:lang w:val="en-US"/>
-        </w:rPr>
-        <w:t>em</w:t>
-      </w:r>
-      <w:proofErr w:type="spellEnd"/>
-      <w:r>
-        <w:rPr>
-          <w:color w:val="000000"/>
-          <w:lang w:val="en-US"/>
-        </w:rPr>
-        <w:t xml:space="preserve">: 19 </w:t>
-      </w:r>
-      <w:proofErr w:type="spellStart"/>
-      <w:r>
-        <w:rPr>
-          <w:color w:val="000000"/>
-          <w:lang w:val="en-US"/>
-        </w:rPr>
-        <w:t>jan.</w:t>
-      </w:r>
-      <w:proofErr w:type="spellEnd"/>
-      <w:r>
-        <w:rPr>
-          <w:color w:val="000000"/>
-          <w:lang w:val="en-US"/>
-        </w:rPr>
-        <w:t xml:space="preserve"> 2026.</w:t>
-      </w:r>
-    </w:p>
-    <w:p>
-      <w:pPr>
-        <w:spacing w:line="360" w:lineRule="auto"/>
-        <w:rPr>
-          <w:color w:val="000000"/>
-          <w:lang w:val="en-US"/>
-        </w:rPr>
-      </w:pPr>
-      <w:r>
-        <w:rPr>
-          <w:color w:val="000000"/>
-          <w:lang w:val="en-US"/>
-        </w:rPr>
-        <w:t>REIMERS, N.; GUREVYCH, I. Sentence</w:t>
-      </w:r>
-      <w:r>
-        <w:rPr>
-          <w:rFonts w:ascii="Cambria Math" w:hAnsi="Cambria Math" w:cs="Cambria Math"/>
-          <w:color w:val="000000"/>
-          <w:lang w:val="en-US"/>
-        </w:rPr>
-        <w:t>‑</w:t>
-      </w:r>
-      <w:r>
-        <w:rPr>
-          <w:color w:val="000000"/>
-          <w:lang w:val="en-US"/>
-        </w:rPr>
-        <w:t>BERT: Sentence embeddings using Siamese BERT</w:t>
-      </w:r>
-      <w:r>
-        <w:rPr>
-          <w:rFonts w:ascii="Cambria Math" w:hAnsi="Cambria Math" w:cs="Cambria Math"/>
-          <w:color w:val="000000"/>
-          <w:lang w:val="en-US"/>
-        </w:rPr>
-        <w:t>‑</w:t>
-      </w:r>
-      <w:r>
-        <w:rPr>
-          <w:color w:val="000000"/>
-          <w:lang w:val="en-US"/>
-        </w:rPr>
-        <w:t>networks. In: Proceedings of the 2019 Conference on Empirical Methods in Natural Language Processing and the 9th International Joint Conference on Natural Language Processing (EMNLP</w:t>
-      </w:r>
-      <w:r>
-        <w:rPr>
-          <w:rFonts w:ascii="Cambria Math" w:hAnsi="Cambria Math" w:cs="Cambria Math"/>
-          <w:color w:val="000000"/>
-          <w:lang w:val="en-US"/>
-        </w:rPr>
-        <w:t>‑</w:t>
-      </w:r>
-      <w:r>
-        <w:rPr>
-          <w:color w:val="000000"/>
-          <w:lang w:val="en-US"/>
-        </w:rPr>
-        <w:t>IJCNLP). Hong Kong: Association for Computational Linguistics, 2019. p. 3973</w:t>
-      </w:r>
-      <w:r>
-        <w:rPr>
-          <w:rFonts w:ascii="Cambria Math" w:hAnsi="Cambria Math" w:cs="Cambria Math"/>
-          <w:color w:val="000000"/>
-          <w:lang w:val="en-US"/>
-        </w:rPr>
-        <w:t>‑</w:t>
-      </w:r>
-      <w:r>
-        <w:rPr>
-          <w:color w:val="000000"/>
-          <w:lang w:val="en-US"/>
-        </w:rPr>
-        <w:t>3983.</w:t>
-      </w:r>
-    </w:p>
-    <w:p>
-      <w:pPr>
-        <w:spacing w:line="360" w:lineRule="auto"/>
-        <w:rPr>
-          <w:color w:val="000000"/>
-          <w:lang w:val="en-US"/>
-        </w:rPr>
-      </w:pPr>
-      <w:r>
-        <w:rPr>
-          <w:color w:val="000000"/>
-        </w:rPr>
-        <w:t xml:space="preserve">SOUZA, F.; NOGUEIRA, R.; LOTUFO, R. </w:t>
-      </w:r>
-      <w:proofErr w:type="spellStart"/>
-      <w:r>
-        <w:rPr>
-          <w:color w:val="000000"/>
-        </w:rPr>
-        <w:t>BERTimbau</w:t>
-      </w:r>
-      <w:proofErr w:type="spellEnd"/>
-      <w:r>
-        <w:rPr>
-          <w:color w:val="000000"/>
-        </w:rPr>
-        <w:t xml:space="preserve">: </w:t>
-      </w:r>
-      <w:proofErr w:type="spellStart"/>
-      <w:r>
-        <w:rPr>
-          <w:color w:val="000000"/>
-        </w:rPr>
-        <w:t>Pretrained</w:t>
-      </w:r>
-      <w:proofErr w:type="spellEnd"/>
-      <w:r>
-        <w:rPr>
-          <w:color w:val="000000"/>
-        </w:rPr>
-        <w:t xml:space="preserve"> BERT models for </w:t>
-      </w:r>
-      <w:proofErr w:type="spellStart"/>
-      <w:r>
-        <w:rPr>
-          <w:color w:val="000000"/>
-        </w:rPr>
-        <w:t>Brazilian</w:t>
-      </w:r>
-      <w:proofErr w:type="spellEnd"/>
-      <w:r>
-        <w:rPr>
-          <w:color w:val="000000"/>
-        </w:rPr>
-        <w:t xml:space="preserve"> </w:t>
-      </w:r>
-      <w:proofErr w:type="spellStart"/>
-      <w:r>
-        <w:rPr>
-          <w:color w:val="000000"/>
-        </w:rPr>
-        <w:t>Portuguese</w:t>
-      </w:r>
-      <w:proofErr w:type="spellEnd"/>
-      <w:r>
-        <w:rPr>
-          <w:color w:val="000000"/>
-        </w:rPr>
-        <w:t xml:space="preserve">. </w:t>
-      </w:r>
-      <w:r>
-        <w:rPr>
-          <w:color w:val="000000"/>
-          <w:lang w:val="en-US"/>
-        </w:rPr>
-        <w:t>In: Brazilian Conference on Intelligent Systems* (BRACIS). Rio de Janeiro: Springer, 2020. p. 403</w:t>
-      </w:r>
-      <w:r>
-        <w:rPr>
-          <w:rFonts w:ascii="Cambria Math" w:hAnsi="Cambria Math" w:cs="Cambria Math"/>
-          <w:color w:val="000000"/>
-          <w:lang w:val="en-US"/>
-        </w:rPr>
-        <w:t>‑</w:t>
-      </w:r>
-      <w:proofErr w:type="gramStart"/>
-      <w:r>
-        <w:rPr>
-          <w:color w:val="000000"/>
-          <w:lang w:val="en-US"/>
-        </w:rPr>
-        <w:t>417.*</w:t>
-      </w:r>
-      <w:proofErr w:type="gramEnd"/>
+        <w:t>Acesso em: 19 jan. 2026.</w:t>
+      </w:r>
     </w:p>
     <w:sectPr>
-      <w:headerReference w:type="default" r:id="rId22"/>
-      <w:footerReference w:type="even" r:id="rId23"/>
-      <w:footerReference w:type="default" r:id="rId24"/>
-      <w:footerReference w:type="first" r:id="rId25"/>
+      <w:headerReference w:type="default" r:id="rId23"/>
+      <w:footerReference w:type="even" r:id="rId24"/>
+      <w:footerReference w:type="default" r:id="rId25"/>
+      <w:footerReference w:type="first" r:id="rId26"/>
       <w:pgSz w:w="11906" w:h="16838" w:code="9"/>
       <w:pgMar w:top="1418" w:right="1418" w:bottom="1418" w:left="1418" w:header="709" w:footer="709" w:gutter="0"/>
       <w:pgNumType w:start="1"/>
@@ -15023,10 +12959,32 @@
       <w:lang w:val="en-US"/>
     </w:rPr>
   </w:style>
+  <w:style w:type="paragraph" w:styleId="Ttulo3">
+    <w:name w:val="heading 3"/>
+    <w:basedOn w:val="Normal"/>
+    <w:next w:val="Normal"/>
+    <w:link w:val="Ttulo3Char"/>
+    <w:uiPriority w:val="9"/>
+    <w:semiHidden/>
+    <w:unhideWhenUsed/>
+    <w:qFormat/>
+    <w:rsid w:val="00D87EA5"/>
+    <w:pPr>
+      <w:keepNext/>
+      <w:keepLines/>
+      <w:spacing w:before="40"/>
+      <w:outlineLvl w:val="2"/>
+    </w:pPr>
+    <w:rPr>
+      <w:rFonts w:asciiTheme="majorHAnsi" w:eastAsiaTheme="majorEastAsia" w:hAnsiTheme="majorHAnsi" w:cstheme="majorBidi"/>
+      <w:color w:val="243F60" w:themeColor="accent1" w:themeShade="7F"/>
+      <w:sz w:val="24"/>
+      <w:szCs w:val="24"/>
+    </w:rPr>
+  </w:style>
   <w:style w:type="character" w:default="1" w:styleId="Fontepargpadro">
     <w:name w:val="Default Paragraph Font"/>
     <w:uiPriority w:val="1"/>
-    <w:semiHidden/>
     <w:unhideWhenUsed/>
   </w:style>
   <w:style w:type="table" w:default="1" w:styleId="Tabelanormal">
@@ -15443,6 +13401,20 @@
     <w:name w:val="citation-2897"/>
     <w:basedOn w:val="Fontepargpadro"/>
     <w:rsid w:val="00A72726"/>
+  </w:style>
+  <w:style w:type="character" w:customStyle="1" w:styleId="Ttulo3Char">
+    <w:name w:val="Título 3 Char"/>
+    <w:basedOn w:val="Fontepargpadro"/>
+    <w:link w:val="Ttulo3"/>
+    <w:uiPriority w:val="9"/>
+    <w:semiHidden/>
+    <w:rsid w:val="00D87EA5"/>
+    <w:rPr>
+      <w:rFonts w:asciiTheme="majorHAnsi" w:eastAsiaTheme="majorEastAsia" w:hAnsiTheme="majorHAnsi" w:cstheme="majorBidi"/>
+      <w:color w:val="243F60" w:themeColor="accent1" w:themeShade="7F"/>
+      <w:sz w:val="24"/>
+      <w:szCs w:val="24"/>
+    </w:rPr>
   </w:style>
 </w:styles>
 </file>
